--- a/ADVANCED WEB DESIGN AND DEVELOPMENT LOBOOK.docx
+++ b/ADVANCED WEB DESIGN AND DEVELOPMENT LOBOOK.docx
@@ -1,9 +1,10 @@
 
 <file path=word/document.xml><?xml version="1.0" encoding="utf-8"?>
-<w:document xmlns:wpc="http://schemas.microsoft.com/office/word/2010/wordprocessingCanvas" xmlns:cx="http://schemas.microsoft.com/office/drawing/2014/chartex" xmlns:cx1="http://schemas.microsoft.com/office/drawing/2015/9/8/chartex" xmlns:cx2="http://schemas.microsoft.com/office/drawing/2015/10/21/chartex" xmlns:cx3="http://schemas.microsoft.com/office/drawing/2016/5/9/chartex" xmlns:cx4="http://schemas.microsoft.com/office/drawing/2016/5/10/chartex" xmlns:cx5="http://schemas.microsoft.com/office/drawing/2016/5/11/chartex" xmlns:cx6="http://schemas.microsoft.com/office/drawing/2016/5/12/chartex" xmlns:cx7="http://schemas.microsoft.com/office/drawing/2016/5/13/chartex" xmlns:cx8="http://schemas.microsoft.com/office/drawing/2016/5/14/chartex" xmlns:mc="http://schemas.openxmlformats.org/markup-compatibility/2006" xmlns:aink="http://schemas.microsoft.com/office/drawing/2016/ink" xmlns:am3d="http://schemas.microsoft.com/office/drawing/2017/model3d" xmlns:o="urn:schemas-microsoft-com:office:office" xmlns:r="http://schemas.openxmlformats.org/officeDocument/2006/relationships" xmlns:m="http://schemas.openxmlformats.org/officeDocument/2006/math" xmlns:v="urn:schemas-microsoft-com:vml" xmlns:wp14="http://schemas.microsoft.com/office/word/2010/wordprocessingDrawing" xmlns:wp="http://schemas.openxmlformats.org/drawingml/2006/wordprocessingDrawing" xmlns:w10="urn:schemas-microsoft-com:office:word" xmlns:w="http://schemas.openxmlformats.org/wordprocessingml/2006/main" xmlns:w14="http://schemas.microsoft.com/office/word/2010/wordml" xmlns:w15="http://schemas.microsoft.com/office/word/2012/wordml" xmlns:w16cex="http://schemas.microsoft.com/office/word/2018/wordml/cex" xmlns:w16cid="http://schemas.microsoft.com/office/word/2016/wordml/cid" xmlns:w16="http://schemas.microsoft.com/office/word/2018/wordml" xmlns:w16sdtdh="http://schemas.microsoft.com/office/word/2020/wordml/sdtdatahash" xmlns:w16se="http://schemas.microsoft.com/office/word/2015/wordml/symex" xmlns:wpg="http://schemas.microsoft.com/office/word/2010/wordprocessingGroup" xmlns:wpi="http://schemas.microsoft.com/office/word/2010/wordprocessingInk" xmlns:wne="http://schemas.microsoft.com/office/word/2006/wordml" xmlns:wps="http://schemas.microsoft.com/office/word/2010/wordprocessingShape" mc:Ignorable="w14 w15 w16se w16cid w16 w16cex w16sdtdh wp14">
+<w:document xmlns:o="urn:schemas-microsoft-com:office:office" xmlns:r="http://schemas.openxmlformats.org/officeDocument/2006/relationships" xmlns:v="urn:schemas-microsoft-com:vml" xmlns:w="http://schemas.openxmlformats.org/wordprocessingml/2006/main" xmlns:w10="urn:schemas-microsoft-com:office:word" xmlns:wp="http://schemas.openxmlformats.org/drawingml/2006/wordprocessingDrawing" xmlns:pic="http://schemas.openxmlformats.org/drawingml/2006/picture" xmlns:wps="http://schemas.microsoft.com/office/word/2010/wordprocessingShape" xmlns:wpg="http://schemas.microsoft.com/office/word/2010/wordprocessingGroup" xmlns:mc="http://schemas.openxmlformats.org/markup-compatibility/2006" xmlns:wp14="http://schemas.microsoft.com/office/word/2010/wordprocessingDrawing" xmlns:w14="http://schemas.microsoft.com/office/word/2010/wordml" xmlns:w15="http://schemas.microsoft.com/office/word/2012/wordml" mc:Ignorable="w14 wp14 w15">
   <w:body>
     <w:p>
       <w:pPr>
+        <w:pStyle w:val="Normal"/>
         <w:jc w:val="center"/>
         <w:rPr>
           <w:rFonts w:ascii="Arial Black" w:hAnsi="Arial Black"/>
@@ -23,9 +24,13 @@
           <w:szCs w:val="40"/>
           <w:u w:val="single"/>
         </w:rPr>
-        <w:t>A</w:t>
-      </w:r>
-      <w:r>
+        <w:t>ADVANCED WEB DESIGN AND DEVELOPMENT</w:t>
+      </w:r>
+    </w:p>
+    <w:p>
+      <w:pPr>
+        <w:pStyle w:val="Normal"/>
+        <w:jc w:val="center"/>
         <w:rPr>
           <w:rFonts w:ascii="Arial Black" w:hAnsi="Arial Black"/>
           <w:b/>
@@ -34,12 +39,8 @@
           <w:szCs w:val="40"/>
           <w:u w:val="single"/>
         </w:rPr>
-        <w:t>DVANCED WEB DESIGN AND DEVELOPMENT</w:t>
-      </w:r>
-    </w:p>
-    <w:p>
-      <w:pPr>
-        <w:jc w:val="center"/>
+      </w:pPr>
+      <w:r>
         <w:rPr>
           <w:rFonts w:ascii="Arial Black" w:hAnsi="Arial Black"/>
           <w:b/>
@@ -48,8 +49,13 @@
           <w:szCs w:val="40"/>
           <w:u w:val="single"/>
         </w:rPr>
-      </w:pPr>
-      <w:r>
+        <w:t>PRACTICAL LOGBOOK</w:t>
+      </w:r>
+    </w:p>
+    <w:p>
+      <w:pPr>
+        <w:pStyle w:val="Normal"/>
+        <w:jc w:val="center"/>
         <w:rPr>
           <w:rFonts w:ascii="Arial Black" w:hAnsi="Arial Black"/>
           <w:b/>
@@ -58,12 +64,8 @@
           <w:szCs w:val="40"/>
           <w:u w:val="single"/>
         </w:rPr>
-        <w:t>PRACTICAL LOGBOOK</w:t>
-      </w:r>
-    </w:p>
-    <w:p>
-      <w:pPr>
-        <w:jc w:val="center"/>
+      </w:pPr>
+      <w:r>
         <w:rPr>
           <w:rFonts w:ascii="Arial Black" w:hAnsi="Arial Black"/>
           <w:b/>
@@ -72,33 +74,45 @@
           <w:szCs w:val="40"/>
           <w:u w:val="single"/>
         </w:rPr>
-      </w:pPr>
+      </w:r>
     </w:p>
     <w:tbl>
       <w:tblPr>
         <w:tblStyle w:val="TableGrid"/>
-        <w:tblW w:w="0" w:type="auto"/>
-        <w:tblBorders>
-          <w:top w:val="single" w:sz="12" w:space="0" w:color="auto"/>
-          <w:left w:val="single" w:sz="12" w:space="0" w:color="auto"/>
-          <w:bottom w:val="single" w:sz="12" w:space="0" w:color="auto"/>
-          <w:right w:val="single" w:sz="12" w:space="0" w:color="auto"/>
-          <w:insideH w:val="single" w:sz="12" w:space="0" w:color="auto"/>
-          <w:insideV w:val="single" w:sz="12" w:space="0" w:color="auto"/>
-        </w:tblBorders>
-        <w:tblLook w:val="04A0" w:firstRow="1" w:lastRow="0" w:firstColumn="1" w:lastColumn="0" w:noHBand="0" w:noVBand="1"/>
+        <w:tblW w:w="9166" w:type="dxa"/>
+        <w:jc w:val="start"/>
+        <w:tblInd w:w="0" w:type="dxa"/>
+        <w:tblLayout w:type="fixed"/>
+        <w:tblCellMar>
+          <w:top w:w="0" w:type="dxa"/>
+          <w:start w:w="108" w:type="dxa"/>
+          <w:bottom w:w="0" w:type="dxa"/>
+          <w:end w:w="108" w:type="dxa"/>
+        </w:tblCellMar>
+        <w:tblLook w:val="04a0" w:noHBand="0" w:noVBand="1" w:firstColumn="1" w:lastRow="0" w:lastColumn="0" w:firstRow="1"/>
       </w:tblPr>
       <w:tblGrid>
         <w:gridCol w:w="2875"/>
-        <w:gridCol w:w="6290"/>
+        <w:gridCol w:w="6291"/>
       </w:tblGrid>
       <w:tr>
+        <w:trPr/>
         <w:tc>
           <w:tcPr>
             <w:tcW w:w="2875" w:type="dxa"/>
+            <w:tcBorders>
+              <w:top w:val="single" w:sz="12" w:space="0" w:color="000000"/>
+              <w:start w:val="single" w:sz="12" w:space="0" w:color="000000"/>
+              <w:bottom w:val="single" w:sz="12" w:space="0" w:color="000000"/>
+              <w:end w:val="single" w:sz="12" w:space="0" w:color="000000"/>
+            </w:tcBorders>
           </w:tcPr>
           <w:p>
             <w:pPr>
+              <w:pStyle w:val="Normal"/>
+              <w:widowControl/>
+              <w:spacing w:lineRule="auto" w:line="240" w:before="0" w:after="0"/>
+              <w:jc w:val="start"/>
               <w:rPr>
                 <w:rFonts w:ascii="Bahnschrift SemiBold" w:hAnsi="Bahnschrift SemiBold"/>
                 <w:sz w:val="32"/>
@@ -107,9 +121,11 @@
             </w:pPr>
             <w:r>
               <w:rPr>
-                <w:rFonts w:ascii="Bahnschrift SemiBold" w:hAnsi="Bahnschrift SemiBold"/>
+                <w:rFonts w:eastAsia="Calibri" w:cs="" w:ascii="Bahnschrift SemiBold" w:hAnsi="Bahnschrift SemiBold"/>
+                <w:kern w:val="0"/>
                 <w:sz w:val="32"/>
                 <w:szCs w:val="32"/>
+                <w:lang w:val="en-US" w:eastAsia="en-US" w:bidi="ar-SA"/>
               </w:rPr>
               <w:t>Name</w:t>
             </w:r>
@@ -117,10 +133,20 @@
         </w:tc>
         <w:tc>
           <w:tcPr>
-            <w:tcW w:w="6290" w:type="dxa"/>
+            <w:tcW w:w="6291" w:type="dxa"/>
+            <w:tcBorders>
+              <w:top w:val="single" w:sz="12" w:space="0" w:color="000000"/>
+              <w:start w:val="single" w:sz="12" w:space="0" w:color="000000"/>
+              <w:bottom w:val="single" w:sz="12" w:space="0" w:color="000000"/>
+              <w:end w:val="single" w:sz="12" w:space="0" w:color="000000"/>
+            </w:tcBorders>
           </w:tcPr>
           <w:p>
             <w:pPr>
+              <w:pStyle w:val="Normal"/>
+              <w:widowControl/>
+              <w:spacing w:lineRule="auto" w:line="240" w:before="0" w:after="0"/>
+              <w:jc w:val="start"/>
               <w:rPr>
                 <w:rFonts w:ascii="Bahnschrift SemiBold" w:hAnsi="Bahnschrift SemiBold"/>
                 <w:sz w:val="32"/>
@@ -129,9 +155,11 @@
             </w:pPr>
             <w:r>
               <w:rPr>
-                <w:rFonts w:ascii="Bahnschrift SemiBold" w:hAnsi="Bahnschrift SemiBold"/>
+                <w:rFonts w:eastAsia="Calibri" w:cs="" w:ascii="Bahnschrift SemiBold" w:hAnsi="Bahnschrift SemiBold"/>
+                <w:kern w:val="0"/>
                 <w:sz w:val="32"/>
                 <w:szCs w:val="32"/>
+                <w:lang w:val="en-US" w:eastAsia="en-US" w:bidi="ar-SA"/>
               </w:rPr>
               <w:t>Maryan Ahmed</w:t>
             </w:r>
@@ -139,12 +167,23 @@
         </w:tc>
       </w:tr>
       <w:tr>
+        <w:trPr/>
         <w:tc>
           <w:tcPr>
             <w:tcW w:w="2875" w:type="dxa"/>
+            <w:tcBorders>
+              <w:top w:val="single" w:sz="12" w:space="0" w:color="000000"/>
+              <w:start w:val="single" w:sz="12" w:space="0" w:color="000000"/>
+              <w:bottom w:val="single" w:sz="12" w:space="0" w:color="000000"/>
+              <w:end w:val="single" w:sz="12" w:space="0" w:color="000000"/>
+            </w:tcBorders>
           </w:tcPr>
           <w:p>
             <w:pPr>
+              <w:pStyle w:val="Normal"/>
+              <w:widowControl/>
+              <w:spacing w:lineRule="auto" w:line="240" w:before="0" w:after="0"/>
+              <w:jc w:val="start"/>
               <w:rPr>
                 <w:rFonts w:ascii="Bahnschrift SemiBold" w:hAnsi="Bahnschrift SemiBold"/>
                 <w:sz w:val="32"/>
@@ -153,9 +192,11 @@
             </w:pPr>
             <w:r>
               <w:rPr>
-                <w:rFonts w:ascii="Bahnschrift SemiBold" w:hAnsi="Bahnschrift SemiBold"/>
+                <w:rFonts w:eastAsia="Calibri" w:cs="" w:ascii="Bahnschrift SemiBold" w:hAnsi="Bahnschrift SemiBold"/>
+                <w:kern w:val="0"/>
                 <w:sz w:val="32"/>
                 <w:szCs w:val="32"/>
+                <w:lang w:val="en-US" w:eastAsia="en-US" w:bidi="ar-SA"/>
               </w:rPr>
               <w:t>Admission no.</w:t>
             </w:r>
@@ -163,10 +204,20 @@
         </w:tc>
         <w:tc>
           <w:tcPr>
-            <w:tcW w:w="6290" w:type="dxa"/>
+            <w:tcW w:w="6291" w:type="dxa"/>
+            <w:tcBorders>
+              <w:top w:val="single" w:sz="12" w:space="0" w:color="000000"/>
+              <w:start w:val="single" w:sz="12" w:space="0" w:color="000000"/>
+              <w:bottom w:val="single" w:sz="12" w:space="0" w:color="000000"/>
+              <w:end w:val="single" w:sz="12" w:space="0" w:color="000000"/>
+            </w:tcBorders>
           </w:tcPr>
           <w:p>
             <w:pPr>
+              <w:pStyle w:val="Normal"/>
+              <w:widowControl/>
+              <w:spacing w:lineRule="auto" w:line="240" w:before="0" w:after="0"/>
+              <w:jc w:val="start"/>
               <w:rPr>
                 <w:rFonts w:ascii="Bahnschrift SemiBold" w:hAnsi="Bahnschrift SemiBold"/>
                 <w:sz w:val="32"/>
@@ -175,9 +226,11 @@
             </w:pPr>
             <w:r>
               <w:rPr>
-                <w:rFonts w:ascii="Bahnschrift SemiBold" w:hAnsi="Bahnschrift SemiBold"/>
+                <w:rFonts w:eastAsia="Calibri" w:cs="" w:ascii="Bahnschrift SemiBold" w:hAnsi="Bahnschrift SemiBold"/>
+                <w:kern w:val="0"/>
                 <w:sz w:val="32"/>
                 <w:szCs w:val="32"/>
+                <w:lang w:val="en-US" w:eastAsia="en-US" w:bidi="ar-SA"/>
               </w:rPr>
               <w:t>BSCCS/2024/61542</w:t>
             </w:r>
@@ -185,12 +238,23 @@
         </w:tc>
       </w:tr>
       <w:tr>
+        <w:trPr/>
         <w:tc>
           <w:tcPr>
             <w:tcW w:w="2875" w:type="dxa"/>
+            <w:tcBorders>
+              <w:top w:val="single" w:sz="12" w:space="0" w:color="000000"/>
+              <w:start w:val="single" w:sz="12" w:space="0" w:color="000000"/>
+              <w:bottom w:val="single" w:sz="12" w:space="0" w:color="000000"/>
+              <w:end w:val="single" w:sz="12" w:space="0" w:color="000000"/>
+            </w:tcBorders>
           </w:tcPr>
           <w:p>
             <w:pPr>
+              <w:pStyle w:val="Normal"/>
+              <w:widowControl/>
+              <w:spacing w:lineRule="auto" w:line="240" w:before="0" w:after="0"/>
+              <w:jc w:val="start"/>
               <w:rPr>
                 <w:rFonts w:ascii="Bahnschrift SemiBold" w:hAnsi="Bahnschrift SemiBold"/>
                 <w:sz w:val="32"/>
@@ -199,9 +263,11 @@
             </w:pPr>
             <w:r>
               <w:rPr>
-                <w:rFonts w:ascii="Bahnschrift SemiBold" w:hAnsi="Bahnschrift SemiBold"/>
+                <w:rFonts w:eastAsia="Calibri" w:cs="" w:ascii="Bahnschrift SemiBold" w:hAnsi="Bahnschrift SemiBold"/>
+                <w:kern w:val="0"/>
                 <w:sz w:val="32"/>
                 <w:szCs w:val="32"/>
+                <w:lang w:val="en-US" w:eastAsia="en-US" w:bidi="ar-SA"/>
               </w:rPr>
               <w:t>Course</w:t>
             </w:r>
@@ -209,10 +275,20 @@
         </w:tc>
         <w:tc>
           <w:tcPr>
-            <w:tcW w:w="6290" w:type="dxa"/>
+            <w:tcW w:w="6291" w:type="dxa"/>
+            <w:tcBorders>
+              <w:top w:val="single" w:sz="12" w:space="0" w:color="000000"/>
+              <w:start w:val="single" w:sz="12" w:space="0" w:color="000000"/>
+              <w:bottom w:val="single" w:sz="12" w:space="0" w:color="000000"/>
+              <w:end w:val="single" w:sz="12" w:space="0" w:color="000000"/>
+            </w:tcBorders>
           </w:tcPr>
           <w:p>
             <w:pPr>
+              <w:pStyle w:val="Normal"/>
+              <w:widowControl/>
+              <w:spacing w:lineRule="auto" w:line="240" w:before="0" w:after="0"/>
+              <w:jc w:val="start"/>
               <w:rPr>
                 <w:rFonts w:ascii="Bahnschrift SemiBold" w:hAnsi="Bahnschrift SemiBold"/>
                 <w:sz w:val="32"/>
@@ -221,9 +297,11 @@
             </w:pPr>
             <w:r>
               <w:rPr>
-                <w:rFonts w:ascii="Bahnschrift SemiBold" w:hAnsi="Bahnschrift SemiBold"/>
+                <w:rFonts w:eastAsia="Calibri" w:cs="" w:ascii="Bahnschrift SemiBold" w:hAnsi="Bahnschrift SemiBold"/>
+                <w:kern w:val="0"/>
                 <w:sz w:val="32"/>
                 <w:szCs w:val="32"/>
+                <w:lang w:val="en-US" w:eastAsia="en-US" w:bidi="ar-SA"/>
               </w:rPr>
               <w:t>Computer Science</w:t>
             </w:r>
@@ -231,12 +309,23 @@
         </w:tc>
       </w:tr>
       <w:tr>
+        <w:trPr/>
         <w:tc>
           <w:tcPr>
             <w:tcW w:w="2875" w:type="dxa"/>
+            <w:tcBorders>
+              <w:top w:val="single" w:sz="12" w:space="0" w:color="000000"/>
+              <w:start w:val="single" w:sz="12" w:space="0" w:color="000000"/>
+              <w:bottom w:val="single" w:sz="12" w:space="0" w:color="000000"/>
+              <w:end w:val="single" w:sz="12" w:space="0" w:color="000000"/>
+            </w:tcBorders>
           </w:tcPr>
           <w:p>
             <w:pPr>
+              <w:pStyle w:val="Normal"/>
+              <w:widowControl/>
+              <w:spacing w:lineRule="auto" w:line="240" w:before="0" w:after="0"/>
+              <w:jc w:val="start"/>
               <w:rPr>
                 <w:rFonts w:ascii="Bahnschrift SemiBold" w:hAnsi="Bahnschrift SemiBold"/>
                 <w:sz w:val="32"/>
@@ -245,9 +334,11 @@
             </w:pPr>
             <w:r>
               <w:rPr>
-                <w:rFonts w:ascii="Bahnschrift SemiBold" w:hAnsi="Bahnschrift SemiBold"/>
+                <w:rFonts w:eastAsia="Calibri" w:cs="" w:ascii="Bahnschrift SemiBold" w:hAnsi="Bahnschrift SemiBold"/>
+                <w:kern w:val="0"/>
                 <w:sz w:val="32"/>
                 <w:szCs w:val="32"/>
+                <w:lang w:val="en-US" w:eastAsia="en-US" w:bidi="ar-SA"/>
               </w:rPr>
               <w:t>Unit Code</w:t>
             </w:r>
@@ -255,10 +346,20 @@
         </w:tc>
         <w:tc>
           <w:tcPr>
-            <w:tcW w:w="6290" w:type="dxa"/>
+            <w:tcW w:w="6291" w:type="dxa"/>
+            <w:tcBorders>
+              <w:top w:val="single" w:sz="12" w:space="0" w:color="000000"/>
+              <w:start w:val="single" w:sz="12" w:space="0" w:color="000000"/>
+              <w:bottom w:val="single" w:sz="12" w:space="0" w:color="000000"/>
+              <w:end w:val="single" w:sz="12" w:space="0" w:color="000000"/>
+            </w:tcBorders>
           </w:tcPr>
           <w:p>
             <w:pPr>
+              <w:pStyle w:val="Normal"/>
+              <w:widowControl/>
+              <w:spacing w:lineRule="auto" w:line="240" w:before="0" w:after="0"/>
+              <w:jc w:val="start"/>
               <w:rPr>
                 <w:rFonts w:ascii="Bahnschrift SemiBold" w:hAnsi="Bahnschrift SemiBold"/>
                 <w:sz w:val="32"/>
@@ -267,9 +368,11 @@
             </w:pPr>
             <w:r>
               <w:rPr>
-                <w:rFonts w:ascii="Bahnschrift SemiBold" w:hAnsi="Bahnschrift SemiBold"/>
+                <w:rFonts w:eastAsia="Calibri" w:cs="" w:ascii="Bahnschrift SemiBold" w:hAnsi="Bahnschrift SemiBold"/>
+                <w:kern w:val="0"/>
                 <w:sz w:val="32"/>
                 <w:szCs w:val="32"/>
+                <w:lang w:val="en-US" w:eastAsia="en-US" w:bidi="ar-SA"/>
               </w:rPr>
               <w:t>BIT3208</w:t>
             </w:r>
@@ -277,12 +380,23 @@
         </w:tc>
       </w:tr>
       <w:tr>
+        <w:trPr/>
         <w:tc>
           <w:tcPr>
             <w:tcW w:w="2875" w:type="dxa"/>
+            <w:tcBorders>
+              <w:top w:val="single" w:sz="12" w:space="0" w:color="000000"/>
+              <w:start w:val="single" w:sz="12" w:space="0" w:color="000000"/>
+              <w:bottom w:val="single" w:sz="12" w:space="0" w:color="000000"/>
+              <w:end w:val="single" w:sz="12" w:space="0" w:color="000000"/>
+            </w:tcBorders>
           </w:tcPr>
           <w:p>
             <w:pPr>
+              <w:pStyle w:val="Normal"/>
+              <w:widowControl/>
+              <w:spacing w:lineRule="auto" w:line="240" w:before="0" w:after="0"/>
+              <w:jc w:val="start"/>
               <w:rPr>
                 <w:rFonts w:ascii="Bahnschrift SemiBold" w:hAnsi="Bahnschrift SemiBold"/>
                 <w:sz w:val="32"/>
@@ -291,9 +405,11 @@
             </w:pPr>
             <w:r>
               <w:rPr>
-                <w:rFonts w:ascii="Bahnschrift SemiBold" w:hAnsi="Bahnschrift SemiBold"/>
+                <w:rFonts w:eastAsia="Calibri" w:cs="" w:ascii="Bahnschrift SemiBold" w:hAnsi="Bahnschrift SemiBold"/>
+                <w:kern w:val="0"/>
                 <w:sz w:val="32"/>
                 <w:szCs w:val="32"/>
+                <w:lang w:val="en-US" w:eastAsia="en-US" w:bidi="ar-SA"/>
               </w:rPr>
               <w:t>Unit Name</w:t>
             </w:r>
@@ -301,10 +417,20 @@
         </w:tc>
         <w:tc>
           <w:tcPr>
-            <w:tcW w:w="6290" w:type="dxa"/>
+            <w:tcW w:w="6291" w:type="dxa"/>
+            <w:tcBorders>
+              <w:top w:val="single" w:sz="12" w:space="0" w:color="000000"/>
+              <w:start w:val="single" w:sz="12" w:space="0" w:color="000000"/>
+              <w:bottom w:val="single" w:sz="12" w:space="0" w:color="000000"/>
+              <w:end w:val="single" w:sz="12" w:space="0" w:color="000000"/>
+            </w:tcBorders>
           </w:tcPr>
           <w:p>
             <w:pPr>
+              <w:pStyle w:val="Normal"/>
+              <w:widowControl/>
+              <w:spacing w:lineRule="auto" w:line="240" w:before="0" w:after="0"/>
+              <w:jc w:val="start"/>
               <w:rPr>
                 <w:rFonts w:ascii="Bahnschrift SemiBold" w:hAnsi="Bahnschrift SemiBold"/>
                 <w:sz w:val="32"/>
@@ -313,9 +439,11 @@
             </w:pPr>
             <w:r>
               <w:rPr>
-                <w:rFonts w:ascii="Bahnschrift SemiBold" w:hAnsi="Bahnschrift SemiBold"/>
+                <w:rFonts w:eastAsia="Calibri" w:cs="" w:ascii="Bahnschrift SemiBold" w:hAnsi="Bahnschrift SemiBold"/>
+                <w:kern w:val="0"/>
                 <w:sz w:val="32"/>
                 <w:szCs w:val="32"/>
+                <w:lang w:val="en-US" w:eastAsia="en-US" w:bidi="ar-SA"/>
               </w:rPr>
               <w:t>Advanced Web Design and Development</w:t>
             </w:r>
@@ -323,12 +451,23 @@
         </w:tc>
       </w:tr>
       <w:tr>
+        <w:trPr/>
         <w:tc>
           <w:tcPr>
             <w:tcW w:w="2875" w:type="dxa"/>
+            <w:tcBorders>
+              <w:top w:val="single" w:sz="12" w:space="0" w:color="000000"/>
+              <w:start w:val="single" w:sz="12" w:space="0" w:color="000000"/>
+              <w:bottom w:val="single" w:sz="12" w:space="0" w:color="000000"/>
+              <w:end w:val="single" w:sz="12" w:space="0" w:color="000000"/>
+            </w:tcBorders>
           </w:tcPr>
           <w:p>
             <w:pPr>
+              <w:pStyle w:val="Normal"/>
+              <w:widowControl/>
+              <w:spacing w:lineRule="auto" w:line="240" w:before="0" w:after="0"/>
+              <w:jc w:val="start"/>
               <w:rPr>
                 <w:rFonts w:ascii="Bahnschrift SemiBold" w:hAnsi="Bahnschrift SemiBold"/>
                 <w:sz w:val="32"/>
@@ -337,9 +476,11 @@
             </w:pPr>
             <w:r>
               <w:rPr>
-                <w:rFonts w:ascii="Bahnschrift SemiBold" w:hAnsi="Bahnschrift SemiBold"/>
+                <w:rFonts w:eastAsia="Calibri" w:cs="" w:ascii="Bahnschrift SemiBold" w:hAnsi="Bahnschrift SemiBold"/>
+                <w:kern w:val="0"/>
                 <w:sz w:val="32"/>
                 <w:szCs w:val="32"/>
+                <w:lang w:val="en-US" w:eastAsia="en-US" w:bidi="ar-SA"/>
               </w:rPr>
               <w:t>Lecturer Name</w:t>
             </w:r>
@@ -347,10 +488,20 @@
         </w:tc>
         <w:tc>
           <w:tcPr>
-            <w:tcW w:w="6290" w:type="dxa"/>
+            <w:tcW w:w="6291" w:type="dxa"/>
+            <w:tcBorders>
+              <w:top w:val="single" w:sz="12" w:space="0" w:color="000000"/>
+              <w:start w:val="single" w:sz="12" w:space="0" w:color="000000"/>
+              <w:bottom w:val="single" w:sz="12" w:space="0" w:color="000000"/>
+              <w:end w:val="single" w:sz="12" w:space="0" w:color="000000"/>
+            </w:tcBorders>
           </w:tcPr>
           <w:p>
             <w:pPr>
+              <w:pStyle w:val="Normal"/>
+              <w:widowControl/>
+              <w:spacing w:lineRule="auto" w:line="240" w:before="0" w:after="0"/>
+              <w:jc w:val="start"/>
               <w:rPr>
                 <w:rFonts w:ascii="Bahnschrift SemiBold" w:hAnsi="Bahnschrift SemiBold"/>
                 <w:sz w:val="32"/>
@@ -359,9 +510,11 @@
             </w:pPr>
             <w:r>
               <w:rPr>
-                <w:rFonts w:ascii="Bahnschrift SemiBold" w:hAnsi="Bahnschrift SemiBold"/>
+                <w:rFonts w:eastAsia="Calibri" w:cs="" w:ascii="Bahnschrift SemiBold" w:hAnsi="Bahnschrift SemiBold"/>
+                <w:kern w:val="0"/>
                 <w:sz w:val="32"/>
                 <w:szCs w:val="32"/>
+                <w:lang w:val="en-US" w:eastAsia="en-US" w:bidi="ar-SA"/>
               </w:rPr>
               <w:t>Michael Nyoro</w:t>
             </w:r>
@@ -369,12 +522,23 @@
         </w:tc>
       </w:tr>
       <w:tr>
+        <w:trPr/>
         <w:tc>
           <w:tcPr>
             <w:tcW w:w="2875" w:type="dxa"/>
+            <w:tcBorders>
+              <w:top w:val="single" w:sz="12" w:space="0" w:color="000000"/>
+              <w:start w:val="single" w:sz="12" w:space="0" w:color="000000"/>
+              <w:bottom w:val="single" w:sz="12" w:space="0" w:color="000000"/>
+              <w:end w:val="single" w:sz="12" w:space="0" w:color="000000"/>
+            </w:tcBorders>
           </w:tcPr>
           <w:p>
             <w:pPr>
+              <w:pStyle w:val="Normal"/>
+              <w:widowControl/>
+              <w:spacing w:lineRule="auto" w:line="240" w:before="0" w:after="0"/>
+              <w:jc w:val="start"/>
               <w:rPr>
                 <w:rFonts w:ascii="Bahnschrift SemiBold" w:hAnsi="Bahnschrift SemiBold"/>
                 <w:sz w:val="32"/>
@@ -383,9 +547,11 @@
             </w:pPr>
             <w:r>
               <w:rPr>
-                <w:rFonts w:ascii="Bahnschrift SemiBold" w:hAnsi="Bahnschrift SemiBold"/>
+                <w:rFonts w:eastAsia="Calibri" w:cs="" w:ascii="Bahnschrift SemiBold" w:hAnsi="Bahnschrift SemiBold"/>
+                <w:kern w:val="0"/>
                 <w:sz w:val="32"/>
                 <w:szCs w:val="32"/>
+                <w:lang w:val="en-US" w:eastAsia="en-US" w:bidi="ar-SA"/>
               </w:rPr>
               <w:t>Sem/Year</w:t>
             </w:r>
@@ -393,10 +559,20 @@
         </w:tc>
         <w:tc>
           <w:tcPr>
-            <w:tcW w:w="6290" w:type="dxa"/>
+            <w:tcW w:w="6291" w:type="dxa"/>
+            <w:tcBorders>
+              <w:top w:val="single" w:sz="12" w:space="0" w:color="000000"/>
+              <w:start w:val="single" w:sz="12" w:space="0" w:color="000000"/>
+              <w:bottom w:val="single" w:sz="12" w:space="0" w:color="000000"/>
+              <w:end w:val="single" w:sz="12" w:space="0" w:color="000000"/>
+            </w:tcBorders>
           </w:tcPr>
           <w:p>
             <w:pPr>
+              <w:pStyle w:val="Normal"/>
+              <w:widowControl/>
+              <w:spacing w:lineRule="auto" w:line="240" w:before="0" w:after="0"/>
+              <w:jc w:val="start"/>
               <w:rPr>
                 <w:rFonts w:ascii="Bahnschrift SemiBold" w:hAnsi="Bahnschrift SemiBold"/>
                 <w:sz w:val="32"/>
@@ -405,9 +581,11 @@
             </w:pPr>
             <w:r>
               <w:rPr>
-                <w:rFonts w:ascii="Bahnschrift SemiBold" w:hAnsi="Bahnschrift SemiBold"/>
+                <w:rFonts w:eastAsia="Calibri" w:cs="" w:ascii="Bahnschrift SemiBold" w:hAnsi="Bahnschrift SemiBold"/>
+                <w:kern w:val="0"/>
                 <w:sz w:val="32"/>
                 <w:szCs w:val="32"/>
+                <w:lang w:val="en-US" w:eastAsia="en-US" w:bidi="ar-SA"/>
               </w:rPr>
               <w:t>Year 3 Sem 2</w:t>
             </w:r>
@@ -417,6 +595,7 @@
     </w:tbl>
     <w:p>
       <w:pPr>
+        <w:pStyle w:val="Normal"/>
         <w:rPr>
           <w:rFonts w:ascii="Arial Black" w:hAnsi="Arial Black"/>
           <w:b/>
@@ -426,10 +605,21 @@
           <w:u w:val="single"/>
         </w:rPr>
       </w:pPr>
-    </w:p>
-    <w:p>
-      <w:pPr>
-        <w:spacing w:after="60"/>
+      <w:r>
+        <w:rPr>
+          <w:rFonts w:ascii="Arial Black" w:hAnsi="Arial Black"/>
+          <w:b/>
+          <w:bCs/>
+          <w:sz w:val="40"/>
+          <w:szCs w:val="40"/>
+          <w:u w:val="single"/>
+        </w:rPr>
+      </w:r>
+    </w:p>
+    <w:p>
+      <w:pPr>
+        <w:pStyle w:val="Normal"/>
+        <w:spacing w:before="0" w:after="60"/>
         <w:jc w:val="center"/>
         <w:rPr>
           <w:sz w:val="28"/>
@@ -438,7 +628,7 @@
       </w:pPr>
       <w:r>
         <w:rPr>
-          <w:rFonts w:ascii="Arial" w:eastAsia="Arial" w:hAnsi="Arial" w:cs="Arial"/>
+          <w:rFonts w:eastAsia="Arial" w:cs="Arial" w:ascii="Arial" w:hAnsi="Arial"/>
           <w:b/>
           <w:bCs/>
           <w:sz w:val="28"/>
@@ -449,20 +639,21 @@
     </w:p>
     <w:p>
       <w:pPr>
-        <w:spacing w:after="120"/>
+        <w:pStyle w:val="Normal"/>
+        <w:spacing w:before="0" w:after="120"/>
         <w:jc w:val="center"/>
         <w:rPr>
-          <w:color w:val="000000" w:themeColor="text1"/>
+          <w:color w:themeColor="text1" w:val="000000"/>
           <w:sz w:val="28"/>
           <w:szCs w:val="28"/>
         </w:rPr>
       </w:pPr>
       <w:r>
         <w:rPr>
-          <w:rFonts w:ascii="Arial" w:eastAsia="Arial" w:hAnsi="Arial" w:cs="Arial"/>
+          <w:rFonts w:eastAsia="Arial" w:cs="Arial" w:ascii="Arial" w:hAnsi="Arial"/>
           <w:b/>
           <w:bCs/>
-          <w:color w:val="000000" w:themeColor="text1"/>
+          <w:color w:themeColor="text1" w:val="000000"/>
           <w:sz w:val="32"/>
           <w:szCs w:val="32"/>
         </w:rPr>
@@ -471,18 +662,19 @@
     </w:p>
     <w:p>
       <w:pPr>
-        <w:spacing w:after="120"/>
+        <w:pStyle w:val="Normal"/>
+        <w:spacing w:before="0" w:after="120"/>
         <w:jc w:val="center"/>
         <w:rPr>
-          <w:color w:val="000000" w:themeColor="text1"/>
+          <w:color w:themeColor="text1" w:val="000000"/>
           <w:sz w:val="28"/>
           <w:szCs w:val="28"/>
         </w:rPr>
       </w:pPr>
       <w:r>
         <w:rPr>
-          <w:rFonts w:ascii="Arial" w:eastAsia="Arial" w:hAnsi="Arial" w:cs="Arial"/>
-          <w:color w:val="000000" w:themeColor="text1"/>
+          <w:rFonts w:eastAsia="Arial" w:cs="Arial" w:ascii="Arial" w:hAnsi="Arial"/>
+          <w:color w:themeColor="text1" w:val="000000"/>
           <w:sz w:val="24"/>
           <w:szCs w:val="24"/>
         </w:rPr>
@@ -491,24 +683,18 @@
     </w:p>
     <w:p>
       <w:pPr>
+        <w:pStyle w:val="Normal"/>
         <w:jc w:val="center"/>
         <w:rPr>
-          <w:color w:val="000000" w:themeColor="text1"/>
+          <w:color w:themeColor="text1" w:val="000000"/>
           <w:sz w:val="28"/>
           <w:szCs w:val="28"/>
         </w:rPr>
-        <w:sectPr>
-          <w:footerReference w:type="default" r:id="rId7"/>
-          <w:pgSz w:w="12240" w:h="15840"/>
-          <w:pgMar w:top="1440" w:right="1440" w:bottom="1440" w:left="1440" w:header="720" w:footer="720" w:gutter="0"/>
-          <w:cols w:space="720"/>
-          <w:docGrid w:linePitch="360"/>
-        </w:sectPr>
-      </w:pPr>
-      <w:r>
-        <w:rPr>
-          <w:rFonts w:ascii="Arial" w:eastAsia="Arial" w:hAnsi="Arial" w:cs="Arial"/>
-          <w:color w:val="000000" w:themeColor="text1"/>
+      </w:pPr>
+      <w:r>
+        <w:rPr>
+          <w:rFonts w:eastAsia="Arial" w:cs="Arial" w:ascii="Arial" w:hAnsi="Arial"/>
+          <w:color w:themeColor="text1" w:val="000000"/>
           <w:sz w:val="24"/>
           <w:szCs w:val="24"/>
         </w:rPr>
@@ -516,58 +702,44 @@
       </w:r>
       <w:r>
         <w:rPr>
-          <w:color w:val="000000" w:themeColor="text1"/>
+          <w:color w:themeColor="text1" w:val="000000"/>
           <w:sz w:val="28"/>
           <w:szCs w:val="28"/>
         </w:rPr>
-        <w:t xml:space="preserve"> </w:t>
-      </w:r>
-      <w:r>
-        <w:rPr>
-          <w:color w:val="000000" w:themeColor="text1"/>
-          <w:sz w:val="28"/>
-          <w:szCs w:val="28"/>
-        </w:rPr>
-        <w:t>https://github.com/maryan54/RentVille.git</w:t>
-      </w:r>
+        <w:t xml:space="preserve"> https://github.com/maryan54/RentVille.git</w:t>
+      </w:r>
+    </w:p>
+    <w:p>
+      <w:pPr>
+        <w:sectPr>
+          <w:footerReference w:type="even" r:id="rId2"/>
+          <w:footerReference w:type="default" r:id="rId3"/>
+          <w:footerReference w:type="first" r:id="rId4"/>
+          <w:type w:val="nextPage"/>
+          <w:pgSz w:w="12240" w:h="15840"/>
+          <w:pgMar w:left="1440" w:right="1440" w:gutter="0" w:header="0" w:top="1440" w:footer="720" w:bottom="1440"/>
+          <w:pgNumType w:fmt="decimal"/>
+          <w:formProt w:val="false"/>
+          <w:textDirection w:val="lrTb"/>
+          <w:docGrid w:type="default" w:linePitch="360" w:charSpace="0"/>
+        </w:sectPr>
+      </w:pPr>
     </w:p>
     <w:sdt>
       <w:sdtPr>
-        <w:rPr>
-          <w:rFonts w:asciiTheme="minorHAnsi" w:eastAsiaTheme="minorHAnsi" w:hAnsiTheme="minorHAnsi" w:cstheme="minorBidi"/>
-          <w:color w:val="auto"/>
-          <w:sz w:val="40"/>
-          <w:szCs w:val="40"/>
-        </w:rPr>
-        <w:id w:val="-1608568607"/>
         <w:docPartObj>
           <w:docPartGallery w:val="Table of Contents"/>
-          <w:docPartUnique/>
+          <w:docPartUnique w:val="true"/>
         </w:docPartObj>
       </w:sdtPr>
-      <w:sdtEndPr>
-        <w:rPr>
-          <w:b/>
-          <w:bCs/>
-          <w:noProof/>
-          <w:sz w:val="28"/>
-          <w:szCs w:val="28"/>
-        </w:rPr>
-      </w:sdtEndPr>
       <w:sdtContent>
         <w:p>
           <w:pPr>
             <w:pStyle w:val="TOCHeading"/>
-            <w:rPr>
-              <w:sz w:val="40"/>
-              <w:szCs w:val="40"/>
-            </w:rPr>
+            <w:rPr/>
           </w:pPr>
           <w:r>
-            <w:rPr>
-              <w:sz w:val="40"/>
-              <w:szCs w:val="40"/>
-            </w:rPr>
+            <w:rPr/>
             <w:t>Contents</w:t>
           </w:r>
         </w:p>
@@ -575,91 +747,58 @@
           <w:pPr>
             <w:pStyle w:val="TOC1"/>
             <w:tabs>
-              <w:tab w:val="right" w:leader="dot" w:pos="9350"/>
+              <w:tab w:val="clear" w:pos="720"/>
+              <w:tab w:val="right" w:pos="9359" w:leader="dot"/>
             </w:tabs>
-            <w:rPr>
-              <w:rFonts w:eastAsiaTheme="minorEastAsia"/>
-              <w:noProof/>
-            </w:rPr>
+            <w:rPr/>
           </w:pPr>
           <w:r>
-            <w:rPr>
-              <w:sz w:val="28"/>
-              <w:szCs w:val="28"/>
-            </w:rPr>
             <w:fldChar w:fldCharType="begin"/>
           </w:r>
           <w:r>
             <w:rPr>
-              <w:sz w:val="28"/>
-              <w:szCs w:val="28"/>
+              <w:rStyle w:val="IndexLink"/>
+              <w:webHidden/>
             </w:rPr>
-            <w:instrText xml:space="preserve"> TOC \o "1-3" \h \z \u </w:instrText>
+            <w:instrText xml:space="preserve"> TOC \z \o "1-3" \u \h</w:instrText>
           </w:r>
           <w:r>
             <w:rPr>
-              <w:sz w:val="28"/>
-              <w:szCs w:val="28"/>
+              <w:rStyle w:val="IndexLink"/>
+              <w:webHidden/>
             </w:rPr>
             <w:fldChar w:fldCharType="separate"/>
           </w:r>
-          <w:hyperlink w:anchor="_Toc230917280" w:history="1">
+          <w:hyperlink w:anchor="__RefHeading___Toc3554_186967132" w:tooltip="WEEK 1 : LOCAL ENVIRONMENT SETUP">
             <w:r>
               <w:rPr>
-                <w:rStyle w:val="Hyperlink"/>
-                <w:b/>
-                <w:bCs/>
-                <w:noProof/>
+                <w:rStyle w:val="IndexLink"/>
+                <w:webHidden/>
               </w:rPr>
               <w:t>WEEK 1 : LOCAL ENVIRONMENT SETUP</w:t>
+              <w:tab/>
+              <w:t>3</w:t>
             </w:r>
+          </w:hyperlink>
+        </w:p>
+        <w:p>
+          <w:pPr>
+            <w:pStyle w:val="TOC2"/>
+            <w:tabs>
+              <w:tab w:val="clear" w:pos="9077"/>
+              <w:tab w:val="right" w:pos="9359" w:leader="dot"/>
+            </w:tabs>
+            <w:rPr/>
+          </w:pPr>
+          <w:hyperlink w:anchor="__RefHeading___Toc3556_186967132" w:tooltip="Student Reflection">
             <w:r>
               <w:rPr>
-                <w:noProof/>
+                <w:rStyle w:val="IndexLink"/>
                 <w:webHidden/>
               </w:rPr>
+              <w:t>Student Reflection</w:t>
               <w:tab/>
-            </w:r>
-            <w:r>
-              <w:rPr>
-                <w:noProof/>
-                <w:webHidden/>
-              </w:rPr>
-              <w:fldChar w:fldCharType="begin"/>
-            </w:r>
-            <w:r>
-              <w:rPr>
-                <w:noProof/>
-                <w:webHidden/>
-              </w:rPr>
-              <w:instrText xml:space="preserve"> PAGEREF _Toc230917280 \h </w:instrText>
-            </w:r>
-            <w:r>
-              <w:rPr>
-                <w:noProof/>
-                <w:webHidden/>
-              </w:rPr>
-            </w:r>
-            <w:r>
-              <w:rPr>
-                <w:noProof/>
-                <w:webHidden/>
-              </w:rPr>
-              <w:fldChar w:fldCharType="separate"/>
-            </w:r>
-            <w:r>
-              <w:rPr>
-                <w:noProof/>
-                <w:webHidden/>
-              </w:rPr>
-              <w:t>3</w:t>
-            </w:r>
-            <w:r>
-              <w:rPr>
-                <w:noProof/>
-                <w:webHidden/>
-              </w:rPr>
-              <w:fldChar w:fldCharType="end"/>
+              <w:t>5</w:t>
             </w:r>
           </w:hyperlink>
         </w:p>
@@ -667,88 +806,192 @@
           <w:pPr>
             <w:pStyle w:val="TOC1"/>
             <w:tabs>
-              <w:tab w:val="right" w:leader="dot" w:pos="9350"/>
+              <w:tab w:val="clear" w:pos="720"/>
+              <w:tab w:val="right" w:pos="9359" w:leader="dot"/>
             </w:tabs>
-            <w:rPr>
-              <w:rFonts w:eastAsiaTheme="minorEastAsia"/>
-              <w:noProof/>
-            </w:rPr>
+            <w:rPr/>
           </w:pPr>
-          <w:hyperlink w:anchor="_Toc230917281" w:history="1">
+          <w:hyperlink w:anchor="__RefHeading___Toc3558_186967132" w:tooltip="WEEK 2 : WIREFRAMES AND GUI DESIGN">
             <w:r>
               <w:rPr>
-                <w:rStyle w:val="Hyperlink"/>
-                <w:rFonts w:ascii="Calibri Light" w:eastAsia="Arial" w:hAnsi="Calibri Light" w:cs="Calibri Light"/>
-                <w:b/>
-                <w:bCs/>
-                <w:noProof/>
-              </w:rPr>
-              <w:t>Week 2: Wireframes and GUI Design</w:t>
-            </w:r>
-            <w:r>
-              <w:rPr>
-                <w:noProof/>
+                <w:rStyle w:val="IndexLink"/>
                 <w:webHidden/>
               </w:rPr>
+              <w:t>WEEK 2 : WIREFRAMES AND GUI DESIGN</w:t>
               <w:tab/>
-            </w:r>
-            <w:r>
-              <w:rPr>
-                <w:noProof/>
-                <w:webHidden/>
-              </w:rPr>
-              <w:fldChar w:fldCharType="begin"/>
-            </w:r>
-            <w:r>
-              <w:rPr>
-                <w:noProof/>
-                <w:webHidden/>
-              </w:rPr>
-              <w:instrText xml:space="preserve"> PAGEREF _Toc230917281 \h </w:instrText>
-            </w:r>
-            <w:r>
-              <w:rPr>
-                <w:noProof/>
-                <w:webHidden/>
-              </w:rPr>
-            </w:r>
-            <w:r>
-              <w:rPr>
-                <w:noProof/>
-                <w:webHidden/>
-              </w:rPr>
-              <w:fldChar w:fldCharType="separate"/>
-            </w:r>
-            <w:r>
-              <w:rPr>
-                <w:noProof/>
-                <w:webHidden/>
-              </w:rPr>
               <w:t>6</w:t>
-            </w:r>
-            <w:r>
-              <w:rPr>
-                <w:noProof/>
-                <w:webHidden/>
-              </w:rPr>
-              <w:fldChar w:fldCharType="end"/>
             </w:r>
           </w:hyperlink>
         </w:p>
         <w:p>
           <w:pPr>
-            <w:rPr>
-              <w:sz w:val="28"/>
-              <w:szCs w:val="28"/>
-            </w:rPr>
+            <w:pStyle w:val="TOC1"/>
+            <w:tabs>
+              <w:tab w:val="clear" w:pos="720"/>
+              <w:tab w:val="right" w:pos="9359" w:leader="dot"/>
+            </w:tabs>
+            <w:rPr/>
           </w:pPr>
+          <w:hyperlink w:anchor="__RefHeading___Toc3560_186967132">
+            <w:r>
+              <w:rPr>
+                <w:rStyle w:val="IndexLink"/>
+                <w:webHidden/>
+              </w:rPr>
+              <w:tab/>
+              <w:t>7</w:t>
+            </w:r>
+          </w:hyperlink>
+        </w:p>
+        <w:p>
+          <w:pPr>
+            <w:pStyle w:val="TOC2"/>
+            <w:tabs>
+              <w:tab w:val="clear" w:pos="9077"/>
+              <w:tab w:val="right" w:pos="9359" w:leader="dot"/>
+            </w:tabs>
+            <w:rPr/>
+          </w:pPr>
+          <w:hyperlink w:anchor="__RefHeading___Toc3562_186967132" w:tooltip="Student Reflection">
+            <w:r>
+              <w:rPr>
+                <w:rStyle w:val="IndexLink"/>
+                <w:webHidden/>
+              </w:rPr>
+              <w:t>Student Reflection</w:t>
+              <w:tab/>
+              <w:t>11</w:t>
+            </w:r>
+          </w:hyperlink>
+        </w:p>
+        <w:p>
+          <w:pPr>
+            <w:pStyle w:val="TOC1"/>
+            <w:tabs>
+              <w:tab w:val="clear" w:pos="720"/>
+              <w:tab w:val="right" w:pos="9359" w:leader="dot"/>
+            </w:tabs>
+            <w:rPr/>
+          </w:pPr>
+          <w:hyperlink w:anchor="__RefHeading___Toc3564_186967132" w:tooltip="WEEK 3 : Javascript and PHP Basics">
+            <w:r>
+              <w:rPr>
+                <w:rStyle w:val="IndexLink"/>
+                <w:webHidden/>
+              </w:rPr>
+              <w:t>WEEK 3 : Javascript and PHP Basics</w:t>
+              <w:tab/>
+              <w:t>11</w:t>
+            </w:r>
+          </w:hyperlink>
+        </w:p>
+        <w:p>
+          <w:pPr>
+            <w:pStyle w:val="TOC2"/>
+            <w:tabs>
+              <w:tab w:val="clear" w:pos="9077"/>
+              <w:tab w:val="right" w:pos="9359" w:leader="dot"/>
+            </w:tabs>
+            <w:rPr/>
+          </w:pPr>
+          <w:hyperlink w:anchor="__RefHeading___Toc3566_186967132" w:tooltip="Student Reflection">
+            <w:r>
+              <w:rPr>
+                <w:rStyle w:val="IndexLink"/>
+                <w:webHidden/>
+              </w:rPr>
+              <w:t>Student Reflection</w:t>
+              <w:tab/>
+              <w:t>15</w:t>
+            </w:r>
+          </w:hyperlink>
+        </w:p>
+        <w:p>
+          <w:pPr>
+            <w:pStyle w:val="TOC1"/>
+            <w:tabs>
+              <w:tab w:val="clear" w:pos="720"/>
+              <w:tab w:val="right" w:pos="9359" w:leader="dot"/>
+            </w:tabs>
+            <w:rPr/>
+          </w:pPr>
+          <w:hyperlink w:anchor="__RefHeading___Toc3568_186967132" w:tooltip="WEEK 4 : Server-Side Components and Backend Development">
+            <w:r>
+              <w:rPr>
+                <w:rStyle w:val="IndexLink"/>
+                <w:webHidden/>
+              </w:rPr>
+              <w:t>WEEK 4 : Server-Side Components and Backend Development</w:t>
+              <w:tab/>
+              <w:t>16</w:t>
+            </w:r>
+          </w:hyperlink>
+        </w:p>
+        <w:p>
+          <w:pPr>
+            <w:pStyle w:val="TOC2"/>
+            <w:tabs>
+              <w:tab w:val="clear" w:pos="9077"/>
+              <w:tab w:val="right" w:pos="9359" w:leader="dot"/>
+            </w:tabs>
+            <w:rPr/>
+          </w:pPr>
+          <w:hyperlink w:anchor="__RefHeading___Toc3570_186967132" w:tooltip="Student Reflection">
+            <w:r>
+              <w:rPr>
+                <w:rStyle w:val="IndexLink"/>
+                <w:webHidden/>
+              </w:rPr>
+              <w:t>Student Reflection</w:t>
+              <w:tab/>
+              <w:t>20</w:t>
+            </w:r>
+          </w:hyperlink>
+        </w:p>
+        <w:p>
+          <w:pPr>
+            <w:pStyle w:val="TOC1"/>
+            <w:tabs>
+              <w:tab w:val="clear" w:pos="720"/>
+              <w:tab w:val="right" w:pos="9359" w:leader="dot"/>
+            </w:tabs>
+            <w:rPr/>
+          </w:pPr>
+          <w:hyperlink w:anchor="__RefHeading___Toc3572_186967132" w:tooltip="WEEK 5 : Database compenents and CRUD Operations">
+            <w:r>
+              <w:rPr>
+                <w:rStyle w:val="IndexLink"/>
+                <w:webHidden/>
+              </w:rPr>
+              <w:t>WEEK 5 : Database compenents and CRUD Operations</w:t>
+              <w:tab/>
+              <w:t>21</w:t>
+            </w:r>
+          </w:hyperlink>
+        </w:p>
+        <w:p>
+          <w:pPr>
+            <w:pStyle w:val="TOC2"/>
+            <w:tabs>
+              <w:tab w:val="clear" w:pos="9077"/>
+              <w:tab w:val="right" w:pos="9359" w:leader="dot"/>
+            </w:tabs>
+            <w:rPr/>
+          </w:pPr>
+          <w:hyperlink w:anchor="__RefHeading___Toc3574_186967132" w:tooltip="Student Reflection">
+            <w:r>
+              <w:rPr>
+                <w:rStyle w:val="IndexLink"/>
+                <w:webHidden/>
+              </w:rPr>
+              <w:t>Student Reflection</w:t>
+              <w:tab/>
+              <w:t>24</w:t>
+            </w:r>
+          </w:hyperlink>
           <w:r>
             <w:rPr>
-              <w:b/>
-              <w:bCs/>
-              <w:noProof/>
-              <w:sz w:val="28"/>
-              <w:szCs w:val="28"/>
+              <w:rStyle w:val="IndexLink"/>
             </w:rPr>
             <w:fldChar w:fldCharType="end"/>
           </w:r>
@@ -757,33 +1000,45 @@
     </w:sdt>
     <w:p>
       <w:pPr>
+        <w:pStyle w:val="Normal"/>
         <w:rPr>
           <w:rFonts w:ascii="Bahnschrift SemiBold" w:hAnsi="Bahnschrift SemiBold"/>
           <w:sz w:val="32"/>
           <w:szCs w:val="32"/>
         </w:rPr>
       </w:pPr>
-    </w:p>
-    <w:p>
-      <w:pPr>
+      <w:r>
         <w:rPr>
           <w:rFonts w:ascii="Bahnschrift SemiBold" w:hAnsi="Bahnschrift SemiBold"/>
           <w:sz w:val="32"/>
           <w:szCs w:val="32"/>
         </w:rPr>
-      </w:pPr>
-      <w:r>
+      </w:r>
+    </w:p>
+    <w:p>
+      <w:pPr>
+        <w:pStyle w:val="Normal"/>
         <w:rPr>
           <w:rFonts w:ascii="Bahnschrift SemiBold" w:hAnsi="Bahnschrift SemiBold"/>
           <w:sz w:val="32"/>
           <w:szCs w:val="32"/>
         </w:rPr>
+      </w:pPr>
+      <w:r>
+        <w:rPr>
+          <w:rFonts w:ascii="Bahnschrift SemiBold" w:hAnsi="Bahnschrift SemiBold"/>
+          <w:sz w:val="32"/>
+          <w:szCs w:val="32"/>
+        </w:rPr>
+      </w:r>
+      <w:r>
         <w:br w:type="page"/>
       </w:r>
     </w:p>
     <w:p>
       <w:pPr>
         <w:pStyle w:val="Heading1"/>
+        <w:spacing w:before="0" w:after="0"/>
         <w:rPr>
           <w:b/>
           <w:bCs/>
@@ -792,7 +1047,9 @@
           <w:u w:val="single"/>
         </w:rPr>
       </w:pPr>
-      <w:bookmarkStart w:id="0" w:name="_Toc230917280"/>
+      <w:bookmarkStart w:id="0" w:name="__RefHeading___Toc3554_186967132"/>
+      <w:bookmarkStart w:id="1" w:name="_Toc230917280"/>
+      <w:bookmarkEnd w:id="0"/>
       <w:r>
         <w:rPr>
           <w:b/>
@@ -801,16 +1058,24 @@
           <w:szCs w:val="48"/>
           <w:u w:val="single"/>
         </w:rPr>
-        <w:lastRenderedPageBreak/>
         <w:t>WEEK 1 : LOCAL ENVIRONMENT SETUP</w:t>
       </w:r>
-      <w:bookmarkEnd w:id="0"/>
-    </w:p>
-    <w:p/>
-    <w:p>
-      <w:pPr>
-        <w:rPr>
-          <w:rFonts w:ascii="Arial" w:eastAsia="Arial" w:hAnsi="Arial" w:cs="Arial"/>
+      <w:bookmarkEnd w:id="1"/>
+    </w:p>
+    <w:p>
+      <w:pPr>
+        <w:pStyle w:val="Normal"/>
+        <w:rPr/>
+      </w:pPr>
+      <w:r>
+        <w:rPr/>
+      </w:r>
+    </w:p>
+    <w:p>
+      <w:pPr>
+        <w:pStyle w:val="Normal"/>
+        <w:rPr>
+          <w:rFonts w:ascii="Arial" w:hAnsi="Arial" w:eastAsia="Arial" w:cs="Arial"/>
           <w:b/>
           <w:bCs/>
           <w:i/>
@@ -822,7 +1087,7 @@
       </w:pPr>
       <w:r>
         <w:rPr>
-          <w:rFonts w:ascii="Arial" w:hAnsi="Arial" w:cs="Arial"/>
+          <w:rFonts w:cs="Arial" w:ascii="Arial" w:hAnsi="Arial"/>
           <w:b/>
           <w:bCs/>
           <w:i/>
@@ -843,12 +1108,12 @@
       </w:r>
       <w:r>
         <w:rPr>
-          <w:rFonts w:ascii="Arial" w:eastAsia="Arial" w:hAnsi="Arial" w:cs="Arial"/>
+          <w:rFonts w:eastAsia="Arial" w:cs="Arial" w:ascii="Arial" w:hAnsi="Arial"/>
           <w:b/>
           <w:bCs/>
           <w:i/>
           <w:iCs/>
-          <w:color w:val="000000" w:themeColor="text1"/>
+          <w:color w:themeColor="text1" w:val="000000"/>
           <w:sz w:val="36"/>
           <w:szCs w:val="36"/>
         </w:rPr>
@@ -857,6 +1122,7 @@
     </w:p>
     <w:p>
       <w:pPr>
+        <w:pStyle w:val="Normal"/>
         <w:rPr>
           <w:rFonts w:ascii="Bahnschrift SemiBold" w:hAnsi="Bahnschrift SemiBold"/>
           <w:sz w:val="36"/>
@@ -874,27 +1140,32 @@
     </w:p>
     <w:p>
       <w:pPr>
+        <w:pStyle w:val="Normal"/>
         <w:rPr>
           <w:rFonts w:ascii="Bahnschrift SemiBold" w:hAnsi="Bahnschrift SemiBold"/>
           <w:sz w:val="32"/>
           <w:szCs w:val="32"/>
         </w:rPr>
       </w:pPr>
-    </w:p>
-    <w:p>
-      <w:pPr>
-        <w:keepNext/>
-      </w:pPr>
       <w:r>
         <w:rPr>
           <w:rFonts w:ascii="Bahnschrift SemiBold" w:hAnsi="Bahnschrift SemiBold"/>
-          <w:noProof/>
-          <w:sz w:val="32"/>
-          <w:szCs w:val="32"/>
-        </w:rPr>
+          <w:sz w:val="32"/>
+          <w:szCs w:val="32"/>
+        </w:rPr>
+      </w:r>
+    </w:p>
+    <w:p>
+      <w:pPr>
+        <w:pStyle w:val="Normal"/>
+        <w:keepNext w:val="true"/>
+        <w:rPr/>
+      </w:pPr>
+      <w:r>
+        <w:rPr/>
         <w:drawing>
-          <wp:inline distT="0" distB="0" distL="0" distR="0" wp14:anchorId="31AC4A8C" wp14:editId="39B4BD4B">
-            <wp:extent cx="4782217" cy="4001058"/>
+          <wp:inline distT="0" distB="0" distL="0" distR="0">
+            <wp:extent cx="4782185" cy="4001135"/>
             <wp:effectExtent l="0" t="0" r="0" b="0"/>
             <wp:docPr id="1" name="Picture 1"/>
             <wp:cNvGraphicFramePr>
@@ -904,23 +1175,26 @@
               <a:graphicData uri="http://schemas.openxmlformats.org/drawingml/2006/picture">
                 <pic:pic xmlns:pic="http://schemas.openxmlformats.org/drawingml/2006/picture">
                   <pic:nvPicPr>
-                    <pic:cNvPr id="1" name=""/>
-                    <pic:cNvPicPr/>
+                    <pic:cNvPr id="1" name="Picture 1"/>
+                    <pic:cNvPicPr>
+                      <a:picLocks noChangeAspect="1" noChangeArrowheads="1"/>
+                    </pic:cNvPicPr>
                   </pic:nvPicPr>
                   <pic:blipFill>
-                    <a:blip r:embed="rId8"/>
+                    <a:blip r:embed="rId5"/>
                     <a:stretch>
                       <a:fillRect/>
                     </a:stretch>
                   </pic:blipFill>
-                  <pic:spPr>
+                  <pic:spPr bwMode="auto">
                     <a:xfrm>
                       <a:off x="0" y="0"/>
-                      <a:ext cx="4782217" cy="4001058"/>
+                      <a:ext cx="4782185" cy="4001135"/>
                     </a:xfrm>
                     <a:prstGeom prst="rect">
                       <a:avLst/>
                     </a:prstGeom>
+                    <a:noFill/>
                   </pic:spPr>
                 </pic:pic>
               </a:graphicData>
@@ -967,7 +1241,6 @@
       </w:r>
       <w:r>
         <w:rPr>
-          <w:noProof/>
           <w:sz w:val="32"/>
           <w:szCs w:val="32"/>
         </w:rPr>
@@ -988,20 +1261,27 @@
         <w:t>: Installation of XAMPP</w:t>
       </w:r>
     </w:p>
-    <w:p/>
-    <w:p>
-      <w:pPr>
-        <w:keepNext/>
-      </w:pPr>
-      <w:r>
-        <w:rPr>
-          <w:noProof/>
-        </w:rPr>
-        <w:lastRenderedPageBreak/>
+    <w:p>
+      <w:pPr>
+        <w:pStyle w:val="Normal"/>
+        <w:rPr/>
+      </w:pPr>
+      <w:r>
+        <w:rPr/>
+      </w:r>
+    </w:p>
+    <w:p>
+      <w:pPr>
+        <w:pStyle w:val="Normal"/>
+        <w:keepNext w:val="true"/>
+        <w:rPr/>
+      </w:pPr>
+      <w:r>
+        <w:rPr/>
         <w:drawing>
-          <wp:inline distT="0" distB="0" distL="0" distR="0" wp14:anchorId="0E90ECBD" wp14:editId="3CEE4468">
+          <wp:inline distT="0" distB="0" distL="0" distR="0">
             <wp:extent cx="5943600" cy="3827780"/>
-            <wp:effectExtent l="0" t="0" r="0" b="1270"/>
+            <wp:effectExtent l="0" t="0" r="0" b="0"/>
             <wp:docPr id="2" name="Picture 2"/>
             <wp:cNvGraphicFramePr>
               <a:graphicFrameLocks xmlns:a="http://schemas.openxmlformats.org/drawingml/2006/main" noChangeAspect="1"/>
@@ -1010,16 +1290,18 @@
               <a:graphicData uri="http://schemas.openxmlformats.org/drawingml/2006/picture">
                 <pic:pic xmlns:pic="http://schemas.openxmlformats.org/drawingml/2006/picture">
                   <pic:nvPicPr>
-                    <pic:cNvPr id="1" name=""/>
-                    <pic:cNvPicPr/>
+                    <pic:cNvPr id="2" name="Picture 2"/>
+                    <pic:cNvPicPr>
+                      <a:picLocks noChangeAspect="1" noChangeArrowheads="1"/>
+                    </pic:cNvPicPr>
                   </pic:nvPicPr>
                   <pic:blipFill>
-                    <a:blip r:embed="rId9"/>
+                    <a:blip r:embed="rId6"/>
                     <a:stretch>
                       <a:fillRect/>
                     </a:stretch>
                   </pic:blipFill>
-                  <pic:spPr>
+                  <pic:spPr bwMode="auto">
                     <a:xfrm>
                       <a:off x="0" y="0"/>
                       <a:ext cx="5943600" cy="3827780"/>
@@ -1027,6 +1309,7 @@
                     <a:prstGeom prst="rect">
                       <a:avLst/>
                     </a:prstGeom>
+                    <a:noFill/>
                   </pic:spPr>
                 </pic:pic>
               </a:graphicData>
@@ -1073,7 +1356,6 @@
       </w:r>
       <w:r>
         <w:rPr>
-          <w:noProof/>
           <w:sz w:val="32"/>
           <w:szCs w:val="32"/>
         </w:rPr>
@@ -1094,19 +1376,27 @@
         <w:t>: Apache and MySQL running in XAMPP</w:t>
       </w:r>
     </w:p>
-    <w:p/>
-    <w:p>
-      <w:pPr>
-        <w:keepNext/>
-      </w:pPr>
-      <w:r>
-        <w:rPr>
-          <w:noProof/>
-        </w:rPr>
+    <w:p>
+      <w:pPr>
+        <w:pStyle w:val="Normal"/>
+        <w:rPr/>
+      </w:pPr>
+      <w:r>
+        <w:rPr/>
+      </w:r>
+    </w:p>
+    <w:p>
+      <w:pPr>
+        <w:pStyle w:val="Normal"/>
+        <w:keepNext w:val="true"/>
+        <w:rPr/>
+      </w:pPr>
+      <w:r>
+        <w:rPr/>
         <w:drawing>
-          <wp:inline distT="0" distB="0" distL="0" distR="0" wp14:anchorId="50759C1C" wp14:editId="72BF21DA">
-            <wp:extent cx="5635020" cy="3083560"/>
-            <wp:effectExtent l="0" t="0" r="3810" b="2540"/>
+          <wp:inline distT="0" distB="0" distL="0" distR="0">
+            <wp:extent cx="5634990" cy="3083560"/>
+            <wp:effectExtent l="0" t="0" r="0" b="0"/>
             <wp:docPr id="3" name="Picture 3"/>
             <wp:cNvGraphicFramePr>
               <a:graphicFrameLocks xmlns:a="http://schemas.openxmlformats.org/drawingml/2006/main" noChangeAspect="1"/>
@@ -1116,28 +1406,25 @@
                 <pic:pic xmlns:pic="http://schemas.openxmlformats.org/drawingml/2006/picture">
                   <pic:nvPicPr>
                     <pic:cNvPr id="3" name="Picture 3"/>
-                    <pic:cNvPicPr/>
+                    <pic:cNvPicPr>
+                      <a:picLocks noChangeAspect="1" noChangeArrowheads="1"/>
+                    </pic:cNvPicPr>
                   </pic:nvPicPr>
                   <pic:blipFill>
-                    <a:blip r:embed="rId10">
-                      <a:extLst>
-                        <a:ext uri="{28A0092B-C50C-407E-A947-70E740481C1C}">
-                          <a14:useLocalDpi xmlns:a14="http://schemas.microsoft.com/office/drawing/2010/main" val="0"/>
-                        </a:ext>
-                      </a:extLst>
-                    </a:blip>
+                    <a:blip r:embed="rId7"/>
                     <a:stretch>
                       <a:fillRect/>
                     </a:stretch>
                   </pic:blipFill>
-                  <pic:spPr>
+                  <pic:spPr bwMode="auto">
                     <a:xfrm>
                       <a:off x="0" y="0"/>
-                      <a:ext cx="5635020" cy="3083560"/>
+                      <a:ext cx="5634990" cy="3083560"/>
                     </a:xfrm>
                     <a:prstGeom prst="rect">
                       <a:avLst/>
                     </a:prstGeom>
+                    <a:noFill/>
                   </pic:spPr>
                 </pic:pic>
               </a:graphicData>
@@ -1184,7 +1471,6 @@
       </w:r>
       <w:r>
         <w:rPr>
-          <w:noProof/>
           <w:sz w:val="32"/>
           <w:szCs w:val="32"/>
         </w:rPr>
@@ -1207,17 +1493,16 @@
     </w:p>
     <w:p>
       <w:pPr>
-        <w:keepNext/>
-      </w:pPr>
-      <w:r>
-        <w:rPr>
-          <w:noProof/>
-        </w:rPr>
-        <w:lastRenderedPageBreak/>
+        <w:pStyle w:val="Normal"/>
+        <w:keepNext w:val="true"/>
+        <w:rPr/>
+      </w:pPr>
+      <w:r>
+        <w:rPr/>
         <w:drawing>
-          <wp:inline distT="0" distB="0" distL="0" distR="0" wp14:anchorId="32DE614B" wp14:editId="0BF86270">
-            <wp:extent cx="3966358" cy="2109496"/>
-            <wp:effectExtent l="0" t="0" r="0" b="5080"/>
+          <wp:inline distT="0" distB="0" distL="0" distR="0">
+            <wp:extent cx="3966210" cy="2109470"/>
+            <wp:effectExtent l="0" t="0" r="0" b="0"/>
             <wp:docPr id="4" name="Picture 4"/>
             <wp:cNvGraphicFramePr>
               <a:graphicFrameLocks xmlns:a="http://schemas.openxmlformats.org/drawingml/2006/main" noChangeAspect="1"/>
@@ -1226,23 +1511,26 @@
               <a:graphicData uri="http://schemas.openxmlformats.org/drawingml/2006/picture">
                 <pic:pic xmlns:pic="http://schemas.openxmlformats.org/drawingml/2006/picture">
                   <pic:nvPicPr>
-                    <pic:cNvPr id="1" name=""/>
-                    <pic:cNvPicPr/>
+                    <pic:cNvPr id="4" name="Picture 4"/>
+                    <pic:cNvPicPr>
+                      <a:picLocks noChangeAspect="1" noChangeArrowheads="1"/>
+                    </pic:cNvPicPr>
                   </pic:nvPicPr>
                   <pic:blipFill>
-                    <a:blip r:embed="rId11"/>
+                    <a:blip r:embed="rId8"/>
                     <a:stretch>
                       <a:fillRect/>
                     </a:stretch>
                   </pic:blipFill>
-                  <pic:spPr>
+                  <pic:spPr bwMode="auto">
                     <a:xfrm>
                       <a:off x="0" y="0"/>
-                      <a:ext cx="3970672" cy="2111790"/>
+                      <a:ext cx="3966210" cy="2109470"/>
                     </a:xfrm>
                     <a:prstGeom prst="rect">
                       <a:avLst/>
                     </a:prstGeom>
+                    <a:noFill/>
                   </pic:spPr>
                 </pic:pic>
               </a:graphicData>
@@ -1289,7 +1577,6 @@
       </w:r>
       <w:r>
         <w:rPr>
-          <w:noProof/>
           <w:sz w:val="32"/>
           <w:szCs w:val="32"/>
         </w:rPr>
@@ -1307,36 +1594,30 @@
           <w:sz w:val="32"/>
           <w:szCs w:val="32"/>
         </w:rPr>
-        <w:t>: Hello world test page r</w:t>
-      </w:r>
-      <w:r>
-        <w:rPr>
-          <w:sz w:val="32"/>
-          <w:szCs w:val="32"/>
-        </w:rPr>
-        <w:t>u</w:t>
-      </w:r>
-      <w:r>
-        <w:rPr>
-          <w:sz w:val="32"/>
-          <w:szCs w:val="32"/>
-        </w:rPr>
-        <w:t>nning</w:t>
-      </w:r>
-    </w:p>
-    <w:p/>
-    <w:p>
-      <w:pPr>
-        <w:keepNext/>
-      </w:pPr>
-      <w:r>
-        <w:rPr>
-          <w:noProof/>
-        </w:rPr>
+        <w:t>: Hello world test page running</w:t>
+      </w:r>
+    </w:p>
+    <w:p>
+      <w:pPr>
+        <w:pStyle w:val="Normal"/>
+        <w:rPr/>
+      </w:pPr>
+      <w:r>
+        <w:rPr/>
+      </w:r>
+    </w:p>
+    <w:p>
+      <w:pPr>
+        <w:pStyle w:val="Normal"/>
+        <w:keepNext w:val="true"/>
+        <w:rPr/>
+      </w:pPr>
+      <w:r>
+        <w:rPr/>
         <w:drawing>
-          <wp:inline distT="0" distB="0" distL="0" distR="0" wp14:anchorId="3E1B9EC5" wp14:editId="220ADF93">
+          <wp:inline distT="0" distB="0" distL="0" distR="0">
             <wp:extent cx="5943600" cy="3083560"/>
-            <wp:effectExtent l="0" t="0" r="0" b="2540"/>
+            <wp:effectExtent l="0" t="0" r="0" b="0"/>
             <wp:docPr id="5" name="Picture 5"/>
             <wp:cNvGraphicFramePr>
               <a:graphicFrameLocks xmlns:a="http://schemas.openxmlformats.org/drawingml/2006/main" noChangeAspect="1"/>
@@ -1346,21 +1627,17 @@
                 <pic:pic xmlns:pic="http://schemas.openxmlformats.org/drawingml/2006/picture">
                   <pic:nvPicPr>
                     <pic:cNvPr id="5" name="Picture 5"/>
-                    <pic:cNvPicPr/>
+                    <pic:cNvPicPr>
+                      <a:picLocks noChangeAspect="1" noChangeArrowheads="1"/>
+                    </pic:cNvPicPr>
                   </pic:nvPicPr>
                   <pic:blipFill>
-                    <a:blip r:embed="rId12">
-                      <a:extLst>
-                        <a:ext uri="{28A0092B-C50C-407E-A947-70E740481C1C}">
-                          <a14:useLocalDpi xmlns:a14="http://schemas.microsoft.com/office/drawing/2010/main" val="0"/>
-                        </a:ext>
-                      </a:extLst>
-                    </a:blip>
+                    <a:blip r:embed="rId9"/>
                     <a:stretch>
                       <a:fillRect/>
                     </a:stretch>
                   </pic:blipFill>
-                  <pic:spPr>
+                  <pic:spPr bwMode="auto">
                     <a:xfrm>
                       <a:off x="0" y="0"/>
                       <a:ext cx="5943600" cy="3083560"/>
@@ -1368,6 +1645,7 @@
                     <a:prstGeom prst="rect">
                       <a:avLst/>
                     </a:prstGeom>
+                    <a:noFill/>
                   </pic:spPr>
                 </pic:pic>
               </a:graphicData>
@@ -1414,7 +1692,6 @@
       </w:r>
       <w:r>
         <w:rPr>
-          <w:noProof/>
           <w:sz w:val="32"/>
           <w:szCs w:val="32"/>
         </w:rPr>
@@ -1444,9 +1721,11 @@
           <w:szCs w:val="32"/>
         </w:rPr>
       </w:pPr>
-      <w:r>
-        <w:rPr>
-          <w:rFonts w:ascii="Arial Black" w:eastAsia="Arial" w:hAnsi="Arial Black" w:cs="Arial"/>
+      <w:bookmarkStart w:id="2" w:name="__RefHeading___Toc3556_186967132"/>
+      <w:bookmarkEnd w:id="2"/>
+      <w:r>
+        <w:rPr>
+          <w:rFonts w:eastAsia="Arial" w:cs="Arial" w:ascii="Arial Black" w:hAnsi="Arial Black"/>
           <w:b/>
           <w:bCs/>
           <w:sz w:val="32"/>
@@ -1457,44 +1736,67 @@
     </w:p>
     <w:p>
       <w:pPr>
-        <w:rPr>
-          <w:sz w:val="32"/>
-          <w:szCs w:val="32"/>
-        </w:rPr>
-      </w:pPr>
-      <w:r>
-        <w:rPr>
-          <w:rFonts w:ascii="Arial" w:eastAsia="Arial" w:hAnsi="Arial" w:cs="Arial"/>
+        <w:pStyle w:val="Normal"/>
+        <w:rPr>
+          <w:sz w:val="32"/>
+          <w:szCs w:val="32"/>
+        </w:rPr>
+      </w:pPr>
+      <w:r>
+        <w:rPr>
+          <w:rFonts w:eastAsia="Arial" w:cs="Arial" w:ascii="Arial" w:hAnsi="Arial"/>
           <w:color w:val="1E293B"/>
           <w:sz w:val="28"/>
           <w:szCs w:val="28"/>
         </w:rPr>
-        <w:t>During Week 1, I installed XAMPP and configured Apache and MySQL on my local machine.. Both Apache and MySQL services are running. I have ensured that the localhost environment is fully functional. I have created my first Hello World PHP page where it assured mys successful connection to the web. I have been able to  successfully</w:t>
-      </w:r>
-      <w:r>
-        <w:rPr>
-          <w:rFonts w:ascii="Arial" w:eastAsia="Arial" w:hAnsi="Arial" w:cs="Arial"/>
-          <w:color w:val="1E293B"/>
-          <w:sz w:val="28"/>
-          <w:szCs w:val="28"/>
-        </w:rPr>
-        <w:t xml:space="preserve"> established</w:t>
-      </w:r>
-      <w:r>
-        <w:rPr>
-          <w:rFonts w:ascii="Arial" w:eastAsia="Arial" w:hAnsi="Arial" w:cs="Arial"/>
-          <w:color w:val="1E293B"/>
-          <w:sz w:val="28"/>
-          <w:szCs w:val="28"/>
-        </w:rPr>
-        <w:t xml:space="preserve"> PHP-to-MySQL connection using PDO. </w:t>
-      </w:r>
-    </w:p>
-    <w:p/>
-    <w:p/>
-    <w:p/>
-    <w:p/>
-    <w:p/>
+        <w:t xml:space="preserve">During Week 1, I installed XAMPP and configured Apache and MySQL on my local machine.. Both Apache and MySQL services are running. I have ensured that the localhost environment is fully functional. I have created my first Hello World PHP page where it assured mys successful connection to the web. I have been able to  successfully established PHP-to-MySQL connection using PDO. </w:t>
+      </w:r>
+    </w:p>
+    <w:p>
+      <w:pPr>
+        <w:pStyle w:val="Normal"/>
+        <w:rPr/>
+      </w:pPr>
+      <w:r>
+        <w:rPr/>
+      </w:r>
+    </w:p>
+    <w:p>
+      <w:pPr>
+        <w:pStyle w:val="Normal"/>
+        <w:rPr/>
+      </w:pPr>
+      <w:r>
+        <w:rPr/>
+      </w:r>
+    </w:p>
+    <w:p>
+      <w:pPr>
+        <w:pStyle w:val="Normal"/>
+        <w:rPr/>
+      </w:pPr>
+      <w:r>
+        <w:rPr/>
+      </w:r>
+    </w:p>
+    <w:p>
+      <w:pPr>
+        <w:pStyle w:val="Normal"/>
+        <w:rPr/>
+      </w:pPr>
+      <w:r>
+        <w:rPr/>
+      </w:r>
+    </w:p>
+    <w:p>
+      <w:pPr>
+        <w:pStyle w:val="Normal"/>
+        <w:rPr/>
+      </w:pPr>
+      <w:r>
+        <w:rPr/>
+      </w:r>
+    </w:p>
     <w:p>
       <w:pPr>
         <w:pStyle w:val="Heading1"/>
@@ -1506,6 +1808,8 @@
           <w:u w:val="single"/>
         </w:rPr>
       </w:pPr>
+      <w:bookmarkStart w:id="3" w:name="__RefHeading___Toc3558_186967132"/>
+      <w:bookmarkEnd w:id="3"/>
       <w:r>
         <w:rPr>
           <w:b/>
@@ -1514,44 +1818,23 @@
           <w:szCs w:val="48"/>
           <w:u w:val="single"/>
         </w:rPr>
-        <w:t xml:space="preserve">WEEK </w:t>
-      </w:r>
-      <w:r>
-        <w:rPr>
-          <w:b/>
-          <w:bCs/>
-          <w:sz w:val="48"/>
-          <w:szCs w:val="48"/>
-          <w:u w:val="single"/>
-        </w:rPr>
-        <w:t>2</w:t>
-      </w:r>
-      <w:r>
-        <w:rPr>
-          <w:b/>
-          <w:bCs/>
-          <w:sz w:val="48"/>
-          <w:szCs w:val="48"/>
-          <w:u w:val="single"/>
-        </w:rPr>
-        <w:t xml:space="preserve"> : </w:t>
-      </w:r>
-      <w:r>
-        <w:rPr>
-          <w:b/>
-          <w:bCs/>
-          <w:sz w:val="48"/>
-          <w:szCs w:val="48"/>
-          <w:u w:val="single"/>
-        </w:rPr>
-        <w:t>WIREFRAMES AND GUI DESIGN</w:t>
-      </w:r>
-    </w:p>
-    <w:p/>
-    <w:p>
-      <w:pPr>
-        <w:rPr>
-          <w:rFonts w:ascii="Arial" w:eastAsia="Arial" w:hAnsi="Arial" w:cs="Arial"/>
+        <w:t>WEEK 2 : WIREFRAMES AND GUI DESIGN</w:t>
+      </w:r>
+    </w:p>
+    <w:p>
+      <w:pPr>
+        <w:pStyle w:val="Normal"/>
+        <w:rPr/>
+      </w:pPr>
+      <w:r>
+        <w:rPr/>
+      </w:r>
+    </w:p>
+    <w:p>
+      <w:pPr>
+        <w:pStyle w:val="Normal"/>
+        <w:rPr>
+          <w:rFonts w:ascii="Arial" w:hAnsi="Arial" w:eastAsia="Arial" w:cs="Arial"/>
           <w:b/>
           <w:bCs/>
           <w:i/>
@@ -1563,7 +1846,7 @@
       </w:pPr>
       <w:r>
         <w:rPr>
-          <w:rFonts w:ascii="Arial" w:hAnsi="Arial" w:cs="Arial"/>
+          <w:rFonts w:cs="Arial" w:ascii="Arial" w:hAnsi="Arial"/>
           <w:b/>
           <w:bCs/>
           <w:i/>
@@ -1584,33 +1867,21 @@
       </w:r>
       <w:r>
         <w:rPr>
-          <w:rFonts w:ascii="Arial" w:eastAsia="Arial" w:hAnsi="Arial" w:cs="Arial"/>
+          <w:rFonts w:eastAsia="Arial" w:cs="Arial" w:ascii="Arial" w:hAnsi="Arial"/>
           <w:b/>
           <w:bCs/>
           <w:i/>
           <w:iCs/>
-          <w:color w:val="000000" w:themeColor="text1"/>
+          <w:color w:themeColor="text1" w:val="000000"/>
           <w:sz w:val="36"/>
           <w:szCs w:val="36"/>
         </w:rPr>
-        <w:t>User Interface Planning and System Design</w:t>
-      </w:r>
-      <w:r>
-        <w:rPr>
-          <w:rFonts w:ascii="Arial" w:eastAsia="Arial" w:hAnsi="Arial" w:cs="Arial"/>
-          <w:b/>
-          <w:bCs/>
-          <w:i/>
-          <w:iCs/>
-          <w:color w:val="000000" w:themeColor="text1"/>
-          <w:sz w:val="36"/>
-          <w:szCs w:val="36"/>
-        </w:rPr>
-        <w:t xml:space="preserve"> </w:t>
-      </w:r>
-    </w:p>
-    <w:p>
-      <w:pPr>
+        <w:t xml:space="preserve">User Interface Planning and System Design </w:t>
+      </w:r>
+    </w:p>
+    <w:p>
+      <w:pPr>
+        <w:pStyle w:val="Normal"/>
         <w:rPr>
           <w:rFonts w:ascii="Bahnschrift SemiBold" w:hAnsi="Bahnschrift SemiBold"/>
           <w:sz w:val="36"/>
@@ -1628,26 +1899,34 @@
     </w:p>
     <w:p>
       <w:pPr>
+        <w:pStyle w:val="Normal"/>
         <w:rPr>
           <w:rFonts w:ascii="Bahnschrift SemiBold" w:hAnsi="Bahnschrift SemiBold"/>
           <w:sz w:val="36"/>
           <w:szCs w:val="36"/>
         </w:rPr>
       </w:pPr>
+      <w:r>
+        <w:rPr>
+          <w:rFonts w:ascii="Bahnschrift SemiBold" w:hAnsi="Bahnschrift SemiBold"/>
+          <w:sz w:val="36"/>
+          <w:szCs w:val="36"/>
+        </w:rPr>
+      </w:r>
     </w:p>
     <w:p>
       <w:pPr>
         <w:pStyle w:val="Heading1"/>
-      </w:pPr>
-      <w:r>
-        <w:rPr>
-          <w:noProof/>
-        </w:rPr>
-        <w:lastRenderedPageBreak/>
+        <w:rPr/>
+      </w:pPr>
+      <w:bookmarkStart w:id="4" w:name="__RefHeading___Toc3560_186967132"/>
+      <w:bookmarkEnd w:id="4"/>
+      <w:r>
+        <w:rPr/>
         <w:drawing>
-          <wp:inline distT="0" distB="0" distL="0" distR="0" wp14:anchorId="7B989D52" wp14:editId="1E5DD607">
+          <wp:inline distT="0" distB="0" distL="0" distR="0">
             <wp:extent cx="5937885" cy="6021070"/>
-            <wp:effectExtent l="0" t="0" r="5715" b="0"/>
+            <wp:effectExtent l="0" t="0" r="0" b="0"/>
             <wp:docPr id="6" name="Picture 6"/>
             <wp:cNvGraphicFramePr>
               <a:graphicFrameLocks xmlns:a="http://schemas.openxmlformats.org/drawingml/2006/main" noChangeAspect="1"/>
@@ -1656,20 +1935,13 @@
               <a:graphicData uri="http://schemas.openxmlformats.org/drawingml/2006/picture">
                 <pic:pic xmlns:pic="http://schemas.openxmlformats.org/drawingml/2006/picture">
                   <pic:nvPicPr>
-                    <pic:cNvPr id="0" name="Picture 1"/>
+                    <pic:cNvPr id="6" name="Picture 6"/>
                     <pic:cNvPicPr>
                       <a:picLocks noChangeAspect="1" noChangeArrowheads="1"/>
                     </pic:cNvPicPr>
                   </pic:nvPicPr>
                   <pic:blipFill>
-                    <a:blip r:embed="rId13" cstate="print">
-                      <a:extLst>
-                        <a:ext uri="{28A0092B-C50C-407E-A947-70E740481C1C}">
-                          <a14:useLocalDpi xmlns:a14="http://schemas.microsoft.com/office/drawing/2010/main" val="0"/>
-                        </a:ext>
-                      </a:extLst>
-                    </a:blip>
-                    <a:srcRect/>
+                    <a:blip r:embed="rId10"/>
                     <a:stretch>
                       <a:fillRect/>
                     </a:stretch>
@@ -1683,9 +1955,6 @@
                       <a:avLst/>
                     </a:prstGeom>
                     <a:noFill/>
-                    <a:ln>
-                      <a:noFill/>
-                    </a:ln>
                   </pic:spPr>
                 </pic:pic>
               </a:graphicData>
@@ -1732,7 +2001,6 @@
       </w:r>
       <w:r>
         <w:rPr>
-          <w:noProof/>
           <w:sz w:val="32"/>
           <w:szCs w:val="32"/>
         </w:rPr>
@@ -1755,18 +2023,17 @@
     </w:p>
     <w:p>
       <w:pPr>
-        <w:keepNext/>
-      </w:pPr>
-      <w:r>
-        <w:rPr>
-          <w:noProof/>
-        </w:rPr>
-        <w:lastRenderedPageBreak/>
+        <w:pStyle w:val="Normal"/>
+        <w:keepNext w:val="true"/>
+        <w:rPr/>
+      </w:pPr>
+      <w:r>
+        <w:rPr/>
         <w:drawing>
-          <wp:inline distT="0" distB="0" distL="0" distR="0" wp14:anchorId="05FDB350" wp14:editId="4FCB6371">
+          <wp:inline distT="0" distB="0" distL="0" distR="0">
             <wp:extent cx="5949315" cy="4001770"/>
             <wp:effectExtent l="0" t="0" r="0" b="0"/>
-            <wp:docPr id="8" name="Picture 8"/>
+            <wp:docPr id="7" name="Picture 8"/>
             <wp:cNvGraphicFramePr>
               <a:graphicFrameLocks xmlns:a="http://schemas.openxmlformats.org/drawingml/2006/main" noChangeAspect="1"/>
             </wp:cNvGraphicFramePr>
@@ -1774,20 +2041,13 @@
               <a:graphicData uri="http://schemas.openxmlformats.org/drawingml/2006/picture">
                 <pic:pic xmlns:pic="http://schemas.openxmlformats.org/drawingml/2006/picture">
                   <pic:nvPicPr>
-                    <pic:cNvPr id="0" name="Picture 3"/>
+                    <pic:cNvPr id="7" name="Picture 8"/>
                     <pic:cNvPicPr>
                       <a:picLocks noChangeAspect="1" noChangeArrowheads="1"/>
                     </pic:cNvPicPr>
                   </pic:nvPicPr>
                   <pic:blipFill>
-                    <a:blip r:embed="rId14" cstate="print">
-                      <a:extLst>
-                        <a:ext uri="{28A0092B-C50C-407E-A947-70E740481C1C}">
-                          <a14:useLocalDpi xmlns:a14="http://schemas.microsoft.com/office/drawing/2010/main" val="0"/>
-                        </a:ext>
-                      </a:extLst>
-                    </a:blip>
-                    <a:srcRect/>
+                    <a:blip r:embed="rId11"/>
                     <a:stretch>
                       <a:fillRect/>
                     </a:stretch>
@@ -1801,9 +2061,6 @@
                       <a:avLst/>
                     </a:prstGeom>
                     <a:noFill/>
-                    <a:ln>
-                      <a:noFill/>
-                    </a:ln>
                   </pic:spPr>
                 </pic:pic>
               </a:graphicData>
@@ -1850,7 +2107,6 @@
       </w:r>
       <w:r>
         <w:rPr>
-          <w:noProof/>
           <w:sz w:val="32"/>
           <w:szCs w:val="32"/>
         </w:rPr>
@@ -1873,18 +2129,17 @@
     </w:p>
     <w:p>
       <w:pPr>
-        <w:keepNext/>
-      </w:pPr>
-      <w:r>
-        <w:rPr>
-          <w:noProof/>
-        </w:rPr>
-        <w:lastRenderedPageBreak/>
+        <w:pStyle w:val="Normal"/>
+        <w:keepNext w:val="true"/>
+        <w:rPr/>
+      </w:pPr>
+      <w:r>
+        <w:rPr/>
         <w:drawing>
-          <wp:inline distT="0" distB="0" distL="0" distR="0" wp14:anchorId="085986BB" wp14:editId="781EBDBF">
-            <wp:extent cx="4631055" cy="6056416"/>
-            <wp:effectExtent l="0" t="0" r="0" b="1905"/>
-            <wp:docPr id="9" name="Picture 9"/>
+          <wp:inline distT="0" distB="0" distL="0" distR="0">
+            <wp:extent cx="4631055" cy="6055995"/>
+            <wp:effectExtent l="0" t="0" r="0" b="0"/>
+            <wp:docPr id="8" name="Picture 9"/>
             <wp:cNvGraphicFramePr>
               <a:graphicFrameLocks xmlns:a="http://schemas.openxmlformats.org/drawingml/2006/main" noChangeAspect="1"/>
             </wp:cNvGraphicFramePr>
@@ -1892,39 +2147,27 @@
               <a:graphicData uri="http://schemas.openxmlformats.org/drawingml/2006/picture">
                 <pic:pic xmlns:pic="http://schemas.openxmlformats.org/drawingml/2006/picture">
                   <pic:nvPicPr>
-                    <pic:cNvPr id="0" name="Picture 4"/>
+                    <pic:cNvPr id="8" name="Picture 9"/>
                     <pic:cNvPicPr>
                       <a:picLocks noChangeAspect="1" noChangeArrowheads="1"/>
                     </pic:cNvPicPr>
                   </pic:nvPicPr>
-                  <pic:blipFill rotWithShape="1">
-                    <a:blip r:embed="rId15">
-                      <a:extLst>
-                        <a:ext uri="{28A0092B-C50C-407E-A947-70E740481C1C}">
-                          <a14:useLocalDpi xmlns:a14="http://schemas.microsoft.com/office/drawing/2010/main" val="0"/>
-                        </a:ext>
-                      </a:extLst>
-                    </a:blip>
-                    <a:srcRect t="6782" b="19614"/>
-                    <a:stretch/>
+                  <pic:blipFill>
+                    <a:blip r:embed="rId12"/>
+                    <a:srcRect l="0" t="6784" r="0" b="19614"/>
+                    <a:stretch>
+                      <a:fillRect/>
+                    </a:stretch>
                   </pic:blipFill>
                   <pic:spPr bwMode="auto">
                     <a:xfrm>
                       <a:off x="0" y="0"/>
-                      <a:ext cx="4631690" cy="6057246"/>
+                      <a:ext cx="4631055" cy="6055995"/>
                     </a:xfrm>
                     <a:prstGeom prst="rect">
                       <a:avLst/>
                     </a:prstGeom>
                     <a:noFill/>
-                    <a:ln>
-                      <a:noFill/>
-                    </a:ln>
-                    <a:extLst>
-                      <a:ext uri="{53640926-AAD7-44D8-BBD7-CCE9431645EC}">
-                        <a14:shadowObscured xmlns:a14="http://schemas.microsoft.com/office/drawing/2010/main"/>
-                      </a:ext>
-                    </a:extLst>
                   </pic:spPr>
                 </pic:pic>
               </a:graphicData>
@@ -1971,7 +2214,6 @@
       </w:r>
       <w:r>
         <w:rPr>
-          <w:noProof/>
           <w:sz w:val="32"/>
           <w:szCs w:val="32"/>
         </w:rPr>
@@ -1994,18 +2236,17 @@
     </w:p>
     <w:p>
       <w:pPr>
-        <w:keepNext/>
-      </w:pPr>
-      <w:r>
-        <w:rPr>
-          <w:noProof/>
-        </w:rPr>
-        <w:lastRenderedPageBreak/>
+        <w:pStyle w:val="Normal"/>
+        <w:keepNext w:val="true"/>
+        <w:rPr/>
+      </w:pPr>
+      <w:r>
+        <w:rPr/>
         <w:drawing>
-          <wp:inline distT="0" distB="0" distL="0" distR="0" wp14:anchorId="0F84D63F" wp14:editId="00524A80">
-            <wp:extent cx="4906299" cy="1900052"/>
-            <wp:effectExtent l="0" t="0" r="8890" b="5080"/>
-            <wp:docPr id="10" name="Picture 10"/>
+          <wp:inline distT="0" distB="0" distL="0" distR="0">
+            <wp:extent cx="4906645" cy="1899920"/>
+            <wp:effectExtent l="0" t="0" r="0" b="0"/>
+            <wp:docPr id="9" name="Picture 10"/>
             <wp:cNvGraphicFramePr>
               <a:graphicFrameLocks xmlns:a="http://schemas.openxmlformats.org/drawingml/2006/main" noChangeAspect="1"/>
             </wp:cNvGraphicFramePr>
@@ -2013,23 +2254,26 @@
               <a:graphicData uri="http://schemas.openxmlformats.org/drawingml/2006/picture">
                 <pic:pic xmlns:pic="http://schemas.openxmlformats.org/drawingml/2006/picture">
                   <pic:nvPicPr>
-                    <pic:cNvPr id="1" name=""/>
-                    <pic:cNvPicPr/>
+                    <pic:cNvPr id="9" name="Picture 10"/>
+                    <pic:cNvPicPr>
+                      <a:picLocks noChangeAspect="1" noChangeArrowheads="1"/>
+                    </pic:cNvPicPr>
                   </pic:nvPicPr>
                   <pic:blipFill>
-                    <a:blip r:embed="rId16"/>
+                    <a:blip r:embed="rId13"/>
                     <a:stretch>
                       <a:fillRect/>
                     </a:stretch>
                   </pic:blipFill>
-                  <pic:spPr>
+                  <pic:spPr bwMode="auto">
                     <a:xfrm>
                       <a:off x="0" y="0"/>
-                      <a:ext cx="4911536" cy="1902080"/>
+                      <a:ext cx="4906645" cy="1899920"/>
                     </a:xfrm>
                     <a:prstGeom prst="rect">
                       <a:avLst/>
                     </a:prstGeom>
+                    <a:noFill/>
                   </pic:spPr>
                 </pic:pic>
               </a:graphicData>
@@ -2076,7 +2320,6 @@
       </w:r>
       <w:r>
         <w:rPr>
-          <w:noProof/>
           <w:sz w:val="32"/>
           <w:szCs w:val="32"/>
         </w:rPr>
@@ -2097,20 +2340,28 @@
         <w:t>:Chosen  Colour format</w:t>
       </w:r>
     </w:p>
-    <w:p/>
-    <w:p>
-      <w:pPr>
-        <w:keepNext/>
-      </w:pPr>
-      <w:r>
-        <w:rPr>
-          <w:noProof/>
-        </w:rPr>
+    <w:p>
+      <w:pPr>
+        <w:pStyle w:val="Normal"/>
+        <w:rPr/>
+      </w:pPr>
+      <w:r>
+        <w:rPr/>
+      </w:r>
+    </w:p>
+    <w:p>
+      <w:pPr>
+        <w:pStyle w:val="Normal"/>
+        <w:keepNext w:val="true"/>
+        <w:rPr/>
+      </w:pPr>
+      <w:r>
+        <w:rPr/>
         <w:drawing>
-          <wp:inline distT="0" distB="0" distL="0" distR="0" wp14:anchorId="4AD60841" wp14:editId="0C045537">
+          <wp:inline distT="0" distB="0" distL="0" distR="0">
             <wp:extent cx="5937885" cy="4987925"/>
-            <wp:effectExtent l="0" t="0" r="5715" b="3175"/>
-            <wp:docPr id="11" name="Picture 11"/>
+            <wp:effectExtent l="0" t="0" r="0" b="0"/>
+            <wp:docPr id="10" name="Picture 11"/>
             <wp:cNvGraphicFramePr>
               <a:graphicFrameLocks xmlns:a="http://schemas.openxmlformats.org/drawingml/2006/main" noChangeAspect="1"/>
             </wp:cNvGraphicFramePr>
@@ -2118,20 +2369,13 @@
               <a:graphicData uri="http://schemas.openxmlformats.org/drawingml/2006/picture">
                 <pic:pic xmlns:pic="http://schemas.openxmlformats.org/drawingml/2006/picture">
                   <pic:nvPicPr>
-                    <pic:cNvPr id="0" name="Picture 5"/>
+                    <pic:cNvPr id="10" name="Picture 11"/>
                     <pic:cNvPicPr>
                       <a:picLocks noChangeAspect="1" noChangeArrowheads="1"/>
                     </pic:cNvPicPr>
                   </pic:nvPicPr>
                   <pic:blipFill>
-                    <a:blip r:embed="rId17">
-                      <a:extLst>
-                        <a:ext uri="{28A0092B-C50C-407E-A947-70E740481C1C}">
-                          <a14:useLocalDpi xmlns:a14="http://schemas.microsoft.com/office/drawing/2010/main" val="0"/>
-                        </a:ext>
-                      </a:extLst>
-                    </a:blip>
-                    <a:srcRect/>
+                    <a:blip r:embed="rId14"/>
                     <a:stretch>
                       <a:fillRect/>
                     </a:stretch>
@@ -2145,9 +2389,6 @@
                       <a:avLst/>
                     </a:prstGeom>
                     <a:noFill/>
-                    <a:ln>
-                      <a:noFill/>
-                    </a:ln>
                   </pic:spPr>
                 </pic:pic>
               </a:graphicData>
@@ -2194,7 +2435,6 @@
       </w:r>
       <w:r>
         <w:rPr>
-          <w:noProof/>
           <w:sz w:val="32"/>
           <w:szCs w:val="32"/>
         </w:rPr>
@@ -2224,22 +2464,24 @@
           <w:szCs w:val="32"/>
         </w:rPr>
       </w:pPr>
-      <w:r>
-        <w:rPr>
-          <w:rFonts w:ascii="Arial Black" w:eastAsia="Arial" w:hAnsi="Arial Black" w:cs="Arial"/>
+      <w:bookmarkStart w:id="5" w:name="__RefHeading___Toc3562_186967132"/>
+      <w:bookmarkEnd w:id="5"/>
+      <w:r>
+        <w:rPr>
+          <w:rFonts w:eastAsia="Arial" w:cs="Arial" w:ascii="Arial Black" w:hAnsi="Arial Black"/>
           <w:b/>
           <w:bCs/>
           <w:sz w:val="32"/>
           <w:szCs w:val="32"/>
         </w:rPr>
-        <w:lastRenderedPageBreak/>
         <w:t>Student Reflection</w:t>
       </w:r>
     </w:p>
     <w:p>
       <w:pPr>
-        <w:rPr>
-          <w:rFonts w:ascii="Arial" w:eastAsia="Arial" w:hAnsi="Arial" w:cs="Arial"/>
+        <w:pStyle w:val="Normal"/>
+        <w:rPr>
+          <w:rFonts w:ascii="Arial" w:hAnsi="Arial" w:eastAsia="Arial" w:cs="Arial"/>
           <w:color w:val="1E293B"/>
           <w:sz w:val="28"/>
           <w:szCs w:val="28"/>
@@ -2247,50 +2489,32 @@
       </w:pPr>
       <w:r>
         <w:rPr>
-          <w:rFonts w:ascii="Arial" w:eastAsia="Arial" w:hAnsi="Arial" w:cs="Arial"/>
+          <w:rFonts w:eastAsia="Arial" w:cs="Arial" w:ascii="Arial" w:hAnsi="Arial"/>
           <w:color w:val="1E293B"/>
           <w:sz w:val="28"/>
           <w:szCs w:val="28"/>
         </w:rPr>
-        <w:t>This week I focus on Interface planning and syste</w:t>
-      </w:r>
-      <w:r>
-        <w:rPr>
-          <w:rFonts w:ascii="Arial" w:eastAsia="Arial" w:hAnsi="Arial" w:cs="Arial"/>
+        <w:t>This week I focus on Interface planning and system design. I made hand drawn wireframes of the login, dashboard and mobile mockup of the page. The dashboard was designed to reduce user clicks and improve accessibility and navigation bar on the left for scalability.I finally digitized the GUI on figma to create a prototype providing a soli blueprint.</w:t>
+      </w:r>
+    </w:p>
+    <w:p>
+      <w:pPr>
+        <w:pStyle w:val="Normal"/>
+        <w:rPr>
+          <w:rFonts w:ascii="Arial" w:hAnsi="Arial" w:eastAsia="Arial" w:cs="Arial"/>
           <w:color w:val="1E293B"/>
           <w:sz w:val="28"/>
           <w:szCs w:val="28"/>
         </w:rPr>
-        <w:t>m</w:t>
-      </w:r>
-      <w:r>
-        <w:rPr>
-          <w:rFonts w:ascii="Arial" w:eastAsia="Arial" w:hAnsi="Arial" w:cs="Arial"/>
+      </w:pPr>
+      <w:r>
+        <w:rPr>
+          <w:rFonts w:eastAsia="Arial" w:cs="Arial" w:ascii="Arial" w:hAnsi="Arial"/>
           <w:color w:val="1E293B"/>
           <w:sz w:val="28"/>
           <w:szCs w:val="28"/>
         </w:rPr>
-        <w:t xml:space="preserve"> design</w:t>
-      </w:r>
-      <w:r>
-        <w:rPr>
-          <w:rFonts w:ascii="Arial" w:eastAsia="Arial" w:hAnsi="Arial" w:cs="Arial"/>
-          <w:color w:val="1E293B"/>
-          <w:sz w:val="28"/>
-          <w:szCs w:val="28"/>
-        </w:rPr>
-        <w:t>. I made hand drawn wireframes of the login, dashboard and mobile mockup of the page. The dashboard was designed to reduce user clicks and improve accessibility and navigation bar on the left for scalability.I finally digitized the GUI on figma to create a prototype providing a soli blueprint.</w:t>
-      </w:r>
-    </w:p>
-    <w:p>
-      <w:pPr>
-        <w:rPr>
-          <w:rFonts w:ascii="Arial" w:eastAsia="Arial" w:hAnsi="Arial" w:cs="Arial"/>
-          <w:color w:val="1E293B"/>
-          <w:sz w:val="28"/>
-          <w:szCs w:val="28"/>
-        </w:rPr>
-      </w:pPr>
+      </w:r>
     </w:p>
     <w:p>
       <w:pPr>
@@ -2303,6 +2527,8 @@
           <w:u w:val="single"/>
         </w:rPr>
       </w:pPr>
+      <w:bookmarkStart w:id="6" w:name="__RefHeading___Toc3564_186967132"/>
+      <w:bookmarkEnd w:id="6"/>
       <w:r>
         <w:rPr>
           <w:b/>
@@ -2311,44 +2537,23 @@
           <w:szCs w:val="48"/>
           <w:u w:val="single"/>
         </w:rPr>
-        <w:t xml:space="preserve">WEEK </w:t>
-      </w:r>
-      <w:r>
-        <w:rPr>
-          <w:b/>
-          <w:bCs/>
-          <w:sz w:val="48"/>
-          <w:szCs w:val="48"/>
-          <w:u w:val="single"/>
-        </w:rPr>
-        <w:t>3</w:t>
-      </w:r>
-      <w:r>
-        <w:rPr>
-          <w:b/>
-          <w:bCs/>
-          <w:sz w:val="48"/>
-          <w:szCs w:val="48"/>
-          <w:u w:val="single"/>
-        </w:rPr>
-        <w:t xml:space="preserve"> : </w:t>
-      </w:r>
-      <w:r>
-        <w:rPr>
-          <w:b/>
-          <w:bCs/>
-          <w:sz w:val="48"/>
-          <w:szCs w:val="48"/>
-          <w:u w:val="single"/>
-        </w:rPr>
-        <w:t>Javascript and PHP Basics</w:t>
-      </w:r>
-    </w:p>
-    <w:p/>
-    <w:p>
-      <w:pPr>
-        <w:rPr>
-          <w:rFonts w:ascii="Arial" w:eastAsia="Arial" w:hAnsi="Arial" w:cs="Arial"/>
+        <w:t>WEEK 3 : Javascript and PHP Basics</w:t>
+      </w:r>
+    </w:p>
+    <w:p>
+      <w:pPr>
+        <w:pStyle w:val="Normal"/>
+        <w:rPr/>
+      </w:pPr>
+      <w:r>
+        <w:rPr/>
+      </w:r>
+    </w:p>
+    <w:p>
+      <w:pPr>
+        <w:pStyle w:val="Normal"/>
+        <w:rPr>
+          <w:rFonts w:ascii="Arial" w:hAnsi="Arial" w:eastAsia="Arial" w:cs="Arial"/>
           <w:b/>
           <w:bCs/>
           <w:i/>
@@ -2360,7 +2565,7 @@
       </w:pPr>
       <w:r>
         <w:rPr>
-          <w:rFonts w:ascii="Arial" w:hAnsi="Arial" w:cs="Arial"/>
+          <w:rFonts w:cs="Arial" w:ascii="Arial" w:hAnsi="Arial"/>
           <w:b/>
           <w:bCs/>
           <w:i/>
@@ -2381,12 +2586,12 @@
       </w:r>
       <w:r>
         <w:rPr>
-          <w:rFonts w:ascii="Arial" w:eastAsia="Arial" w:hAnsi="Arial" w:cs="Arial"/>
+          <w:rFonts w:eastAsia="Arial" w:cs="Arial" w:ascii="Arial" w:hAnsi="Arial"/>
           <w:b/>
           <w:bCs/>
           <w:i/>
           <w:iCs/>
-          <w:color w:val="000000" w:themeColor="text1"/>
+          <w:color w:themeColor="text1" w:val="000000"/>
           <w:sz w:val="36"/>
           <w:szCs w:val="36"/>
         </w:rPr>
@@ -2395,6 +2600,7 @@
     </w:p>
     <w:p>
       <w:pPr>
+        <w:pStyle w:val="Normal"/>
         <w:rPr>
           <w:rFonts w:ascii="Bahnschrift SemiBold" w:hAnsi="Bahnschrift SemiBold"/>
           <w:sz w:val="36"/>
@@ -2412,21 +2618,17 @@
     </w:p>
     <w:p>
       <w:pPr>
-        <w:keepNext/>
-      </w:pPr>
-      <w:r>
-        <w:rPr>
-          <w:rFonts w:ascii="Bahnschrift SemiBold" w:hAnsi="Bahnschrift SemiBold"/>
-          <w:noProof/>
-          <w:sz w:val="36"/>
-          <w:szCs w:val="36"/>
-        </w:rPr>
-        <w:lastRenderedPageBreak/>
+        <w:pStyle w:val="Normal"/>
+        <w:keepNext w:val="true"/>
+        <w:rPr/>
+      </w:pPr>
+      <w:r>
+        <w:rPr/>
         <w:drawing>
-          <wp:inline distT="0" distB="0" distL="0" distR="0" wp14:anchorId="3509B40C" wp14:editId="1BEBD2B6">
+          <wp:inline distT="0" distB="0" distL="0" distR="0">
             <wp:extent cx="4358005" cy="6044565"/>
-            <wp:effectExtent l="0" t="0" r="4445" b="0"/>
-            <wp:docPr id="12" name="Picture 12"/>
+            <wp:effectExtent l="0" t="0" r="0" b="0"/>
+            <wp:docPr id="11" name="Picture 12"/>
             <wp:cNvGraphicFramePr>
               <a:graphicFrameLocks xmlns:a="http://schemas.openxmlformats.org/drawingml/2006/main" noChangeAspect="1"/>
             </wp:cNvGraphicFramePr>
@@ -2434,20 +2636,13 @@
               <a:graphicData uri="http://schemas.openxmlformats.org/drawingml/2006/picture">
                 <pic:pic xmlns:pic="http://schemas.openxmlformats.org/drawingml/2006/picture">
                   <pic:nvPicPr>
-                    <pic:cNvPr id="0" name="Picture 6"/>
+                    <pic:cNvPr id="11" name="Picture 12"/>
                     <pic:cNvPicPr>
                       <a:picLocks noChangeAspect="1" noChangeArrowheads="1"/>
                     </pic:cNvPicPr>
                   </pic:nvPicPr>
                   <pic:blipFill>
-                    <a:blip r:embed="rId18">
-                      <a:extLst>
-                        <a:ext uri="{28A0092B-C50C-407E-A947-70E740481C1C}">
-                          <a14:useLocalDpi xmlns:a14="http://schemas.microsoft.com/office/drawing/2010/main" val="0"/>
-                        </a:ext>
-                      </a:extLst>
-                    </a:blip>
-                    <a:srcRect/>
+                    <a:blip r:embed="rId15"/>
                     <a:stretch>
                       <a:fillRect/>
                     </a:stretch>
@@ -2461,9 +2656,6 @@
                       <a:avLst/>
                     </a:prstGeom>
                     <a:noFill/>
-                    <a:ln>
-                      <a:noFill/>
-                    </a:ln>
                   </pic:spPr>
                 </pic:pic>
               </a:graphicData>
@@ -2511,7 +2703,6 @@
       </w:r>
       <w:r>
         <w:rPr>
-          <w:noProof/>
           <w:sz w:val="32"/>
           <w:szCs w:val="32"/>
         </w:rPr>
@@ -2534,18 +2725,17 @@
     </w:p>
     <w:p>
       <w:pPr>
-        <w:keepNext/>
-      </w:pPr>
-      <w:r>
-        <w:rPr>
-          <w:noProof/>
-        </w:rPr>
-        <w:lastRenderedPageBreak/>
+        <w:pStyle w:val="Normal"/>
+        <w:keepNext w:val="true"/>
+        <w:rPr/>
+      </w:pPr>
+      <w:r>
+        <w:rPr/>
         <w:drawing>
-          <wp:inline distT="0" distB="0" distL="0" distR="0" wp14:anchorId="68F647AF" wp14:editId="08DBB332">
+          <wp:inline distT="0" distB="0" distL="0" distR="0">
             <wp:extent cx="5943600" cy="5772785"/>
             <wp:effectExtent l="0" t="0" r="0" b="0"/>
-            <wp:docPr id="13" name="Picture 13"/>
+            <wp:docPr id="12" name="Picture 13"/>
             <wp:cNvGraphicFramePr>
               <a:graphicFrameLocks xmlns:a="http://schemas.openxmlformats.org/drawingml/2006/main" noChangeAspect="1"/>
             </wp:cNvGraphicFramePr>
@@ -2553,16 +2743,18 @@
               <a:graphicData uri="http://schemas.openxmlformats.org/drawingml/2006/picture">
                 <pic:pic xmlns:pic="http://schemas.openxmlformats.org/drawingml/2006/picture">
                   <pic:nvPicPr>
-                    <pic:cNvPr id="1" name=""/>
-                    <pic:cNvPicPr/>
+                    <pic:cNvPr id="12" name="Picture 13"/>
+                    <pic:cNvPicPr>
+                      <a:picLocks noChangeAspect="1" noChangeArrowheads="1"/>
+                    </pic:cNvPicPr>
                   </pic:nvPicPr>
                   <pic:blipFill>
-                    <a:blip r:embed="rId19"/>
+                    <a:blip r:embed="rId16"/>
                     <a:stretch>
                       <a:fillRect/>
                     </a:stretch>
                   </pic:blipFill>
-                  <pic:spPr>
+                  <pic:spPr bwMode="auto">
                     <a:xfrm>
                       <a:off x="0" y="0"/>
                       <a:ext cx="5943600" cy="5772785"/>
@@ -2570,6 +2762,7 @@
                     <a:prstGeom prst="rect">
                       <a:avLst/>
                     </a:prstGeom>
+                    <a:noFill/>
                   </pic:spPr>
                 </pic:pic>
               </a:graphicData>
@@ -2616,7 +2809,6 @@
       </w:r>
       <w:r>
         <w:rPr>
-          <w:noProof/>
           <w:sz w:val="32"/>
           <w:szCs w:val="32"/>
         </w:rPr>
@@ -2637,22 +2829,37 @@
         <w:t>: Password has to be a length of 6 characters and above</w:t>
       </w:r>
     </w:p>
-    <w:p/>
-    <w:p/>
-    <w:p>
-      <w:pPr>
-        <w:keepNext/>
-      </w:pPr>
-      <w:r>
-        <w:rPr>
-          <w:noProof/>
-        </w:rPr>
-        <w:lastRenderedPageBreak/>
+    <w:p>
+      <w:pPr>
+        <w:pStyle w:val="Normal"/>
+        <w:rPr/>
+      </w:pPr>
+      <w:r>
+        <w:rPr/>
+      </w:r>
+    </w:p>
+    <w:p>
+      <w:pPr>
+        <w:pStyle w:val="Normal"/>
+        <w:rPr/>
+      </w:pPr>
+      <w:r>
+        <w:rPr/>
+      </w:r>
+    </w:p>
+    <w:p>
+      <w:pPr>
+        <w:pStyle w:val="Normal"/>
+        <w:keepNext w:val="true"/>
+        <w:rPr/>
+      </w:pPr>
+      <w:r>
+        <w:rPr/>
         <w:drawing>
-          <wp:inline distT="0" distB="0" distL="0" distR="0" wp14:anchorId="30CB8A65" wp14:editId="0B88FF83">
-            <wp:extent cx="3543795" cy="1667108"/>
-            <wp:effectExtent l="0" t="0" r="0" b="9525"/>
-            <wp:docPr id="15" name="Picture 15"/>
+          <wp:inline distT="0" distB="0" distL="0" distR="0">
+            <wp:extent cx="3543935" cy="1666875"/>
+            <wp:effectExtent l="0" t="0" r="0" b="0"/>
+            <wp:docPr id="13" name="Picture 15"/>
             <wp:cNvGraphicFramePr>
               <a:graphicFrameLocks xmlns:a="http://schemas.openxmlformats.org/drawingml/2006/main" noChangeAspect="1"/>
             </wp:cNvGraphicFramePr>
@@ -2660,23 +2867,26 @@
               <a:graphicData uri="http://schemas.openxmlformats.org/drawingml/2006/picture">
                 <pic:pic xmlns:pic="http://schemas.openxmlformats.org/drawingml/2006/picture">
                   <pic:nvPicPr>
-                    <pic:cNvPr id="1" name=""/>
-                    <pic:cNvPicPr/>
+                    <pic:cNvPr id="13" name="Picture 15"/>
+                    <pic:cNvPicPr>
+                      <a:picLocks noChangeAspect="1" noChangeArrowheads="1"/>
+                    </pic:cNvPicPr>
                   </pic:nvPicPr>
                   <pic:blipFill>
-                    <a:blip r:embed="rId20"/>
+                    <a:blip r:embed="rId17"/>
                     <a:stretch>
                       <a:fillRect/>
                     </a:stretch>
                   </pic:blipFill>
-                  <pic:spPr>
+                  <pic:spPr bwMode="auto">
                     <a:xfrm>
                       <a:off x="0" y="0"/>
-                      <a:ext cx="3543795" cy="1667108"/>
+                      <a:ext cx="3543935" cy="1666875"/>
                     </a:xfrm>
                     <a:prstGeom prst="rect">
                       <a:avLst/>
                     </a:prstGeom>
+                    <a:noFill/>
                   </pic:spPr>
                 </pic:pic>
               </a:graphicData>
@@ -2723,7 +2933,6 @@
       </w:r>
       <w:r>
         <w:rPr>
-          <w:noProof/>
           <w:sz w:val="32"/>
           <w:szCs w:val="32"/>
         </w:rPr>
@@ -2741,51 +2950,39 @@
           <w:sz w:val="32"/>
           <w:szCs w:val="32"/>
         </w:rPr>
-        <w:t xml:space="preserve">: PHP </w:t>
-      </w:r>
-      <w:r>
-        <w:rPr>
-          <w:sz w:val="32"/>
-          <w:szCs w:val="32"/>
-        </w:rPr>
-        <w:t>s</w:t>
-      </w:r>
-      <w:r>
-        <w:rPr>
-          <w:sz w:val="32"/>
-          <w:szCs w:val="32"/>
-        </w:rPr>
-        <w:t>yntax P</w:t>
-      </w:r>
-      <w:r>
-        <w:rPr>
-          <w:sz w:val="32"/>
-          <w:szCs w:val="32"/>
-        </w:rPr>
-        <w:t>r</w:t>
-      </w:r>
-      <w:r>
-        <w:rPr>
-          <w:sz w:val="32"/>
-          <w:szCs w:val="32"/>
-        </w:rPr>
-        <w:t>actice with if  conditional statement</w:t>
-      </w:r>
-    </w:p>
-    <w:p/>
-    <w:p/>
-    <w:p>
-      <w:pPr>
-        <w:keepNext/>
-      </w:pPr>
-      <w:r>
-        <w:rPr>
-          <w:noProof/>
-        </w:rPr>
+        <w:t>: PHP syntax Practice with if  conditional statement</w:t>
+      </w:r>
+    </w:p>
+    <w:p>
+      <w:pPr>
+        <w:pStyle w:val="Normal"/>
+        <w:rPr/>
+      </w:pPr>
+      <w:r>
+        <w:rPr/>
+      </w:r>
+    </w:p>
+    <w:p>
+      <w:pPr>
+        <w:pStyle w:val="Normal"/>
+        <w:rPr/>
+      </w:pPr>
+      <w:r>
+        <w:rPr/>
+      </w:r>
+    </w:p>
+    <w:p>
+      <w:pPr>
+        <w:pStyle w:val="Normal"/>
+        <w:keepNext w:val="true"/>
+        <w:rPr/>
+      </w:pPr>
+      <w:r>
+        <w:rPr/>
         <w:drawing>
-          <wp:inline distT="0" distB="0" distL="0" distR="0" wp14:anchorId="01FDC7DA" wp14:editId="15BA8575">
+          <wp:inline distT="0" distB="0" distL="0" distR="0">
             <wp:extent cx="5943600" cy="1369695"/>
-            <wp:effectExtent l="0" t="0" r="0" b="1905"/>
+            <wp:effectExtent l="0" t="0" r="0" b="0"/>
             <wp:docPr id="14" name="Picture 14"/>
             <wp:cNvGraphicFramePr>
               <a:graphicFrameLocks xmlns:a="http://schemas.openxmlformats.org/drawingml/2006/main" noChangeAspect="1"/>
@@ -2794,8 +2991,519 @@
               <a:graphicData uri="http://schemas.openxmlformats.org/drawingml/2006/picture">
                 <pic:pic xmlns:pic="http://schemas.openxmlformats.org/drawingml/2006/picture">
                   <pic:nvPicPr>
-                    <pic:cNvPr id="1" name=""/>
-                    <pic:cNvPicPr/>
+                    <pic:cNvPr id="14" name="Picture 14"/>
+                    <pic:cNvPicPr>
+                      <a:picLocks noChangeAspect="1" noChangeArrowheads="1"/>
+                    </pic:cNvPicPr>
+                  </pic:nvPicPr>
+                  <pic:blipFill>
+                    <a:blip r:embed="rId18"/>
+                    <a:stretch>
+                      <a:fillRect/>
+                    </a:stretch>
+                  </pic:blipFill>
+                  <pic:spPr bwMode="auto">
+                    <a:xfrm>
+                      <a:off x="0" y="0"/>
+                      <a:ext cx="5943600" cy="1369695"/>
+                    </a:xfrm>
+                    <a:prstGeom prst="rect">
+                      <a:avLst/>
+                    </a:prstGeom>
+                    <a:noFill/>
+                  </pic:spPr>
+                </pic:pic>
+              </a:graphicData>
+            </a:graphic>
+          </wp:inline>
+        </w:drawing>
+      </w:r>
+    </w:p>
+    <w:p>
+      <w:pPr>
+        <w:pStyle w:val="Caption"/>
+        <w:rPr>
+          <w:sz w:val="32"/>
+          <w:szCs w:val="32"/>
+        </w:rPr>
+      </w:pPr>
+      <w:r>
+        <w:rPr>
+          <w:sz w:val="32"/>
+          <w:szCs w:val="32"/>
+        </w:rPr>
+        <w:t xml:space="preserve">Figure </w:t>
+      </w:r>
+      <w:r>
+        <w:rPr>
+          <w:sz w:val="32"/>
+          <w:szCs w:val="32"/>
+        </w:rPr>
+        <w:fldChar w:fldCharType="begin"/>
+      </w:r>
+      <w:r>
+        <w:rPr>
+          <w:sz w:val="32"/>
+          <w:szCs w:val="32"/>
+        </w:rPr>
+        <w:instrText xml:space="preserve"> SEQ Figure \* ARABIC </w:instrText>
+      </w:r>
+      <w:r>
+        <w:rPr>
+          <w:sz w:val="32"/>
+          <w:szCs w:val="32"/>
+        </w:rPr>
+        <w:fldChar w:fldCharType="separate"/>
+      </w:r>
+      <w:r>
+        <w:rPr>
+          <w:sz w:val="32"/>
+          <w:szCs w:val="32"/>
+        </w:rPr>
+        <w:t>14</w:t>
+      </w:r>
+      <w:r>
+        <w:rPr>
+          <w:sz w:val="32"/>
+          <w:szCs w:val="32"/>
+        </w:rPr>
+        <w:fldChar w:fldCharType="end"/>
+      </w:r>
+      <w:r>
+        <w:rPr>
+          <w:sz w:val="32"/>
+          <w:szCs w:val="32"/>
+        </w:rPr>
+        <w:t>: Database Connection Script Usin PDO</w:t>
+      </w:r>
+    </w:p>
+    <w:p>
+      <w:pPr>
+        <w:pStyle w:val="Normal"/>
+        <w:rPr/>
+      </w:pPr>
+      <w:r>
+        <w:rPr/>
+      </w:r>
+    </w:p>
+    <w:p>
+      <w:pPr>
+        <w:pStyle w:val="Normal"/>
+        <w:keepNext w:val="true"/>
+        <w:rPr/>
+      </w:pPr>
+      <w:r>
+        <w:rPr/>
+        <w:drawing>
+          <wp:inline distT="0" distB="0" distL="0" distR="0">
+            <wp:extent cx="4563110" cy="5020310"/>
+            <wp:effectExtent l="0" t="0" r="0" b="0"/>
+            <wp:docPr id="15" name="Picture 16"/>
+            <wp:cNvGraphicFramePr>
+              <a:graphicFrameLocks xmlns:a="http://schemas.openxmlformats.org/drawingml/2006/main" noChangeAspect="1"/>
+            </wp:cNvGraphicFramePr>
+            <a:graphic xmlns:a="http://schemas.openxmlformats.org/drawingml/2006/main">
+              <a:graphicData uri="http://schemas.openxmlformats.org/drawingml/2006/picture">
+                <pic:pic xmlns:pic="http://schemas.openxmlformats.org/drawingml/2006/picture">
+                  <pic:nvPicPr>
+                    <pic:cNvPr id="15" name="Picture 16"/>
+                    <pic:cNvPicPr>
+                      <a:picLocks noChangeAspect="1" noChangeArrowheads="1"/>
+                    </pic:cNvPicPr>
+                  </pic:nvPicPr>
+                  <pic:blipFill>
+                    <a:blip r:embed="rId19"/>
+                    <a:stretch>
+                      <a:fillRect/>
+                    </a:stretch>
+                  </pic:blipFill>
+                  <pic:spPr bwMode="auto">
+                    <a:xfrm>
+                      <a:off x="0" y="0"/>
+                      <a:ext cx="4563110" cy="5020310"/>
+                    </a:xfrm>
+                    <a:prstGeom prst="rect">
+                      <a:avLst/>
+                    </a:prstGeom>
+                    <a:noFill/>
+                  </pic:spPr>
+                </pic:pic>
+              </a:graphicData>
+            </a:graphic>
+          </wp:inline>
+        </w:drawing>
+      </w:r>
+    </w:p>
+    <w:p>
+      <w:pPr>
+        <w:pStyle w:val="Caption"/>
+        <w:rPr>
+          <w:sz w:val="32"/>
+          <w:szCs w:val="32"/>
+        </w:rPr>
+      </w:pPr>
+      <w:r>
+        <w:rPr>
+          <w:sz w:val="32"/>
+          <w:szCs w:val="32"/>
+        </w:rPr>
+        <w:t xml:space="preserve">Figure </w:t>
+      </w:r>
+      <w:r>
+        <w:rPr>
+          <w:sz w:val="32"/>
+          <w:szCs w:val="32"/>
+        </w:rPr>
+        <w:fldChar w:fldCharType="begin"/>
+      </w:r>
+      <w:r>
+        <w:rPr>
+          <w:sz w:val="32"/>
+          <w:szCs w:val="32"/>
+        </w:rPr>
+        <w:instrText xml:space="preserve"> SEQ Figure \* ARABIC </w:instrText>
+      </w:r>
+      <w:r>
+        <w:rPr>
+          <w:sz w:val="32"/>
+          <w:szCs w:val="32"/>
+        </w:rPr>
+        <w:fldChar w:fldCharType="separate"/>
+      </w:r>
+      <w:r>
+        <w:rPr>
+          <w:sz w:val="32"/>
+          <w:szCs w:val="32"/>
+        </w:rPr>
+        <w:t>15</w:t>
+      </w:r>
+      <w:r>
+        <w:rPr>
+          <w:sz w:val="32"/>
+          <w:szCs w:val="32"/>
+        </w:rPr>
+        <w:fldChar w:fldCharType="end"/>
+      </w:r>
+      <w:r>
+        <w:rPr>
+          <w:sz w:val="32"/>
+          <w:szCs w:val="32"/>
+        </w:rPr>
+        <w:t>: Dynamic User Input Handling</w:t>
+      </w:r>
+    </w:p>
+    <w:p>
+      <w:pPr>
+        <w:pStyle w:val="Normal"/>
+        <w:rPr/>
+      </w:pPr>
+      <w:r>
+        <w:rPr/>
+      </w:r>
+    </w:p>
+    <w:p>
+      <w:pPr>
+        <w:pStyle w:val="Heading2"/>
+        <w:rPr>
+          <w:rFonts w:ascii="Arial Black" w:hAnsi="Arial Black"/>
+          <w:sz w:val="32"/>
+          <w:szCs w:val="32"/>
+        </w:rPr>
+      </w:pPr>
+      <w:bookmarkStart w:id="7" w:name="__RefHeading___Toc3566_186967132"/>
+      <w:bookmarkEnd w:id="7"/>
+      <w:r>
+        <w:rPr>
+          <w:rFonts w:eastAsia="Arial" w:cs="Arial" w:ascii="Arial Black" w:hAnsi="Arial Black"/>
+          <w:b/>
+          <w:bCs/>
+          <w:sz w:val="32"/>
+          <w:szCs w:val="32"/>
+        </w:rPr>
+        <w:t>Student Reflection</w:t>
+      </w:r>
+    </w:p>
+    <w:p>
+      <w:pPr>
+        <w:pStyle w:val="Normal"/>
+        <w:rPr>
+          <w:rFonts w:ascii="Arial" w:hAnsi="Arial" w:eastAsia="Arial" w:cs="Arial"/>
+          <w:color w:val="1E293B"/>
+          <w:sz w:val="28"/>
+          <w:szCs w:val="28"/>
+        </w:rPr>
+      </w:pPr>
+      <w:r>
+        <w:rPr>
+          <w:rFonts w:eastAsia="Arial" w:cs="Arial" w:ascii="Arial" w:hAnsi="Arial"/>
+          <w:color w:val="1E293B"/>
+          <w:sz w:val="28"/>
+          <w:szCs w:val="28"/>
+        </w:rPr>
+        <w:t>This week I bridged the frontend and backend layers of RentVille.I explored data validation that prevents users from submitting blank login fields, improving UX before data reaches the server. I larn and implemented the password strength checker used on the register page. I looked at core PHP concepts including conditionals, loops and variables. The db.php file shows the PDO connection to MySQL with error handling. Lastly  I explored dynamic output from PHP based on submitted form data.</w:t>
+      </w:r>
+    </w:p>
+    <w:p>
+      <w:pPr>
+        <w:pStyle w:val="Normal"/>
+        <w:rPr>
+          <w:rFonts w:ascii="Arial" w:hAnsi="Arial" w:eastAsia="Arial" w:cs="Arial"/>
+          <w:color w:val="1E293B"/>
+          <w:sz w:val="28"/>
+          <w:szCs w:val="28"/>
+        </w:rPr>
+      </w:pPr>
+      <w:r>
+        <w:rPr>
+          <w:rFonts w:eastAsia="Arial" w:cs="Arial" w:ascii="Arial" w:hAnsi="Arial"/>
+          <w:color w:val="1E293B"/>
+          <w:sz w:val="28"/>
+          <w:szCs w:val="28"/>
+        </w:rPr>
+      </w:r>
+    </w:p>
+    <w:p>
+      <w:pPr>
+        <w:pStyle w:val="Heading1"/>
+        <w:rPr>
+          <w:b/>
+          <w:bCs/>
+          <w:sz w:val="48"/>
+          <w:szCs w:val="48"/>
+          <w:u w:val="single"/>
+        </w:rPr>
+      </w:pPr>
+      <w:bookmarkStart w:id="8" w:name="__RefHeading___Toc3568_186967132"/>
+      <w:bookmarkEnd w:id="8"/>
+      <w:r>
+        <w:rPr>
+          <w:b/>
+          <w:bCs/>
+          <w:sz w:val="48"/>
+          <w:szCs w:val="48"/>
+          <w:u w:val="single"/>
+        </w:rPr>
+        <w:t>WEEK 4 : Server-Side Components and Backend Development</w:t>
+      </w:r>
+    </w:p>
+    <w:p>
+      <w:pPr>
+        <w:pStyle w:val="Normal"/>
+        <w:rPr/>
+      </w:pPr>
+      <w:r>
+        <w:rPr/>
+      </w:r>
+    </w:p>
+    <w:p>
+      <w:pPr>
+        <w:pStyle w:val="Normal"/>
+        <w:rPr>
+          <w:rFonts w:ascii="Bahnschrift SemiBold" w:hAnsi="Bahnschrift SemiBold"/>
+          <w:sz w:val="36"/>
+          <w:szCs w:val="36"/>
+        </w:rPr>
+      </w:pPr>
+      <w:r>
+        <w:rPr>
+          <w:rFonts w:cs="Arial" w:ascii="Arial" w:hAnsi="Arial"/>
+          <w:b/>
+          <w:bCs/>
+          <w:i/>
+          <w:iCs/>
+          <w:sz w:val="36"/>
+          <w:szCs w:val="36"/>
+        </w:rPr>
+        <w:t>Title :</w:t>
+      </w:r>
+      <w:r>
+        <w:rPr>
+          <w:b/>
+          <w:bCs/>
+          <w:sz w:val="36"/>
+          <w:szCs w:val="36"/>
+        </w:rPr>
+        <w:t xml:space="preserve"> </w:t>
+      </w:r>
+      <w:r>
+        <w:rPr>
+          <w:rFonts w:eastAsia="Arial" w:cs="Arial" w:ascii="Arial" w:hAnsi="Arial"/>
+          <w:b/>
+          <w:bCs/>
+          <w:i/>
+          <w:iCs/>
+          <w:color w:themeColor="text1" w:val="000000"/>
+          <w:sz w:val="36"/>
+          <w:szCs w:val="36"/>
+        </w:rPr>
+        <w:t>Backend Form Processing, Authentication and Project Structure</w:t>
+      </w:r>
+    </w:p>
+    <w:p>
+      <w:pPr>
+        <w:pStyle w:val="Normal"/>
+        <w:rPr>
+          <w:rFonts w:ascii="Bahnschrift SemiBold" w:hAnsi="Bahnschrift SemiBold"/>
+          <w:sz w:val="36"/>
+          <w:szCs w:val="36"/>
+        </w:rPr>
+      </w:pPr>
+      <w:r>
+        <w:rPr>
+          <w:rFonts w:ascii="Bahnschrift SemiBold" w:hAnsi="Bahnschrift SemiBold"/>
+          <w:sz w:val="36"/>
+          <w:szCs w:val="36"/>
+        </w:rPr>
+        <w:t>Required evidence</w:t>
+      </w:r>
+    </w:p>
+    <w:p>
+      <w:pPr>
+        <w:pStyle w:val="Normal"/>
+        <w:keepNext w:val="true"/>
+        <w:rPr/>
+      </w:pPr>
+      <w:r>
+        <w:rPr>
+          <w:rFonts w:ascii="Bahnschrift SemiBold" w:hAnsi="Bahnschrift SemiBold"/>
+          <w:sz w:val="36"/>
+          <w:szCs w:val="36"/>
+        </w:rPr>
+        <w:t xml:space="preserve"> </w:t>
+      </w:r>
+      <w:r>
+        <w:rPr/>
+        <w:drawing>
+          <wp:inline distT="0" distB="0" distL="0" distR="0">
+            <wp:extent cx="5591810" cy="3943985"/>
+            <wp:effectExtent l="0" t="0" r="0" b="0"/>
+            <wp:docPr id="16" name="Picture 21"/>
+            <wp:cNvGraphicFramePr>
+              <a:graphicFrameLocks xmlns:a="http://schemas.openxmlformats.org/drawingml/2006/main" noChangeAspect="1"/>
+            </wp:cNvGraphicFramePr>
+            <a:graphic xmlns:a="http://schemas.openxmlformats.org/drawingml/2006/main">
+              <a:graphicData uri="http://schemas.openxmlformats.org/drawingml/2006/picture">
+                <pic:pic xmlns:pic="http://schemas.openxmlformats.org/drawingml/2006/picture">
+                  <pic:nvPicPr>
+                    <pic:cNvPr id="16" name="Picture 21"/>
+                    <pic:cNvPicPr>
+                      <a:picLocks noChangeAspect="1" noChangeArrowheads="1"/>
+                    </pic:cNvPicPr>
+                  </pic:nvPicPr>
+                  <pic:blipFill>
+                    <a:blip r:embed="rId20"/>
+                    <a:stretch>
+                      <a:fillRect/>
+                    </a:stretch>
+                  </pic:blipFill>
+                  <pic:spPr bwMode="auto">
+                    <a:xfrm>
+                      <a:off x="0" y="0"/>
+                      <a:ext cx="5591810" cy="3943985"/>
+                    </a:xfrm>
+                    <a:prstGeom prst="rect">
+                      <a:avLst/>
+                    </a:prstGeom>
+                    <a:noFill/>
+                  </pic:spPr>
+                </pic:pic>
+              </a:graphicData>
+            </a:graphic>
+          </wp:inline>
+        </w:drawing>
+      </w:r>
+    </w:p>
+    <w:p>
+      <w:pPr>
+        <w:pStyle w:val="Caption"/>
+        <w:rPr>
+          <w:sz w:val="32"/>
+          <w:szCs w:val="32"/>
+        </w:rPr>
+      </w:pPr>
+      <w:r>
+        <w:rPr>
+          <w:sz w:val="32"/>
+          <w:szCs w:val="32"/>
+        </w:rPr>
+        <w:t xml:space="preserve">Figure </w:t>
+      </w:r>
+      <w:r>
+        <w:rPr>
+          <w:sz w:val="32"/>
+          <w:szCs w:val="32"/>
+        </w:rPr>
+        <w:fldChar w:fldCharType="begin"/>
+      </w:r>
+      <w:r>
+        <w:rPr>
+          <w:sz w:val="32"/>
+          <w:szCs w:val="32"/>
+        </w:rPr>
+        <w:instrText xml:space="preserve"> SEQ Figure \* ARABIC </w:instrText>
+      </w:r>
+      <w:r>
+        <w:rPr>
+          <w:sz w:val="32"/>
+          <w:szCs w:val="32"/>
+        </w:rPr>
+        <w:fldChar w:fldCharType="separate"/>
+      </w:r>
+      <w:r>
+        <w:rPr>
+          <w:sz w:val="32"/>
+          <w:szCs w:val="32"/>
+        </w:rPr>
+        <w:t>16</w:t>
+      </w:r>
+      <w:r>
+        <w:rPr>
+          <w:sz w:val="32"/>
+          <w:szCs w:val="32"/>
+        </w:rPr>
+        <w:fldChar w:fldCharType="end"/>
+      </w:r>
+      <w:r>
+        <w:rPr>
+          <w:sz w:val="32"/>
+          <w:szCs w:val="32"/>
+        </w:rPr>
+        <w:t>: Login form wih POST method</w:t>
+      </w:r>
+    </w:p>
+    <w:p>
+      <w:pPr>
+        <w:pStyle w:val="Normal"/>
+        <w:rPr/>
+      </w:pPr>
+      <w:r>
+        <w:rPr/>
+      </w:r>
+    </w:p>
+    <w:p>
+      <w:pPr>
+        <w:pStyle w:val="Normal"/>
+        <w:keepNext w:val="true"/>
+        <w:rPr/>
+      </w:pPr>
+      <w:r>
+        <w:rPr/>
+        <w:drawing>
+          <wp:inline distT="0" distB="0" distL="0" distR="0">
+            <wp:extent cx="5943600" cy="5572760"/>
+            <wp:effectExtent l="0" t="0" r="0" b="0"/>
+            <wp:docPr id="17" name="Picture 18"/>
+            <wp:cNvGraphicFramePr>
+              <a:graphicFrameLocks xmlns:a="http://schemas.openxmlformats.org/drawingml/2006/main" noChangeAspect="1"/>
+            </wp:cNvGraphicFramePr>
+            <a:graphic xmlns:a="http://schemas.openxmlformats.org/drawingml/2006/main">
+              <a:graphicData uri="http://schemas.openxmlformats.org/drawingml/2006/picture">
+                <pic:pic xmlns:pic="http://schemas.openxmlformats.org/drawingml/2006/picture">
+                  <pic:nvPicPr>
+                    <pic:cNvPr id="17" name="Picture 18"/>
+                    <pic:cNvPicPr>
+                      <a:picLocks noChangeAspect="1" noChangeArrowheads="1"/>
+                    </pic:cNvPicPr>
                   </pic:nvPicPr>
                   <pic:blipFill>
                     <a:blip r:embed="rId21"/>
@@ -2803,14 +3511,15 @@
                       <a:fillRect/>
                     </a:stretch>
                   </pic:blipFill>
-                  <pic:spPr>
+                  <pic:spPr bwMode="auto">
                     <a:xfrm>
                       <a:off x="0" y="0"/>
-                      <a:ext cx="5943600" cy="1369695"/>
+                      <a:ext cx="5943600" cy="5572760"/>
                     </a:xfrm>
                     <a:prstGeom prst="rect">
                       <a:avLst/>
                     </a:prstGeom>
+                    <a:noFill/>
                   </pic:spPr>
                 </pic:pic>
               </a:graphicData>
@@ -2857,11 +3566,10 @@
       </w:r>
       <w:r>
         <w:rPr>
-          <w:noProof/>
-          <w:sz w:val="32"/>
-          <w:szCs w:val="32"/>
-        </w:rPr>
-        <w:t>14</w:t>
+          <w:sz w:val="32"/>
+          <w:szCs w:val="32"/>
+        </w:rPr>
+        <w:t>17</w:t>
       </w:r>
       <w:r>
         <w:rPr>
@@ -2875,24 +3583,31 @@
           <w:sz w:val="32"/>
           <w:szCs w:val="32"/>
         </w:rPr>
-        <w:t>: Database Connection Script Usin PDO</w:t>
-      </w:r>
-    </w:p>
-    <w:p/>
-    <w:p>
-      <w:pPr>
-        <w:keepNext/>
-      </w:pPr>
-      <w:r>
-        <w:rPr>
-          <w:noProof/>
-        </w:rPr>
-        <w:lastRenderedPageBreak/>
+        <w:t>: Registration form</w:t>
+      </w:r>
+    </w:p>
+    <w:p>
+      <w:pPr>
+        <w:pStyle w:val="Normal"/>
+        <w:rPr/>
+      </w:pPr>
+      <w:r>
+        <w:rPr/>
+      </w:r>
+    </w:p>
+    <w:p>
+      <w:pPr>
+        <w:pStyle w:val="Normal"/>
+        <w:keepNext w:val="true"/>
+        <w:rPr/>
+      </w:pPr>
+      <w:r>
+        <w:rPr/>
         <w:drawing>
-          <wp:inline distT="0" distB="0" distL="0" distR="0" wp14:anchorId="0AC62702" wp14:editId="6ED329C7">
-            <wp:extent cx="4563112" cy="5020376"/>
-            <wp:effectExtent l="0" t="0" r="8890" b="8890"/>
-            <wp:docPr id="16" name="Picture 16"/>
+          <wp:inline distT="0" distB="0" distL="0" distR="0">
+            <wp:extent cx="5591810" cy="3943985"/>
+            <wp:effectExtent l="0" t="0" r="0" b="0"/>
+            <wp:docPr id="18" name="Picture 22"/>
             <wp:cNvGraphicFramePr>
               <a:graphicFrameLocks xmlns:a="http://schemas.openxmlformats.org/drawingml/2006/main" noChangeAspect="1"/>
             </wp:cNvGraphicFramePr>
@@ -2900,8 +3615,10 @@
               <a:graphicData uri="http://schemas.openxmlformats.org/drawingml/2006/picture">
                 <pic:pic xmlns:pic="http://schemas.openxmlformats.org/drawingml/2006/picture">
                   <pic:nvPicPr>
-                    <pic:cNvPr id="1" name=""/>
-                    <pic:cNvPicPr/>
+                    <pic:cNvPr id="18" name="Picture 22"/>
+                    <pic:cNvPicPr>
+                      <a:picLocks noChangeAspect="1" noChangeArrowheads="1"/>
+                    </pic:cNvPicPr>
                   </pic:nvPicPr>
                   <pic:blipFill>
                     <a:blip r:embed="rId22"/>
@@ -2909,14 +3626,15 @@
                       <a:fillRect/>
                     </a:stretch>
                   </pic:blipFill>
-                  <pic:spPr>
+                  <pic:spPr bwMode="auto">
                     <a:xfrm>
                       <a:off x="0" y="0"/>
-                      <a:ext cx="4563112" cy="5020376"/>
+                      <a:ext cx="5591810" cy="3943985"/>
                     </a:xfrm>
                     <a:prstGeom prst="rect">
                       <a:avLst/>
                     </a:prstGeom>
+                    <a:noFill/>
                   </pic:spPr>
                 </pic:pic>
               </a:graphicData>
@@ -2929,7 +3647,6 @@
       <w:pPr>
         <w:pStyle w:val="Caption"/>
         <w:rPr>
-          <w:noProof/>
           <w:sz w:val="32"/>
           <w:szCs w:val="32"/>
         </w:rPr>
@@ -2964,11 +3681,10 @@
       </w:r>
       <w:r>
         <w:rPr>
-          <w:noProof/>
-          <w:sz w:val="32"/>
-          <w:szCs w:val="32"/>
-        </w:rPr>
-        <w:t>15</w:t>
+          <w:sz w:val="32"/>
+          <w:szCs w:val="32"/>
+        </w:rPr>
+        <w:t>18</w:t>
       </w:r>
       <w:r>
         <w:rPr>
@@ -2982,355 +3698,31 @@
           <w:sz w:val="32"/>
           <w:szCs w:val="32"/>
         </w:rPr>
-        <w:t xml:space="preserve">: Dynamic User Input </w:t>
-      </w:r>
-      <w:r>
-        <w:rPr>
-          <w:noProof/>
-          <w:sz w:val="32"/>
-          <w:szCs w:val="32"/>
-        </w:rPr>
-        <w:t>Handling</w:t>
-      </w:r>
-    </w:p>
-    <w:p/>
-    <w:p>
-      <w:pPr>
-        <w:pStyle w:val="Heading2"/>
-        <w:rPr>
-          <w:rFonts w:ascii="Arial Black" w:hAnsi="Arial Black"/>
-          <w:sz w:val="32"/>
-          <w:szCs w:val="32"/>
-        </w:rPr>
-      </w:pPr>
-      <w:r>
-        <w:rPr>
-          <w:rFonts w:ascii="Arial Black" w:eastAsia="Arial" w:hAnsi="Arial Black" w:cs="Arial"/>
-          <w:b/>
-          <w:bCs/>
-          <w:sz w:val="32"/>
-          <w:szCs w:val="32"/>
-        </w:rPr>
-        <w:t>Student Reflection</w:t>
-      </w:r>
-    </w:p>
-    <w:p>
-      <w:pPr>
-        <w:rPr>
-          <w:rFonts w:ascii="Arial" w:eastAsia="Arial" w:hAnsi="Arial" w:cs="Arial"/>
-          <w:color w:val="1E293B"/>
-          <w:sz w:val="28"/>
-          <w:szCs w:val="28"/>
-        </w:rPr>
-      </w:pPr>
-      <w:r>
-        <w:rPr>
-          <w:rFonts w:ascii="Arial" w:eastAsia="Arial" w:hAnsi="Arial" w:cs="Arial"/>
-          <w:color w:val="1E293B"/>
-          <w:sz w:val="28"/>
-          <w:szCs w:val="28"/>
-        </w:rPr>
-        <w:t xml:space="preserve">This week I </w:t>
-      </w:r>
-      <w:r>
-        <w:rPr>
-          <w:rFonts w:ascii="Arial" w:eastAsia="Arial" w:hAnsi="Arial" w:cs="Arial"/>
-          <w:color w:val="1E293B"/>
-          <w:sz w:val="28"/>
-          <w:szCs w:val="28"/>
-        </w:rPr>
-        <w:t>bridged the frontend and backend layers of RentVille</w:t>
-      </w:r>
-      <w:r>
-        <w:rPr>
-          <w:rFonts w:ascii="Arial" w:eastAsia="Arial" w:hAnsi="Arial" w:cs="Arial"/>
-          <w:color w:val="1E293B"/>
-          <w:sz w:val="28"/>
-          <w:szCs w:val="28"/>
-        </w:rPr>
-        <w:t>.I explored data</w:t>
-      </w:r>
-      <w:r>
-        <w:rPr>
-          <w:rFonts w:ascii="Arial" w:eastAsia="Arial" w:hAnsi="Arial" w:cs="Arial"/>
-          <w:color w:val="1E293B"/>
-          <w:sz w:val="28"/>
-          <w:szCs w:val="28"/>
-        </w:rPr>
-        <w:t xml:space="preserve"> validation that prevents users from submitting blank login fields, improving UX before data reaches the server. </w:t>
-      </w:r>
-      <w:r>
-        <w:rPr>
-          <w:rFonts w:ascii="Arial" w:eastAsia="Arial" w:hAnsi="Arial" w:cs="Arial"/>
-          <w:color w:val="1E293B"/>
-          <w:sz w:val="28"/>
-          <w:szCs w:val="28"/>
-        </w:rPr>
-        <w:t>I larn and implemented</w:t>
-      </w:r>
-      <w:r>
-        <w:rPr>
-          <w:rFonts w:ascii="Arial" w:eastAsia="Arial" w:hAnsi="Arial" w:cs="Arial"/>
-          <w:color w:val="1E293B"/>
-          <w:sz w:val="28"/>
-          <w:szCs w:val="28"/>
-        </w:rPr>
-        <w:t xml:space="preserve"> the password strength checker used on the register page. </w:t>
-      </w:r>
-      <w:r>
-        <w:rPr>
-          <w:rFonts w:ascii="Arial" w:eastAsia="Arial" w:hAnsi="Arial" w:cs="Arial"/>
-          <w:color w:val="1E293B"/>
-          <w:sz w:val="28"/>
-          <w:szCs w:val="28"/>
-        </w:rPr>
-        <w:t>I looked at</w:t>
-      </w:r>
-      <w:r>
-        <w:rPr>
-          <w:rFonts w:ascii="Arial" w:eastAsia="Arial" w:hAnsi="Arial" w:cs="Arial"/>
-          <w:color w:val="1E293B"/>
-          <w:sz w:val="28"/>
-          <w:szCs w:val="28"/>
-        </w:rPr>
-        <w:t xml:space="preserve"> core PHP concepts including conditionals</w:t>
-      </w:r>
-      <w:r>
-        <w:rPr>
-          <w:rFonts w:ascii="Arial" w:eastAsia="Arial" w:hAnsi="Arial" w:cs="Arial"/>
-          <w:color w:val="1E293B"/>
-          <w:sz w:val="28"/>
-          <w:szCs w:val="28"/>
-        </w:rPr>
-        <w:t>, loops and variables</w:t>
-      </w:r>
-      <w:r>
-        <w:rPr>
-          <w:rFonts w:ascii="Arial" w:eastAsia="Arial" w:hAnsi="Arial" w:cs="Arial"/>
-          <w:color w:val="1E293B"/>
-          <w:sz w:val="28"/>
-          <w:szCs w:val="28"/>
-        </w:rPr>
-        <w:t xml:space="preserve">. </w:t>
-      </w:r>
-      <w:r>
-        <w:rPr>
-          <w:rFonts w:ascii="Arial" w:eastAsia="Arial" w:hAnsi="Arial" w:cs="Arial"/>
-          <w:color w:val="1E293B"/>
-          <w:sz w:val="28"/>
-          <w:szCs w:val="28"/>
-        </w:rPr>
-        <w:t>T</w:t>
-      </w:r>
-      <w:r>
-        <w:rPr>
-          <w:rFonts w:ascii="Arial" w:eastAsia="Arial" w:hAnsi="Arial" w:cs="Arial"/>
-          <w:color w:val="1E293B"/>
-          <w:sz w:val="28"/>
-          <w:szCs w:val="28"/>
-        </w:rPr>
-        <w:t xml:space="preserve">he db.php file </w:t>
-      </w:r>
-      <w:r>
-        <w:rPr>
-          <w:rFonts w:ascii="Arial" w:eastAsia="Arial" w:hAnsi="Arial" w:cs="Arial"/>
-          <w:color w:val="1E293B"/>
-          <w:sz w:val="28"/>
-          <w:szCs w:val="28"/>
-        </w:rPr>
-        <w:t>shows the</w:t>
-      </w:r>
-      <w:r>
-        <w:rPr>
-          <w:rFonts w:ascii="Arial" w:eastAsia="Arial" w:hAnsi="Arial" w:cs="Arial"/>
-          <w:color w:val="1E293B"/>
-          <w:sz w:val="28"/>
-          <w:szCs w:val="28"/>
-        </w:rPr>
-        <w:t xml:space="preserve"> PDO connection to MySQL with error handling. </w:t>
-      </w:r>
-      <w:r>
-        <w:rPr>
-          <w:rFonts w:ascii="Arial" w:eastAsia="Arial" w:hAnsi="Arial" w:cs="Arial"/>
-          <w:color w:val="1E293B"/>
-          <w:sz w:val="28"/>
-          <w:szCs w:val="28"/>
-        </w:rPr>
-        <w:t xml:space="preserve">Lastly </w:t>
-      </w:r>
-      <w:r>
-        <w:rPr>
-          <w:rFonts w:ascii="Arial" w:eastAsia="Arial" w:hAnsi="Arial" w:cs="Arial"/>
-          <w:color w:val="1E293B"/>
-          <w:sz w:val="28"/>
-          <w:szCs w:val="28"/>
-        </w:rPr>
-        <w:t xml:space="preserve"> </w:t>
-      </w:r>
-      <w:r>
-        <w:rPr>
-          <w:rFonts w:ascii="Arial" w:eastAsia="Arial" w:hAnsi="Arial" w:cs="Arial"/>
-          <w:color w:val="1E293B"/>
-          <w:sz w:val="28"/>
-          <w:szCs w:val="28"/>
-        </w:rPr>
-        <w:t xml:space="preserve">I explored </w:t>
-      </w:r>
-      <w:r>
-        <w:rPr>
-          <w:rFonts w:ascii="Arial" w:eastAsia="Arial" w:hAnsi="Arial" w:cs="Arial"/>
-          <w:color w:val="1E293B"/>
-          <w:sz w:val="28"/>
-          <w:szCs w:val="28"/>
-        </w:rPr>
-        <w:t>dynamic output from PHP based on submitted form data.</w:t>
-      </w:r>
-    </w:p>
-    <w:p>
-      <w:pPr>
-        <w:rPr>
-          <w:rFonts w:ascii="Arial" w:eastAsia="Arial" w:hAnsi="Arial" w:cs="Arial"/>
-          <w:color w:val="1E293B"/>
-          <w:sz w:val="28"/>
-          <w:szCs w:val="28"/>
-        </w:rPr>
-      </w:pPr>
-    </w:p>
-    <w:p>
-      <w:pPr>
-        <w:pStyle w:val="Heading1"/>
-        <w:rPr>
-          <w:b/>
-          <w:bCs/>
-          <w:sz w:val="48"/>
-          <w:szCs w:val="48"/>
-          <w:u w:val="single"/>
-        </w:rPr>
-      </w:pPr>
-      <w:r>
-        <w:rPr>
-          <w:b/>
-          <w:bCs/>
-          <w:sz w:val="48"/>
-          <w:szCs w:val="48"/>
-          <w:u w:val="single"/>
-        </w:rPr>
-        <w:lastRenderedPageBreak/>
-        <w:t xml:space="preserve">WEEK </w:t>
-      </w:r>
-      <w:r>
-        <w:rPr>
-          <w:b/>
-          <w:bCs/>
-          <w:sz w:val="48"/>
-          <w:szCs w:val="48"/>
-          <w:u w:val="single"/>
-        </w:rPr>
-        <w:t>4</w:t>
-      </w:r>
-      <w:r>
-        <w:rPr>
-          <w:b/>
-          <w:bCs/>
-          <w:sz w:val="48"/>
-          <w:szCs w:val="48"/>
-          <w:u w:val="single"/>
-        </w:rPr>
-        <w:t xml:space="preserve"> : </w:t>
-      </w:r>
-      <w:r>
-        <w:rPr>
-          <w:b/>
-          <w:bCs/>
-          <w:sz w:val="48"/>
-          <w:szCs w:val="48"/>
-          <w:u w:val="single"/>
-        </w:rPr>
-        <w:t>Server-Side Components and Backend Development</w:t>
-      </w:r>
-    </w:p>
-    <w:p/>
-    <w:p>
-      <w:pPr>
-        <w:rPr>
-          <w:rFonts w:ascii="Bahnschrift SemiBold" w:hAnsi="Bahnschrift SemiBold"/>
-          <w:sz w:val="36"/>
-          <w:szCs w:val="36"/>
-        </w:rPr>
-      </w:pPr>
-      <w:r>
-        <w:rPr>
-          <w:rFonts w:ascii="Arial" w:hAnsi="Arial" w:cs="Arial"/>
-          <w:b/>
-          <w:bCs/>
-          <w:i/>
-          <w:iCs/>
-          <w:sz w:val="36"/>
-          <w:szCs w:val="36"/>
-        </w:rPr>
-        <w:t>Title :</w:t>
-      </w:r>
-      <w:r>
-        <w:rPr>
-          <w:b/>
-          <w:bCs/>
-          <w:sz w:val="36"/>
-          <w:szCs w:val="36"/>
-        </w:rPr>
-        <w:t xml:space="preserve"> </w:t>
-      </w:r>
-      <w:r>
-        <w:rPr>
-          <w:rFonts w:ascii="Arial" w:eastAsia="Arial" w:hAnsi="Arial" w:cs="Arial"/>
-          <w:b/>
-          <w:bCs/>
-          <w:i/>
-          <w:iCs/>
-          <w:color w:val="000000" w:themeColor="text1"/>
-          <w:sz w:val="36"/>
-          <w:szCs w:val="36"/>
-        </w:rPr>
-        <w:t>Backend Form Processing, Authentication and Project Structure</w:t>
-      </w:r>
-    </w:p>
-    <w:p>
-      <w:pPr>
-        <w:rPr>
-          <w:rFonts w:ascii="Bahnschrift SemiBold" w:hAnsi="Bahnschrift SemiBold"/>
-          <w:sz w:val="36"/>
-          <w:szCs w:val="36"/>
-        </w:rPr>
-      </w:pPr>
-      <w:r>
-        <w:rPr>
-          <w:rFonts w:ascii="Bahnschrift SemiBold" w:hAnsi="Bahnschrift SemiBold"/>
-          <w:sz w:val="36"/>
-          <w:szCs w:val="36"/>
-        </w:rPr>
-        <w:t>Required evidence</w:t>
-      </w:r>
-    </w:p>
-    <w:p>
-      <w:pPr>
-        <w:keepNext/>
-      </w:pPr>
-      <w:r>
-        <w:rPr>
-          <w:rFonts w:ascii="Bahnschrift SemiBold" w:hAnsi="Bahnschrift SemiBold"/>
-          <w:sz w:val="36"/>
-          <w:szCs w:val="36"/>
-        </w:rPr>
-        <w:t xml:space="preserve"> </w:t>
-      </w:r>
-      <w:r>
-        <w:rPr>
-          <w:noProof/>
-        </w:rPr>
+        <w:t>: PHP session-based-athentication that redirects to dashoboard after login</w:t>
+      </w:r>
+    </w:p>
+    <w:p>
+      <w:pPr>
+        <w:pStyle w:val="Normal"/>
+        <w:rPr/>
+      </w:pPr>
+      <w:r>
+        <w:rPr/>
+      </w:r>
+    </w:p>
+    <w:p>
+      <w:pPr>
+        <w:pStyle w:val="Normal"/>
+        <w:keepNext w:val="true"/>
+        <w:rPr/>
+      </w:pPr>
+      <w:r>
+        <w:rPr/>
         <w:drawing>
-          <wp:inline distT="0" distB="0" distL="0" distR="0" wp14:anchorId="3F3F2B66" wp14:editId="5C824ECE">
-            <wp:extent cx="5591955" cy="3943900"/>
-            <wp:effectExtent l="0" t="0" r="8890" b="0"/>
-            <wp:docPr id="21" name="Picture 21"/>
+          <wp:inline distT="0" distB="0" distL="0" distR="0">
+            <wp:extent cx="5943600" cy="3726180"/>
+            <wp:effectExtent l="0" t="0" r="0" b="0"/>
+            <wp:docPr id="19" name="Picture 23"/>
             <wp:cNvGraphicFramePr>
               <a:graphicFrameLocks xmlns:a="http://schemas.openxmlformats.org/drawingml/2006/main" noChangeAspect="1"/>
             </wp:cNvGraphicFramePr>
@@ -3338,29 +3730,26 @@
               <a:graphicData uri="http://schemas.openxmlformats.org/drawingml/2006/picture">
                 <pic:pic xmlns:pic="http://schemas.openxmlformats.org/drawingml/2006/picture">
                   <pic:nvPicPr>
-                    <pic:cNvPr id="21" name="Picture 21"/>
-                    <pic:cNvPicPr/>
+                    <pic:cNvPr id="19" name="Picture 23"/>
+                    <pic:cNvPicPr>
+                      <a:picLocks noChangeAspect="1" noChangeArrowheads="1"/>
+                    </pic:cNvPicPr>
                   </pic:nvPicPr>
                   <pic:blipFill>
-                    <a:blip r:embed="rId23">
-                      <a:extLst>
-                        <a:ext uri="{28A0092B-C50C-407E-A947-70E740481C1C}">
-                          <a14:useLocalDpi xmlns:a14="http://schemas.microsoft.com/office/drawing/2010/main" val="0"/>
-                        </a:ext>
-                      </a:extLst>
-                    </a:blip>
+                    <a:blip r:embed="rId23"/>
                     <a:stretch>
                       <a:fillRect/>
                     </a:stretch>
                   </pic:blipFill>
-                  <pic:spPr>
+                  <pic:spPr bwMode="auto">
                     <a:xfrm>
                       <a:off x="0" y="0"/>
-                      <a:ext cx="5591955" cy="3943900"/>
+                      <a:ext cx="5943600" cy="3726180"/>
                     </a:xfrm>
                     <a:prstGeom prst="rect">
                       <a:avLst/>
                     </a:prstGeom>
+                    <a:noFill/>
                   </pic:spPr>
                 </pic:pic>
               </a:graphicData>
@@ -3407,11 +3796,10 @@
       </w:r>
       <w:r>
         <w:rPr>
-          <w:noProof/>
-          <w:sz w:val="32"/>
-          <w:szCs w:val="32"/>
-        </w:rPr>
-        <w:t>16</w:t>
+          <w:sz w:val="32"/>
+          <w:szCs w:val="32"/>
+        </w:rPr>
+        <w:t>19</w:t>
       </w:r>
       <w:r>
         <w:rPr>
@@ -3425,24 +3813,31 @@
           <w:sz w:val="32"/>
           <w:szCs w:val="32"/>
         </w:rPr>
-        <w:t>: Login form wih POST method</w:t>
-      </w:r>
-    </w:p>
-    <w:p/>
-    <w:p>
-      <w:pPr>
-        <w:keepNext/>
-      </w:pPr>
-      <w:r>
-        <w:rPr>
-          <w:noProof/>
-        </w:rPr>
-        <w:lastRenderedPageBreak/>
+        <w:t>: Project folder structure per week</w:t>
+      </w:r>
+    </w:p>
+    <w:p>
+      <w:pPr>
+        <w:pStyle w:val="Normal"/>
+        <w:rPr/>
+      </w:pPr>
+      <w:r>
+        <w:rPr/>
+      </w:r>
+    </w:p>
+    <w:p>
+      <w:pPr>
+        <w:pStyle w:val="Normal"/>
+        <w:keepNext w:val="true"/>
+        <w:rPr/>
+      </w:pPr>
+      <w:r>
+        <w:rPr/>
         <w:drawing>
-          <wp:inline distT="0" distB="0" distL="0" distR="0" wp14:anchorId="18991652" wp14:editId="425E22F4">
-            <wp:extent cx="5943600" cy="5572760"/>
-            <wp:effectExtent l="0" t="0" r="0" b="8890"/>
-            <wp:docPr id="18" name="Picture 18"/>
+          <wp:inline distT="0" distB="0" distL="0" distR="0">
+            <wp:extent cx="5182235" cy="5334635"/>
+            <wp:effectExtent l="0" t="0" r="0" b="0"/>
+            <wp:docPr id="20" name="Picture 27"/>
             <wp:cNvGraphicFramePr>
               <a:graphicFrameLocks xmlns:a="http://schemas.openxmlformats.org/drawingml/2006/main" noChangeAspect="1"/>
             </wp:cNvGraphicFramePr>
@@ -3450,29 +3845,26 @@
               <a:graphicData uri="http://schemas.openxmlformats.org/drawingml/2006/picture">
                 <pic:pic xmlns:pic="http://schemas.openxmlformats.org/drawingml/2006/picture">
                   <pic:nvPicPr>
-                    <pic:cNvPr id="18" name="Picture 18"/>
-                    <pic:cNvPicPr/>
+                    <pic:cNvPr id="20" name="Picture 27"/>
+                    <pic:cNvPicPr>
+                      <a:picLocks noChangeAspect="1" noChangeArrowheads="1"/>
+                    </pic:cNvPicPr>
                   </pic:nvPicPr>
                   <pic:blipFill>
-                    <a:blip r:embed="rId24">
-                      <a:extLst>
-                        <a:ext uri="{28A0092B-C50C-407E-A947-70E740481C1C}">
-                          <a14:useLocalDpi xmlns:a14="http://schemas.microsoft.com/office/drawing/2010/main" val="0"/>
-                        </a:ext>
-                      </a:extLst>
-                    </a:blip>
+                    <a:blip r:embed="rId24"/>
                     <a:stretch>
                       <a:fillRect/>
                     </a:stretch>
                   </pic:blipFill>
-                  <pic:spPr>
+                  <pic:spPr bwMode="auto">
                     <a:xfrm>
                       <a:off x="0" y="0"/>
-                      <a:ext cx="5943600" cy="5572760"/>
+                      <a:ext cx="5182235" cy="5334635"/>
                     </a:xfrm>
                     <a:prstGeom prst="rect">
                       <a:avLst/>
                     </a:prstGeom>
+                    <a:noFill/>
                   </pic:spPr>
                 </pic:pic>
               </a:graphicData>
@@ -3519,11 +3911,10 @@
       </w:r>
       <w:r>
         <w:rPr>
-          <w:noProof/>
-          <w:sz w:val="32"/>
-          <w:szCs w:val="32"/>
-        </w:rPr>
-        <w:t>17</w:t>
+          <w:sz w:val="32"/>
+          <w:szCs w:val="32"/>
+        </w:rPr>
+        <w:t>20</w:t>
       </w:r>
       <w:r>
         <w:rPr>
@@ -3537,24 +3928,191 @@
           <w:sz w:val="32"/>
           <w:szCs w:val="32"/>
         </w:rPr>
-        <w:t>: Registration form</w:t>
-      </w:r>
-    </w:p>
-    <w:p/>
-    <w:p>
-      <w:pPr>
-        <w:keepNext/>
-      </w:pPr>
-      <w:r>
-        <w:rPr>
-          <w:noProof/>
-        </w:rPr>
-        <w:lastRenderedPageBreak/>
+        <w:t>: Denying access when wrong credentials are used</w:t>
+      </w:r>
+    </w:p>
+    <w:p>
+      <w:pPr>
+        <w:pStyle w:val="Normal"/>
+        <w:rPr/>
+      </w:pPr>
+      <w:r>
+        <w:rPr/>
+      </w:r>
+    </w:p>
+    <w:p>
+      <w:pPr>
+        <w:pStyle w:val="Normal"/>
+        <w:rPr/>
+      </w:pPr>
+      <w:r>
+        <w:rPr/>
+      </w:r>
+    </w:p>
+    <w:p>
+      <w:pPr>
+        <w:pStyle w:val="Heading2"/>
+        <w:rPr>
+          <w:rFonts w:ascii="Arial Black" w:hAnsi="Arial Black"/>
+          <w:sz w:val="32"/>
+          <w:szCs w:val="32"/>
+        </w:rPr>
+      </w:pPr>
+      <w:bookmarkStart w:id="9" w:name="__RefHeading___Toc3570_186967132"/>
+      <w:bookmarkEnd w:id="9"/>
+      <w:r>
+        <w:rPr>
+          <w:rFonts w:eastAsia="Arial" w:cs="Arial" w:ascii="Arial Black" w:hAnsi="Arial Black"/>
+          <w:b/>
+          <w:bCs/>
+          <w:sz w:val="32"/>
+          <w:szCs w:val="32"/>
+        </w:rPr>
+        <w:t>Student Reflection</w:t>
+      </w:r>
+    </w:p>
+    <w:p>
+      <w:pPr>
+        <w:pStyle w:val="Normal"/>
+        <w:rPr>
+          <w:rFonts w:ascii="Arial" w:hAnsi="Arial" w:eastAsia="Arial" w:cs="Arial"/>
+          <w:color w:val="1E293B"/>
+          <w:sz w:val="28"/>
+          <w:szCs w:val="28"/>
+        </w:rPr>
+      </w:pPr>
+      <w:r>
+        <w:rPr>
+          <w:rFonts w:eastAsia="Arial" w:cs="Arial" w:ascii="Arial" w:hAnsi="Arial"/>
+          <w:color w:val="1E293B"/>
+          <w:sz w:val="21"/>
+          <w:szCs w:val="21"/>
+        </w:rPr>
+        <w:t xml:space="preserve">Week 4 brought the backend of RentVille to life. First I created the login form sending data via POST and the registration form with password confirmation. We are able to  confirm that PHP sessions correctly redirect authenticated users to the dashboard. The files are stored in a clean project folder structure in weekly form. This came out as a successful loginand an organized pile </w:t>
+      </w:r>
+    </w:p>
+    <w:p>
+      <w:pPr>
+        <w:pStyle w:val="Heading1"/>
+        <w:rPr>
+          <w:b/>
+          <w:bCs/>
+          <w:sz w:val="48"/>
+          <w:szCs w:val="48"/>
+          <w:u w:val="single"/>
+        </w:rPr>
+      </w:pPr>
+      <w:bookmarkStart w:id="10" w:name="__RefHeading___Toc3572_186967132"/>
+      <w:bookmarkEnd w:id="10"/>
+      <w:r>
+        <w:rPr>
+          <w:b/>
+          <w:bCs/>
+          <w:sz w:val="48"/>
+          <w:szCs w:val="48"/>
+          <w:u w:val="single"/>
+        </w:rPr>
+        <w:t>WEEK 5 : Database compenents and CRUD Operations</w:t>
+      </w:r>
+    </w:p>
+    <w:p>
+      <w:pPr>
+        <w:pStyle w:val="Normal"/>
+        <w:rPr/>
+      </w:pPr>
+      <w:r>
+        <w:rPr/>
+      </w:r>
+    </w:p>
+    <w:p>
+      <w:pPr>
+        <w:pStyle w:val="Normal"/>
+        <w:rPr>
+          <w:rFonts w:ascii="Arial" w:hAnsi="Arial" w:eastAsia="Arial" w:cs="Arial"/>
+          <w:b/>
+          <w:bCs/>
+          <w:i/>
+          <w:iCs/>
+          <w:color w:themeColor="text1" w:val="000000"/>
+          <w:sz w:val="36"/>
+          <w:szCs w:val="36"/>
+        </w:rPr>
+      </w:pPr>
+      <w:r>
+        <w:rPr>
+          <w:rFonts w:cs="Arial" w:ascii="Arial" w:hAnsi="Arial"/>
+          <w:b/>
+          <w:bCs/>
+          <w:i/>
+          <w:iCs/>
+          <w:sz w:val="36"/>
+          <w:szCs w:val="36"/>
+        </w:rPr>
+        <w:t>Title :</w:t>
+      </w:r>
+      <w:r>
+        <w:rPr>
+          <w:b/>
+          <w:bCs/>
+          <w:sz w:val="36"/>
+          <w:szCs w:val="36"/>
+        </w:rPr>
+        <w:t xml:space="preserve"> </w:t>
+      </w:r>
+      <w:r>
+        <w:rPr>
+          <w:rFonts w:eastAsia="Arial" w:cs="Arial" w:ascii="Arial" w:hAnsi="Arial"/>
+          <w:b/>
+          <w:bCs/>
+          <w:i/>
+          <w:iCs/>
+          <w:color w:themeColor="text1" w:val="000000"/>
+          <w:sz w:val="36"/>
+          <w:szCs w:val="36"/>
+        </w:rPr>
+        <w:t>Building a Data-Driven Tenant Management System</w:t>
+      </w:r>
+    </w:p>
+    <w:p>
+      <w:pPr>
+        <w:pStyle w:val="Normal"/>
+        <w:rPr>
+          <w:rFonts w:ascii="Bahnschrift SemiBold" w:hAnsi="Bahnschrift SemiBold"/>
+          <w:sz w:val="36"/>
+          <w:szCs w:val="36"/>
+        </w:rPr>
+      </w:pPr>
+      <w:r>
+        <w:rPr>
+          <w:rFonts w:ascii="Bahnschrift SemiBold" w:hAnsi="Bahnschrift SemiBold"/>
+          <w:sz w:val="36"/>
+          <w:szCs w:val="36"/>
+        </w:rPr>
+        <w:t>Required evidence</w:t>
+      </w:r>
+    </w:p>
+    <w:p>
+      <w:pPr>
+        <w:pStyle w:val="Normal"/>
+        <w:rPr/>
+      </w:pPr>
+      <w:r>
+        <w:rPr/>
+      </w:r>
+    </w:p>
+    <w:p>
+      <w:pPr>
+        <w:pStyle w:val="Normal"/>
+        <w:keepNext w:val="true"/>
+        <w:rPr/>
+      </w:pPr>
+      <w:r>
+        <w:rPr/>
         <w:drawing>
-          <wp:inline distT="0" distB="0" distL="0" distR="0" wp14:anchorId="2BD214C6" wp14:editId="3573C38D">
-            <wp:extent cx="5591955" cy="3943900"/>
-            <wp:effectExtent l="0" t="0" r="8890" b="0"/>
-            <wp:docPr id="22" name="Picture 22"/>
+          <wp:inline distT="0" distB="0" distL="0" distR="0">
+            <wp:extent cx="5943600" cy="3475990"/>
+            <wp:effectExtent l="0" t="0" r="0" b="0"/>
+            <wp:docPr id="21" name="Picture 28"/>
             <wp:cNvGraphicFramePr>
               <a:graphicFrameLocks xmlns:a="http://schemas.openxmlformats.org/drawingml/2006/main" noChangeAspect="1"/>
             </wp:cNvGraphicFramePr>
@@ -3562,23 +4120,26 @@
               <a:graphicData uri="http://schemas.openxmlformats.org/drawingml/2006/picture">
                 <pic:pic xmlns:pic="http://schemas.openxmlformats.org/drawingml/2006/picture">
                   <pic:nvPicPr>
-                    <pic:cNvPr id="1" name=""/>
-                    <pic:cNvPicPr/>
+                    <pic:cNvPr id="21" name="Picture 28"/>
+                    <pic:cNvPicPr>
+                      <a:picLocks noChangeAspect="1" noChangeArrowheads="1"/>
+                    </pic:cNvPicPr>
                   </pic:nvPicPr>
                   <pic:blipFill>
-                    <a:blip r:embed="rId23"/>
+                    <a:blip r:embed="rId25"/>
                     <a:stretch>
                       <a:fillRect/>
                     </a:stretch>
                   </pic:blipFill>
-                  <pic:spPr>
+                  <pic:spPr bwMode="auto">
                     <a:xfrm>
                       <a:off x="0" y="0"/>
-                      <a:ext cx="5591955" cy="3943900"/>
+                      <a:ext cx="5943600" cy="3475990"/>
                     </a:xfrm>
                     <a:prstGeom prst="rect">
                       <a:avLst/>
                     </a:prstGeom>
+                    <a:noFill/>
                   </pic:spPr>
                 </pic:pic>
               </a:graphicData>
@@ -3625,11 +4186,10 @@
       </w:r>
       <w:r>
         <w:rPr>
-          <w:noProof/>
-          <w:sz w:val="32"/>
-          <w:szCs w:val="32"/>
-        </w:rPr>
-        <w:t>18</w:t>
+          <w:sz w:val="32"/>
+          <w:szCs w:val="32"/>
+        </w:rPr>
+        <w:t>21</w:t>
       </w:r>
       <w:r>
         <w:rPr>
@@ -3643,24 +4203,31 @@
           <w:sz w:val="32"/>
           <w:szCs w:val="32"/>
         </w:rPr>
-        <w:t>: PHP session-based-athentication that redirects to dashoboard after login</w:t>
-      </w:r>
-    </w:p>
-    <w:p/>
-    <w:p>
-      <w:pPr>
-        <w:keepNext/>
-      </w:pPr>
-      <w:r>
-        <w:rPr>
-          <w:noProof/>
-        </w:rPr>
-        <w:lastRenderedPageBreak/>
+        <w:t>: Database created and visible in phpMyAdmin</w:t>
+      </w:r>
+    </w:p>
+    <w:p>
+      <w:pPr>
+        <w:pStyle w:val="Normal"/>
+        <w:rPr/>
+      </w:pPr>
+      <w:r>
+        <w:rPr/>
+      </w:r>
+    </w:p>
+    <w:p>
+      <w:pPr>
+        <w:pStyle w:val="Normal"/>
+        <w:keepNext w:val="true"/>
+        <w:rPr/>
+      </w:pPr>
+      <w:r>
+        <w:rPr/>
         <w:drawing>
-          <wp:inline distT="0" distB="0" distL="0" distR="0" wp14:anchorId="161F534E" wp14:editId="70248134">
-            <wp:extent cx="5943600" cy="3726180"/>
-            <wp:effectExtent l="0" t="0" r="0" b="7620"/>
-            <wp:docPr id="23" name="Picture 23"/>
+          <wp:inline distT="0" distB="0" distL="0" distR="0">
+            <wp:extent cx="5943600" cy="2794635"/>
+            <wp:effectExtent l="0" t="0" r="0" b="0"/>
+            <wp:docPr id="22" name="Picture 29"/>
             <wp:cNvGraphicFramePr>
               <a:graphicFrameLocks xmlns:a="http://schemas.openxmlformats.org/drawingml/2006/main" noChangeAspect="1"/>
             </wp:cNvGraphicFramePr>
@@ -3668,23 +4235,26 @@
               <a:graphicData uri="http://schemas.openxmlformats.org/drawingml/2006/picture">
                 <pic:pic xmlns:pic="http://schemas.openxmlformats.org/drawingml/2006/picture">
                   <pic:nvPicPr>
-                    <pic:cNvPr id="1" name=""/>
-                    <pic:cNvPicPr/>
+                    <pic:cNvPr id="22" name="Picture 29"/>
+                    <pic:cNvPicPr>
+                      <a:picLocks noChangeAspect="1" noChangeArrowheads="1"/>
+                    </pic:cNvPicPr>
                   </pic:nvPicPr>
                   <pic:blipFill>
-                    <a:blip r:embed="rId25"/>
+                    <a:blip r:embed="rId26"/>
                     <a:stretch>
                       <a:fillRect/>
                     </a:stretch>
                   </pic:blipFill>
-                  <pic:spPr>
+                  <pic:spPr bwMode="auto">
                     <a:xfrm>
                       <a:off x="0" y="0"/>
-                      <a:ext cx="5943600" cy="3726180"/>
+                      <a:ext cx="5943600" cy="2794635"/>
                     </a:xfrm>
                     <a:prstGeom prst="rect">
                       <a:avLst/>
                     </a:prstGeom>
+                    <a:noFill/>
                   </pic:spPr>
                 </pic:pic>
               </a:graphicData>
@@ -3731,11 +4301,10 @@
       </w:r>
       <w:r>
         <w:rPr>
-          <w:noProof/>
-          <w:sz w:val="32"/>
-          <w:szCs w:val="32"/>
-        </w:rPr>
-        <w:t>19</w:t>
+          <w:sz w:val="32"/>
+          <w:szCs w:val="32"/>
+        </w:rPr>
+        <w:t>22</w:t>
       </w:r>
       <w:r>
         <w:rPr>
@@ -3749,24 +4318,31 @@
           <w:sz w:val="32"/>
           <w:szCs w:val="32"/>
         </w:rPr>
-        <w:t>: Project folder structure per week</w:t>
-      </w:r>
-    </w:p>
-    <w:p/>
-    <w:p>
-      <w:pPr>
-        <w:keepNext/>
-      </w:pPr>
-      <w:r>
-        <w:rPr>
-          <w:noProof/>
-        </w:rPr>
-        <w:lastRenderedPageBreak/>
+        <w:t xml:space="preserve">: Tables Successfully created on phpMyAdmin </w:t>
+      </w:r>
+    </w:p>
+    <w:p>
+      <w:pPr>
+        <w:pStyle w:val="Normal"/>
+        <w:rPr/>
+      </w:pPr>
+      <w:r>
+        <w:rPr/>
+      </w:r>
+    </w:p>
+    <w:p>
+      <w:pPr>
+        <w:pStyle w:val="Normal"/>
+        <w:keepNext w:val="true"/>
+        <w:rPr/>
+      </w:pPr>
+      <w:r>
+        <w:rPr/>
         <w:drawing>
-          <wp:inline distT="0" distB="0" distL="0" distR="0" wp14:anchorId="2D0E8772" wp14:editId="72E7CA76">
-            <wp:extent cx="5182323" cy="5334744"/>
+          <wp:inline distT="0" distB="0" distL="0" distR="0">
+            <wp:extent cx="5943600" cy="3077210"/>
             <wp:effectExtent l="0" t="0" r="0" b="0"/>
-            <wp:docPr id="27" name="Picture 27"/>
+            <wp:docPr id="23" name="Picture 30"/>
             <wp:cNvGraphicFramePr>
               <a:graphicFrameLocks xmlns:a="http://schemas.openxmlformats.org/drawingml/2006/main" noChangeAspect="1"/>
             </wp:cNvGraphicFramePr>
@@ -3774,29 +4350,26 @@
               <a:graphicData uri="http://schemas.openxmlformats.org/drawingml/2006/picture">
                 <pic:pic xmlns:pic="http://schemas.openxmlformats.org/drawingml/2006/picture">
                   <pic:nvPicPr>
-                    <pic:cNvPr id="27" name="Picture 27"/>
-                    <pic:cNvPicPr/>
+                    <pic:cNvPr id="23" name="Picture 30"/>
+                    <pic:cNvPicPr>
+                      <a:picLocks noChangeAspect="1" noChangeArrowheads="1"/>
+                    </pic:cNvPicPr>
                   </pic:nvPicPr>
                   <pic:blipFill>
-                    <a:blip r:embed="rId26">
-                      <a:extLst>
-                        <a:ext uri="{28A0092B-C50C-407E-A947-70E740481C1C}">
-                          <a14:useLocalDpi xmlns:a14="http://schemas.microsoft.com/office/drawing/2010/main" val="0"/>
-                        </a:ext>
-                      </a:extLst>
-                    </a:blip>
+                    <a:blip r:embed="rId27"/>
                     <a:stretch>
                       <a:fillRect/>
                     </a:stretch>
                   </pic:blipFill>
-                  <pic:spPr>
+                  <pic:spPr bwMode="auto">
                     <a:xfrm>
                       <a:off x="0" y="0"/>
-                      <a:ext cx="5182323" cy="5334744"/>
+                      <a:ext cx="5943600" cy="3077210"/>
                     </a:xfrm>
                     <a:prstGeom prst="rect">
                       <a:avLst/>
                     </a:prstGeom>
+                    <a:noFill/>
                   </pic:spPr>
                 </pic:pic>
               </a:graphicData>
@@ -3843,11 +4416,10 @@
       </w:r>
       <w:r>
         <w:rPr>
-          <w:noProof/>
-          <w:sz w:val="32"/>
-          <w:szCs w:val="32"/>
-        </w:rPr>
-        <w:t>20</w:t>
+          <w:sz w:val="32"/>
+          <w:szCs w:val="32"/>
+        </w:rPr>
+        <w:t>23</w:t>
       </w:r>
       <w:r>
         <w:rPr>
@@ -3861,235 +4433,31 @@
           <w:sz w:val="32"/>
           <w:szCs w:val="32"/>
         </w:rPr>
-        <w:t xml:space="preserve">: </w:t>
-      </w:r>
-      <w:r>
-        <w:rPr>
-          <w:sz w:val="32"/>
-          <w:szCs w:val="32"/>
-        </w:rPr>
-        <w:t>Denying access when wrong credentials are used</w:t>
-      </w:r>
-    </w:p>
-    <w:p/>
-    <w:p/>
-    <w:p>
-      <w:pPr>
-        <w:pStyle w:val="Heading2"/>
-        <w:rPr>
-          <w:rFonts w:ascii="Arial Black" w:hAnsi="Arial Black"/>
-          <w:sz w:val="32"/>
-          <w:szCs w:val="32"/>
-        </w:rPr>
-      </w:pPr>
-      <w:r>
-        <w:rPr>
-          <w:rFonts w:ascii="Arial Black" w:eastAsia="Arial" w:hAnsi="Arial Black" w:cs="Arial"/>
-          <w:b/>
-          <w:bCs/>
-          <w:sz w:val="32"/>
-          <w:szCs w:val="32"/>
-        </w:rPr>
-        <w:t>Student Reflection</w:t>
-      </w:r>
-    </w:p>
-    <w:p>
-      <w:pPr>
-        <w:rPr>
-          <w:rFonts w:ascii="Arial" w:eastAsia="Arial" w:hAnsi="Arial" w:cs="Arial"/>
-          <w:color w:val="1E293B"/>
-          <w:sz w:val="28"/>
-          <w:szCs w:val="28"/>
-        </w:rPr>
-      </w:pPr>
-      <w:r>
-        <w:rPr>
-          <w:rFonts w:ascii="Arial" w:eastAsia="Arial" w:hAnsi="Arial" w:cs="Arial"/>
-          <w:color w:val="1E293B"/>
-          <w:sz w:val="21"/>
-          <w:szCs w:val="21"/>
-        </w:rPr>
-        <w:t xml:space="preserve">Week 4 brought the backend of RentVille to life. First I created the login form sending data via POST and the registration form with password confirmation. We are able to  confirm that PHP sessions correctly redirect authenticated users to the dashboard. </w:t>
-      </w:r>
-      <w:r>
-        <w:rPr>
-          <w:rFonts w:ascii="Arial" w:eastAsia="Arial" w:hAnsi="Arial" w:cs="Arial"/>
-          <w:color w:val="1E293B"/>
-          <w:sz w:val="21"/>
-          <w:szCs w:val="21"/>
-        </w:rPr>
-        <w:t>The files are stored in a</w:t>
-      </w:r>
-      <w:r>
-        <w:rPr>
-          <w:rFonts w:ascii="Arial" w:eastAsia="Arial" w:hAnsi="Arial" w:cs="Arial"/>
-          <w:color w:val="1E293B"/>
-          <w:sz w:val="21"/>
-          <w:szCs w:val="21"/>
-        </w:rPr>
-        <w:t xml:space="preserve"> clean project folder structure</w:t>
-      </w:r>
-      <w:r>
-        <w:rPr>
-          <w:rFonts w:ascii="Arial" w:eastAsia="Arial" w:hAnsi="Arial" w:cs="Arial"/>
-          <w:color w:val="1E293B"/>
-          <w:sz w:val="21"/>
-          <w:szCs w:val="21"/>
-        </w:rPr>
-        <w:t xml:space="preserve"> in weekly form</w:t>
-      </w:r>
-      <w:r>
-        <w:rPr>
-          <w:rFonts w:ascii="Arial" w:eastAsia="Arial" w:hAnsi="Arial" w:cs="Arial"/>
-          <w:color w:val="1E293B"/>
-          <w:sz w:val="21"/>
-          <w:szCs w:val="21"/>
-        </w:rPr>
-        <w:t xml:space="preserve">. </w:t>
-      </w:r>
-      <w:r>
-        <w:rPr>
-          <w:rFonts w:ascii="Arial" w:eastAsia="Arial" w:hAnsi="Arial" w:cs="Arial"/>
-          <w:color w:val="1E293B"/>
-          <w:sz w:val="21"/>
-          <w:szCs w:val="21"/>
-        </w:rPr>
-        <w:t xml:space="preserve">This came out as a successful loginand an organized pile </w:t>
-      </w:r>
-    </w:p>
-    <w:p>
-      <w:pPr>
-        <w:pStyle w:val="Heading1"/>
-        <w:rPr>
-          <w:b/>
-          <w:bCs/>
-          <w:sz w:val="48"/>
-          <w:szCs w:val="48"/>
-          <w:u w:val="single"/>
-        </w:rPr>
-      </w:pPr>
-      <w:r>
-        <w:rPr>
-          <w:b/>
-          <w:bCs/>
-          <w:sz w:val="48"/>
-          <w:szCs w:val="48"/>
-          <w:u w:val="single"/>
-        </w:rPr>
-        <w:lastRenderedPageBreak/>
-        <w:t xml:space="preserve">WEEK </w:t>
-      </w:r>
-      <w:r>
-        <w:rPr>
-          <w:b/>
-          <w:bCs/>
-          <w:sz w:val="48"/>
-          <w:szCs w:val="48"/>
-          <w:u w:val="single"/>
-        </w:rPr>
-        <w:t>5</w:t>
-      </w:r>
-      <w:r>
-        <w:rPr>
-          <w:b/>
-          <w:bCs/>
-          <w:sz w:val="48"/>
-          <w:szCs w:val="48"/>
-          <w:u w:val="single"/>
-        </w:rPr>
-        <w:t xml:space="preserve"> : </w:t>
-      </w:r>
-      <w:r>
-        <w:rPr>
-          <w:b/>
-          <w:bCs/>
-          <w:sz w:val="48"/>
-          <w:szCs w:val="48"/>
-          <w:u w:val="single"/>
-        </w:rPr>
-        <w:t>Database compenents and CRUD Operations</w:t>
-      </w:r>
-    </w:p>
-    <w:p/>
-    <w:p>
-      <w:pPr>
-        <w:rPr>
-          <w:rFonts w:ascii="Arial" w:eastAsia="Arial" w:hAnsi="Arial" w:cs="Arial"/>
-          <w:b/>
-          <w:bCs/>
-          <w:i/>
-          <w:iCs/>
-          <w:color w:val="000000" w:themeColor="text1"/>
-          <w:sz w:val="36"/>
-          <w:szCs w:val="36"/>
-        </w:rPr>
-      </w:pPr>
-      <w:r>
-        <w:rPr>
-          <w:rFonts w:ascii="Arial" w:hAnsi="Arial" w:cs="Arial"/>
-          <w:b/>
-          <w:bCs/>
-          <w:i/>
-          <w:iCs/>
-          <w:sz w:val="36"/>
-          <w:szCs w:val="36"/>
-        </w:rPr>
-        <w:t>Title :</w:t>
-      </w:r>
-      <w:r>
-        <w:rPr>
-          <w:b/>
-          <w:bCs/>
-          <w:sz w:val="36"/>
-          <w:szCs w:val="36"/>
-        </w:rPr>
-        <w:t xml:space="preserve"> </w:t>
-      </w:r>
-      <w:r>
-        <w:rPr>
-          <w:rFonts w:ascii="Arial" w:eastAsia="Arial" w:hAnsi="Arial" w:cs="Arial"/>
-          <w:b/>
-          <w:bCs/>
-          <w:i/>
-          <w:iCs/>
-          <w:color w:val="000000" w:themeColor="text1"/>
-          <w:sz w:val="36"/>
-          <w:szCs w:val="36"/>
-        </w:rPr>
-        <w:t>Building a Data-Driven Tenant Management System</w:t>
-      </w:r>
-    </w:p>
-    <w:p>
-      <w:pPr>
-        <w:rPr>
-          <w:rFonts w:ascii="Bahnschrift SemiBold" w:hAnsi="Bahnschrift SemiBold"/>
-          <w:sz w:val="36"/>
-          <w:szCs w:val="36"/>
-        </w:rPr>
-      </w:pPr>
-      <w:r>
-        <w:rPr>
-          <w:rFonts w:ascii="Bahnschrift SemiBold" w:hAnsi="Bahnschrift SemiBold"/>
-          <w:sz w:val="36"/>
-          <w:szCs w:val="36"/>
-        </w:rPr>
-        <w:t>Required evidence</w:t>
-      </w:r>
-    </w:p>
-    <w:p/>
-    <w:p>
-      <w:pPr>
-        <w:keepNext/>
-      </w:pPr>
-      <w:r>
-        <w:rPr>
-          <w:noProof/>
-        </w:rPr>
+        <w:t>:Tenant  Records successfully added to the table</w:t>
+      </w:r>
+    </w:p>
+    <w:p>
+      <w:pPr>
+        <w:pStyle w:val="Normal"/>
+        <w:rPr/>
+      </w:pPr>
+      <w:r>
+        <w:rPr/>
+      </w:r>
+    </w:p>
+    <w:p>
+      <w:pPr>
+        <w:pStyle w:val="Normal"/>
+        <w:keepNext w:val="true"/>
+        <w:rPr/>
+      </w:pPr>
+      <w:r>
+        <w:rPr/>
         <w:drawing>
-          <wp:inline distT="0" distB="0" distL="0" distR="0" wp14:anchorId="6C893732" wp14:editId="6CF477C3">
-            <wp:extent cx="5943600" cy="3475990"/>
+          <wp:inline distT="0" distB="0" distL="0" distR="0">
+            <wp:extent cx="5943600" cy="2888615"/>
             <wp:effectExtent l="0" t="0" r="0" b="0"/>
-            <wp:docPr id="28" name="Picture 28"/>
+            <wp:docPr id="24" name="Picture 31"/>
             <wp:cNvGraphicFramePr>
               <a:graphicFrameLocks xmlns:a="http://schemas.openxmlformats.org/drawingml/2006/main" noChangeAspect="1"/>
             </wp:cNvGraphicFramePr>
@@ -4097,23 +4465,26 @@
               <a:graphicData uri="http://schemas.openxmlformats.org/drawingml/2006/picture">
                 <pic:pic xmlns:pic="http://schemas.openxmlformats.org/drawingml/2006/picture">
                   <pic:nvPicPr>
-                    <pic:cNvPr id="1" name=""/>
-                    <pic:cNvPicPr/>
+                    <pic:cNvPr id="24" name="Picture 31"/>
+                    <pic:cNvPicPr>
+                      <a:picLocks noChangeAspect="1" noChangeArrowheads="1"/>
+                    </pic:cNvPicPr>
                   </pic:nvPicPr>
                   <pic:blipFill>
-                    <a:blip r:embed="rId27"/>
+                    <a:blip r:embed="rId28"/>
                     <a:stretch>
                       <a:fillRect/>
                     </a:stretch>
                   </pic:blipFill>
-                  <pic:spPr>
+                  <pic:spPr bwMode="auto">
                     <a:xfrm>
                       <a:off x="0" y="0"/>
-                      <a:ext cx="5943600" cy="3475990"/>
+                      <a:ext cx="5943600" cy="2888615"/>
                     </a:xfrm>
                     <a:prstGeom prst="rect">
                       <a:avLst/>
                     </a:prstGeom>
+                    <a:noFill/>
                   </pic:spPr>
                 </pic:pic>
               </a:graphicData>
@@ -4160,11 +4531,10 @@
       </w:r>
       <w:r>
         <w:rPr>
-          <w:noProof/>
-          <w:sz w:val="32"/>
-          <w:szCs w:val="32"/>
-        </w:rPr>
-        <w:t>21</w:t>
+          <w:sz w:val="32"/>
+          <w:szCs w:val="32"/>
+        </w:rPr>
+        <w:t>24</w:t>
       </w:r>
       <w:r>
         <w:rPr>
@@ -4178,24 +4548,31 @@
           <w:sz w:val="32"/>
           <w:szCs w:val="32"/>
         </w:rPr>
-        <w:t>: Database created and visible in phpMyAdmin</w:t>
-      </w:r>
-    </w:p>
-    <w:p/>
-    <w:p>
-      <w:pPr>
-        <w:keepNext/>
-      </w:pPr>
-      <w:r>
-        <w:rPr>
-          <w:noProof/>
-        </w:rPr>
-        <w:lastRenderedPageBreak/>
+        <w:t>: Notification to use the DELETE operaion</w:t>
+      </w:r>
+    </w:p>
+    <w:p>
+      <w:pPr>
+        <w:pStyle w:val="Normal"/>
+        <w:rPr/>
+      </w:pPr>
+      <w:r>
+        <w:rPr/>
+      </w:r>
+    </w:p>
+    <w:p>
+      <w:pPr>
+        <w:pStyle w:val="Normal"/>
+        <w:keepNext w:val="true"/>
+        <w:rPr/>
+      </w:pPr>
+      <w:r>
+        <w:rPr/>
         <w:drawing>
-          <wp:inline distT="0" distB="0" distL="0" distR="0" wp14:anchorId="0A561B93" wp14:editId="74ACD3DA">
-            <wp:extent cx="5943600" cy="2794635"/>
-            <wp:effectExtent l="0" t="0" r="0" b="5715"/>
-            <wp:docPr id="29" name="Picture 29"/>
+          <wp:inline distT="0" distB="0" distL="0" distR="0">
+            <wp:extent cx="5943600" cy="1506220"/>
+            <wp:effectExtent l="0" t="0" r="0" b="0"/>
+            <wp:docPr id="25" name="Picture 32"/>
             <wp:cNvGraphicFramePr>
               <a:graphicFrameLocks xmlns:a="http://schemas.openxmlformats.org/drawingml/2006/main" noChangeAspect="1"/>
             </wp:cNvGraphicFramePr>
@@ -4203,23 +4580,26 @@
               <a:graphicData uri="http://schemas.openxmlformats.org/drawingml/2006/picture">
                 <pic:pic xmlns:pic="http://schemas.openxmlformats.org/drawingml/2006/picture">
                   <pic:nvPicPr>
-                    <pic:cNvPr id="1" name=""/>
-                    <pic:cNvPicPr/>
+                    <pic:cNvPr id="25" name="Picture 32"/>
+                    <pic:cNvPicPr>
+                      <a:picLocks noChangeAspect="1" noChangeArrowheads="1"/>
+                    </pic:cNvPicPr>
                   </pic:nvPicPr>
                   <pic:blipFill>
-                    <a:blip r:embed="rId28"/>
+                    <a:blip r:embed="rId29"/>
                     <a:stretch>
                       <a:fillRect/>
                     </a:stretch>
                   </pic:blipFill>
-                  <pic:spPr>
+                  <pic:spPr bwMode="auto">
                     <a:xfrm>
                       <a:off x="0" y="0"/>
-                      <a:ext cx="5943600" cy="2794635"/>
+                      <a:ext cx="5943600" cy="1506220"/>
                     </a:xfrm>
                     <a:prstGeom prst="rect">
                       <a:avLst/>
                     </a:prstGeom>
+                    <a:noFill/>
                   </pic:spPr>
                 </pic:pic>
               </a:graphicData>
@@ -4266,11 +4646,10 @@
       </w:r>
       <w:r>
         <w:rPr>
-          <w:noProof/>
-          <w:sz w:val="32"/>
-          <w:szCs w:val="32"/>
-        </w:rPr>
-        <w:t>22</w:t>
+          <w:sz w:val="32"/>
+          <w:szCs w:val="32"/>
+        </w:rPr>
+        <w:t>25</w:t>
       </w:r>
       <w:r>
         <w:rPr>
@@ -4284,30 +4663,34 @@
           <w:sz w:val="32"/>
           <w:szCs w:val="32"/>
         </w:rPr>
-        <w:t>: Tables Successfully created on phpMyAdmin</w:t>
-      </w:r>
-      <w:r>
-        <w:rPr>
-          <w:sz w:val="32"/>
-          <w:szCs w:val="32"/>
-        </w:rPr>
-        <w:t xml:space="preserve"> </w:t>
-      </w:r>
-    </w:p>
-    <w:p/>
-    <w:p>
-      <w:pPr>
-        <w:keepNext/>
-      </w:pPr>
-      <w:r>
-        <w:rPr>
-          <w:noProof/>
-        </w:rPr>
+        <w:t>: Db connected via the PDO</w:t>
+      </w:r>
+    </w:p>
+    <w:p>
+      <w:pPr>
+        <w:pStyle w:val="Normal"/>
+        <w:rPr/>
+      </w:pPr>
+      <w:r>
+        <w:rPr/>
+      </w:r>
+    </w:p>
+    <w:p>
+      <w:pPr>
+        <w:pStyle w:val="Normal"/>
+        <w:keepNext w:val="true"/>
+        <w:rPr>
+          <w:sz w:val="40"/>
+          <w:szCs w:val="40"/>
+        </w:rPr>
+      </w:pPr>
+      <w:r>
+        <w:rPr/>
         <w:drawing>
-          <wp:inline distT="0" distB="0" distL="0" distR="0" wp14:anchorId="6EFA8C90" wp14:editId="215658FC">
-            <wp:extent cx="5943600" cy="3077210"/>
-            <wp:effectExtent l="0" t="0" r="0" b="8890"/>
-            <wp:docPr id="30" name="Picture 30"/>
+          <wp:inline distT="0" distB="0" distL="0" distR="0">
+            <wp:extent cx="5258435" cy="1285875"/>
+            <wp:effectExtent l="0" t="0" r="0" b="0"/>
+            <wp:docPr id="26" name="Picture 33"/>
             <wp:cNvGraphicFramePr>
               <a:graphicFrameLocks xmlns:a="http://schemas.openxmlformats.org/drawingml/2006/main" noChangeAspect="1"/>
             </wp:cNvGraphicFramePr>
@@ -4315,23 +4698,26 @@
               <a:graphicData uri="http://schemas.openxmlformats.org/drawingml/2006/picture">
                 <pic:pic xmlns:pic="http://schemas.openxmlformats.org/drawingml/2006/picture">
                   <pic:nvPicPr>
-                    <pic:cNvPr id="1" name=""/>
-                    <pic:cNvPicPr/>
+                    <pic:cNvPr id="26" name="Picture 33"/>
+                    <pic:cNvPicPr>
+                      <a:picLocks noChangeAspect="1" noChangeArrowheads="1"/>
+                    </pic:cNvPicPr>
                   </pic:nvPicPr>
                   <pic:blipFill>
-                    <a:blip r:embed="rId29"/>
+                    <a:blip r:embed="rId30"/>
                     <a:stretch>
                       <a:fillRect/>
                     </a:stretch>
                   </pic:blipFill>
-                  <pic:spPr>
+                  <pic:spPr bwMode="auto">
                     <a:xfrm>
                       <a:off x="0" y="0"/>
-                      <a:ext cx="5943600" cy="3077210"/>
+                      <a:ext cx="5258435" cy="1285875"/>
                     </a:xfrm>
                     <a:prstGeom prst="rect">
                       <a:avLst/>
                     </a:prstGeom>
+                    <a:noFill/>
                   </pic:spPr>
                 </pic:pic>
               </a:graphicData>
@@ -4378,11 +4764,10 @@
       </w:r>
       <w:r>
         <w:rPr>
-          <w:noProof/>
-          <w:sz w:val="32"/>
-          <w:szCs w:val="32"/>
-        </w:rPr>
-        <w:t>23</w:t>
+          <w:sz w:val="32"/>
+          <w:szCs w:val="32"/>
+        </w:rPr>
+        <w:t>26</w:t>
       </w:r>
       <w:r>
         <w:rPr>
@@ -4396,24 +4781,672 @@
           <w:sz w:val="32"/>
           <w:szCs w:val="32"/>
         </w:rPr>
-        <w:t>:Tenant  Records successfully added to the table</w:t>
-      </w:r>
-    </w:p>
-    <w:p/>
-    <w:p>
-      <w:pPr>
-        <w:keepNext/>
-      </w:pPr>
-      <w:r>
-        <w:rPr>
-          <w:noProof/>
-        </w:rPr>
-        <w:lastRenderedPageBreak/>
+        <w:t>: Pulling user data from Database for validation</w:t>
+      </w:r>
+    </w:p>
+    <w:p>
+      <w:pPr>
+        <w:pStyle w:val="Normal"/>
+        <w:rPr/>
+      </w:pPr>
+      <w:r>
+        <w:rPr/>
+      </w:r>
+    </w:p>
+    <w:p>
+      <w:pPr>
+        <w:pStyle w:val="Normal"/>
+        <w:rPr/>
+      </w:pPr>
+      <w:r>
+        <w:rPr/>
+      </w:r>
+    </w:p>
+    <w:p>
+      <w:pPr>
+        <w:pStyle w:val="Normal"/>
+        <w:rPr/>
+      </w:pPr>
+      <w:r>
+        <w:rPr/>
+      </w:r>
+    </w:p>
+    <w:p>
+      <w:pPr>
+        <w:pStyle w:val="Heading2"/>
+        <w:rPr>
+          <w:rFonts w:ascii="Arial Black" w:hAnsi="Arial Black"/>
+          <w:sz w:val="32"/>
+          <w:szCs w:val="32"/>
+        </w:rPr>
+      </w:pPr>
+      <w:bookmarkStart w:id="11" w:name="__RefHeading___Toc3574_186967132"/>
+      <w:bookmarkEnd w:id="11"/>
+      <w:r>
+        <w:rPr>
+          <w:rFonts w:eastAsia="Arial" w:cs="Arial" w:ascii="Arial Black" w:hAnsi="Arial Black"/>
+          <w:b/>
+          <w:bCs/>
+          <w:sz w:val="32"/>
+          <w:szCs w:val="32"/>
+        </w:rPr>
+        <w:t>Student Reflection</w:t>
+      </w:r>
+    </w:p>
+    <w:p>
+      <w:pPr>
+        <w:pStyle w:val="Normal"/>
+        <w:rPr>
+          <w:rFonts w:ascii="Arial" w:hAnsi="Arial" w:eastAsia="Arial" w:cs="Arial"/>
+          <w:color w:val="1E293B"/>
+          <w:sz w:val="21"/>
+          <w:szCs w:val="21"/>
+        </w:rPr>
+      </w:pPr>
+      <w:r>
+        <w:rPr>
+          <w:rFonts w:eastAsia="Arial" w:cs="Arial" w:ascii="Arial" w:hAnsi="Arial"/>
+          <w:color w:val="1E293B"/>
+          <w:sz w:val="21"/>
+          <w:szCs w:val="21"/>
+        </w:rPr>
+        <w:t>Week 5 completed the core functionality of RentVille with the backend. I used SQL to create the database and tables. I confirmed the tables exist in phpMyAdmin and shows the Add Tenant form which inserts records into MySQL. I ensured that the dashboard is fetching and displaying all tenants dynamically. At last the last task demonstrates the toggle and delete actions completing the full CRUD cycle.</w:t>
+      </w:r>
+    </w:p>
+    <w:p>
+      <w:pPr>
+        <w:pStyle w:val="Normal"/>
+        <w:rPr>
+          <w:rFonts w:ascii="Arial" w:hAnsi="Arial" w:eastAsia="Arial" w:cs="Arial"/>
+          <w:color w:val="1E293B"/>
+          <w:sz w:val="21"/>
+          <w:szCs w:val="21"/>
+        </w:rPr>
+      </w:pPr>
+      <w:r>
+        <w:rPr>
+          <w:rFonts w:eastAsia="Arial" w:cs="Arial" w:ascii="Arial" w:hAnsi="Arial"/>
+          <w:color w:val="1E293B"/>
+          <w:sz w:val="21"/>
+          <w:szCs w:val="21"/>
+        </w:rPr>
+      </w:r>
+    </w:p>
+    <w:p>
+      <w:pPr>
+        <w:pStyle w:val="Normal"/>
+        <w:rPr>
+          <w:rFonts w:ascii="Arial" w:hAnsi="Arial" w:eastAsia="Arial" w:cs="Arial"/>
+          <w:color w:val="1E293B"/>
+          <w:sz w:val="21"/>
+          <w:szCs w:val="21"/>
+        </w:rPr>
+      </w:pPr>
+      <w:r>
+        <w:rPr>
+          <w:rFonts w:eastAsia="Arial" w:cs="Arial" w:ascii="Arial" w:hAnsi="Arial"/>
+          <w:color w:val="1E293B"/>
+          <w:sz w:val="21"/>
+          <w:szCs w:val="21"/>
+        </w:rPr>
+      </w:r>
+    </w:p>
+    <w:p>
+      <w:pPr>
+        <w:pStyle w:val="Normal"/>
+        <w:rPr>
+          <w:rFonts w:ascii="Arial" w:hAnsi="Arial" w:eastAsia="Arial" w:cs="Arial"/>
+          <w:color w:val="1E293B"/>
+          <w:sz w:val="21"/>
+          <w:szCs w:val="21"/>
+        </w:rPr>
+      </w:pPr>
+      <w:r>
+        <w:rPr>
+          <w:rFonts w:eastAsia="Arial" w:cs="Arial" w:ascii="Arial" w:hAnsi="Arial"/>
+          <w:color w:val="1E293B"/>
+          <w:sz w:val="21"/>
+          <w:szCs w:val="21"/>
+        </w:rPr>
+      </w:r>
+    </w:p>
+    <w:p>
+      <w:pPr>
+        <w:pStyle w:val="Normal"/>
+        <w:rPr>
+          <w:rFonts w:ascii="Arial" w:hAnsi="Arial" w:eastAsia="Arial" w:cs="Arial"/>
+          <w:color w:val="1E293B"/>
+          <w:sz w:val="21"/>
+          <w:szCs w:val="21"/>
+        </w:rPr>
+      </w:pPr>
+      <w:r>
+        <w:rPr>
+          <w:rFonts w:eastAsia="Arial" w:cs="Arial" w:ascii="Arial" w:hAnsi="Arial"/>
+          <w:color w:val="1E293B"/>
+          <w:sz w:val="21"/>
+          <w:szCs w:val="21"/>
+        </w:rPr>
+      </w:r>
+    </w:p>
+    <w:p>
+      <w:pPr>
+        <w:pStyle w:val="Normal"/>
+        <w:rPr>
+          <w:rFonts w:ascii="Arial" w:hAnsi="Arial" w:eastAsia="Arial" w:cs="Arial"/>
+          <w:color w:val="1E293B"/>
+          <w:sz w:val="21"/>
+          <w:szCs w:val="21"/>
+        </w:rPr>
+      </w:pPr>
+      <w:r>
+        <w:rPr>
+          <w:rFonts w:eastAsia="Arial" w:cs="Arial" w:ascii="Arial" w:hAnsi="Arial"/>
+          <w:color w:val="1E293B"/>
+          <w:sz w:val="21"/>
+          <w:szCs w:val="21"/>
+        </w:rPr>
+      </w:r>
+    </w:p>
+    <w:p>
+      <w:pPr>
+        <w:pStyle w:val="Normal"/>
+        <w:rPr>
+          <w:rFonts w:ascii="Arial" w:hAnsi="Arial" w:eastAsia="Arial" w:cs="Arial"/>
+          <w:color w:val="1E293B"/>
+          <w:sz w:val="21"/>
+          <w:szCs w:val="21"/>
+        </w:rPr>
+      </w:pPr>
+      <w:r>
+        <w:rPr>
+          <w:rFonts w:eastAsia="Arial" w:cs="Arial" w:ascii="Arial" w:hAnsi="Arial"/>
+          <w:color w:val="1E293B"/>
+          <w:sz w:val="21"/>
+          <w:szCs w:val="21"/>
+        </w:rPr>
+      </w:r>
+    </w:p>
+    <w:p>
+      <w:pPr>
+        <w:pStyle w:val="Normal"/>
+        <w:rPr>
+          <w:rFonts w:ascii="Arial" w:hAnsi="Arial" w:eastAsia="Arial" w:cs="Arial"/>
+          <w:color w:val="1E293B"/>
+          <w:sz w:val="21"/>
+          <w:szCs w:val="21"/>
+        </w:rPr>
+      </w:pPr>
+      <w:r>
+        <w:rPr>
+          <w:rFonts w:eastAsia="Arial" w:cs="Arial" w:ascii="Arial" w:hAnsi="Arial"/>
+          <w:color w:val="1E293B"/>
+          <w:sz w:val="21"/>
+          <w:szCs w:val="21"/>
+        </w:rPr>
+      </w:r>
+    </w:p>
+    <w:p>
+      <w:pPr>
+        <w:pStyle w:val="Normal"/>
+        <w:rPr>
+          <w:rFonts w:ascii="Arial" w:hAnsi="Arial" w:eastAsia="Arial" w:cs="Arial"/>
+          <w:color w:val="1E293B"/>
+          <w:sz w:val="21"/>
+          <w:szCs w:val="21"/>
+        </w:rPr>
+      </w:pPr>
+      <w:r>
+        <w:rPr>
+          <w:rFonts w:eastAsia="Arial" w:cs="Arial" w:ascii="Arial" w:hAnsi="Arial"/>
+          <w:color w:val="1E293B"/>
+          <w:sz w:val="21"/>
+          <w:szCs w:val="21"/>
+        </w:rPr>
+      </w:r>
+    </w:p>
+    <w:p>
+      <w:pPr>
+        <w:pStyle w:val="Normal"/>
+        <w:rPr>
+          <w:rFonts w:ascii="Arial" w:hAnsi="Arial" w:eastAsia="Arial" w:cs="Arial"/>
+          <w:color w:val="1E293B"/>
+          <w:sz w:val="21"/>
+          <w:szCs w:val="21"/>
+        </w:rPr>
+      </w:pPr>
+      <w:r>
+        <w:rPr>
+          <w:rFonts w:eastAsia="Arial" w:cs="Arial" w:ascii="Arial" w:hAnsi="Arial"/>
+          <w:color w:val="1E293B"/>
+          <w:sz w:val="21"/>
+          <w:szCs w:val="21"/>
+        </w:rPr>
+      </w:r>
+    </w:p>
+    <w:p>
+      <w:pPr>
+        <w:pStyle w:val="Normal"/>
+        <w:rPr>
+          <w:rFonts w:ascii="Arial" w:hAnsi="Arial" w:eastAsia="Arial" w:cs="Arial"/>
+          <w:color w:val="1E293B"/>
+          <w:sz w:val="21"/>
+          <w:szCs w:val="21"/>
+        </w:rPr>
+      </w:pPr>
+      <w:r>
+        <w:rPr>
+          <w:rFonts w:eastAsia="Arial" w:cs="Arial" w:ascii="Arial" w:hAnsi="Arial"/>
+          <w:color w:val="1E293B"/>
+          <w:sz w:val="21"/>
+          <w:szCs w:val="21"/>
+        </w:rPr>
+      </w:r>
+    </w:p>
+    <w:p>
+      <w:pPr>
+        <w:pStyle w:val="Normal"/>
+        <w:rPr>
+          <w:rFonts w:ascii="Arial" w:hAnsi="Arial" w:eastAsia="Arial" w:cs="Arial"/>
+          <w:color w:val="1E293B"/>
+          <w:sz w:val="21"/>
+          <w:szCs w:val="21"/>
+        </w:rPr>
+      </w:pPr>
+      <w:r>
+        <w:rPr>
+          <w:rFonts w:eastAsia="Arial" w:cs="Arial" w:ascii="Arial" w:hAnsi="Arial"/>
+          <w:color w:val="1E293B"/>
+          <w:sz w:val="21"/>
+          <w:szCs w:val="21"/>
+        </w:rPr>
+      </w:r>
+    </w:p>
+    <w:p>
+      <w:pPr>
+        <w:pStyle w:val="Normal"/>
+        <w:rPr>
+          <w:rFonts w:ascii="Arial" w:hAnsi="Arial" w:eastAsia="Arial" w:cs="Arial"/>
+          <w:color w:val="1E293B"/>
+          <w:sz w:val="21"/>
+          <w:szCs w:val="21"/>
+        </w:rPr>
+      </w:pPr>
+      <w:r>
+        <w:rPr>
+          <w:rFonts w:eastAsia="Arial" w:cs="Arial" w:ascii="Arial" w:hAnsi="Arial"/>
+          <w:color w:val="1E293B"/>
+          <w:sz w:val="21"/>
+          <w:szCs w:val="21"/>
+        </w:rPr>
+      </w:r>
+    </w:p>
+    <w:p>
+      <w:pPr>
+        <w:pStyle w:val="Normal"/>
+        <w:rPr>
+          <w:rFonts w:ascii="Arial" w:hAnsi="Arial" w:eastAsia="Arial" w:cs="Arial"/>
+          <w:color w:val="1E293B"/>
+          <w:sz w:val="21"/>
+          <w:szCs w:val="21"/>
+        </w:rPr>
+      </w:pPr>
+      <w:r>
+        <w:rPr>
+          <w:rFonts w:eastAsia="Arial" w:cs="Arial" w:ascii="Arial" w:hAnsi="Arial"/>
+          <w:color w:val="1E293B"/>
+          <w:sz w:val="21"/>
+          <w:szCs w:val="21"/>
+        </w:rPr>
+      </w:r>
+    </w:p>
+    <w:p>
+      <w:pPr>
+        <w:pStyle w:val="Normal"/>
+        <w:rPr>
+          <w:rFonts w:ascii="Arial" w:hAnsi="Arial" w:eastAsia="Arial" w:cs="Arial"/>
+          <w:color w:val="1E293B"/>
+          <w:sz w:val="21"/>
+          <w:szCs w:val="21"/>
+        </w:rPr>
+      </w:pPr>
+      <w:r>
+        <w:rPr>
+          <w:rFonts w:eastAsia="Arial" w:cs="Arial" w:ascii="Arial" w:hAnsi="Arial"/>
+          <w:color w:val="1E293B"/>
+          <w:sz w:val="21"/>
+          <w:szCs w:val="21"/>
+        </w:rPr>
+      </w:r>
+    </w:p>
+    <w:p>
+      <w:pPr>
+        <w:pStyle w:val="Normal"/>
+        <w:rPr>
+          <w:rFonts w:ascii="Arial" w:hAnsi="Arial" w:eastAsia="Arial" w:cs="Arial"/>
+          <w:color w:val="1E293B"/>
+          <w:sz w:val="21"/>
+          <w:szCs w:val="21"/>
+        </w:rPr>
+      </w:pPr>
+      <w:r>
+        <w:rPr>
+          <w:rFonts w:eastAsia="Arial" w:cs="Arial" w:ascii="Arial" w:hAnsi="Arial"/>
+          <w:color w:val="1E293B"/>
+          <w:sz w:val="21"/>
+          <w:szCs w:val="21"/>
+        </w:rPr>
+      </w:r>
+    </w:p>
+    <w:p>
+      <w:pPr>
+        <w:pStyle w:val="Normal"/>
+        <w:rPr>
+          <w:rFonts w:ascii="Arial" w:hAnsi="Arial" w:eastAsia="Arial" w:cs="Arial"/>
+          <w:color w:val="1E293B"/>
+          <w:sz w:val="21"/>
+          <w:szCs w:val="21"/>
+        </w:rPr>
+      </w:pPr>
+      <w:r>
+        <w:rPr>
+          <w:rFonts w:eastAsia="Arial" w:cs="Arial" w:ascii="Arial" w:hAnsi="Arial"/>
+          <w:color w:val="1E293B"/>
+          <w:sz w:val="21"/>
+          <w:szCs w:val="21"/>
+        </w:rPr>
+      </w:r>
+    </w:p>
+    <w:p>
+      <w:pPr>
+        <w:pStyle w:val="Normal"/>
+        <w:rPr>
+          <w:rFonts w:ascii="Arial" w:hAnsi="Arial" w:eastAsia="Arial" w:cs="Arial"/>
+          <w:color w:val="1E293B"/>
+          <w:sz w:val="21"/>
+          <w:szCs w:val="21"/>
+        </w:rPr>
+      </w:pPr>
+      <w:r>
+        <w:rPr>
+          <w:rFonts w:eastAsia="Arial" w:cs="Arial" w:ascii="Arial" w:hAnsi="Arial"/>
+          <w:color w:val="1E293B"/>
+          <w:sz w:val="21"/>
+          <w:szCs w:val="21"/>
+        </w:rPr>
+      </w:r>
+    </w:p>
+    <w:p>
+      <w:pPr>
+        <w:pStyle w:val="Normal"/>
+        <w:rPr>
+          <w:rFonts w:ascii="Arial" w:hAnsi="Arial" w:eastAsia="Arial" w:cs="Arial"/>
+          <w:color w:val="1E293B"/>
+          <w:sz w:val="21"/>
+          <w:szCs w:val="21"/>
+        </w:rPr>
+      </w:pPr>
+      <w:r>
+        <w:rPr>
+          <w:rFonts w:eastAsia="Arial" w:cs="Arial" w:ascii="Arial" w:hAnsi="Arial"/>
+          <w:color w:val="1E293B"/>
+          <w:sz w:val="21"/>
+          <w:szCs w:val="21"/>
+        </w:rPr>
+      </w:r>
+    </w:p>
+    <w:p>
+      <w:pPr>
+        <w:pStyle w:val="Normal"/>
+        <w:rPr>
+          <w:rFonts w:ascii="Arial" w:hAnsi="Arial" w:eastAsia="Arial" w:cs="Arial"/>
+          <w:color w:val="1E293B"/>
+          <w:sz w:val="21"/>
+          <w:szCs w:val="21"/>
+        </w:rPr>
+      </w:pPr>
+      <w:r>
+        <w:rPr>
+          <w:rFonts w:eastAsia="Arial" w:cs="Arial" w:ascii="Arial" w:hAnsi="Arial"/>
+          <w:color w:val="1E293B"/>
+          <w:sz w:val="21"/>
+          <w:szCs w:val="21"/>
+        </w:rPr>
+      </w:r>
+    </w:p>
+    <w:p>
+      <w:pPr>
+        <w:pStyle w:val="Normal"/>
+        <w:rPr>
+          <w:rFonts w:ascii="Arial" w:hAnsi="Arial" w:eastAsia="Arial" w:cs="Arial"/>
+          <w:color w:val="1E293B"/>
+          <w:sz w:val="21"/>
+          <w:szCs w:val="21"/>
+        </w:rPr>
+      </w:pPr>
+      <w:r>
+        <w:rPr>
+          <w:rFonts w:eastAsia="Arial" w:cs="Arial" w:ascii="Arial" w:hAnsi="Arial"/>
+          <w:color w:val="1E293B"/>
+          <w:sz w:val="21"/>
+          <w:szCs w:val="21"/>
+        </w:rPr>
+      </w:r>
+    </w:p>
+    <w:p>
+      <w:pPr>
+        <w:pStyle w:val="Normal"/>
+        <w:rPr>
+          <w:rFonts w:ascii="Arial" w:hAnsi="Arial" w:eastAsia="Arial" w:cs="Arial"/>
+          <w:color w:val="1E293B"/>
+          <w:sz w:val="21"/>
+          <w:szCs w:val="21"/>
+        </w:rPr>
+      </w:pPr>
+      <w:r>
+        <w:rPr>
+          <w:rFonts w:eastAsia="Arial" w:cs="Arial" w:ascii="Arial" w:hAnsi="Arial"/>
+          <w:color w:val="1E293B"/>
+          <w:sz w:val="21"/>
+          <w:szCs w:val="21"/>
+        </w:rPr>
+      </w:r>
+    </w:p>
+    <w:p>
+      <w:pPr>
+        <w:pStyle w:val="Normal"/>
+        <w:rPr>
+          <w:rFonts w:ascii="Arial" w:hAnsi="Arial" w:eastAsia="Arial" w:cs="Arial"/>
+          <w:color w:val="1E293B"/>
+          <w:sz w:val="21"/>
+          <w:szCs w:val="21"/>
+        </w:rPr>
+      </w:pPr>
+      <w:r>
+        <w:rPr>
+          <w:rFonts w:eastAsia="Arial" w:cs="Arial" w:ascii="Arial" w:hAnsi="Arial"/>
+          <w:color w:val="1E293B"/>
+          <w:sz w:val="21"/>
+          <w:szCs w:val="21"/>
+        </w:rPr>
+      </w:r>
+    </w:p>
+    <w:p>
+      <w:pPr>
+        <w:pStyle w:val="Normal"/>
+        <w:rPr>
+          <w:rFonts w:ascii="Arial" w:hAnsi="Arial" w:eastAsia="Arial" w:cs="Arial"/>
+          <w:color w:val="1E293B"/>
+          <w:sz w:val="21"/>
+          <w:szCs w:val="21"/>
+        </w:rPr>
+      </w:pPr>
+      <w:r>
+        <w:rPr>
+          <w:rFonts w:eastAsia="Arial" w:cs="Arial" w:ascii="Arial" w:hAnsi="Arial"/>
+          <w:color w:val="1E293B"/>
+          <w:sz w:val="21"/>
+          <w:szCs w:val="21"/>
+        </w:rPr>
+      </w:r>
+    </w:p>
+    <w:p>
+      <w:pPr>
+        <w:pStyle w:val="Normal"/>
+        <w:rPr>
+          <w:rFonts w:ascii="Arial" w:hAnsi="Arial" w:eastAsia="Arial" w:cs="Arial"/>
+          <w:color w:val="1E293B"/>
+          <w:sz w:val="21"/>
+          <w:szCs w:val="21"/>
+        </w:rPr>
+      </w:pPr>
+      <w:r>
+        <w:rPr>
+          <w:rFonts w:eastAsia="Arial" w:cs="Arial" w:ascii="Arial" w:hAnsi="Arial"/>
+          <w:color w:val="1E293B"/>
+          <w:sz w:val="21"/>
+          <w:szCs w:val="21"/>
+        </w:rPr>
+      </w:r>
+    </w:p>
+    <w:p>
+      <w:pPr>
+        <w:pStyle w:val="Normal"/>
+        <w:rPr>
+          <w:rFonts w:ascii="Arial" w:hAnsi="Arial" w:eastAsia="Arial" w:cs="Arial"/>
+          <w:color w:val="1E293B"/>
+          <w:sz w:val="21"/>
+          <w:szCs w:val="21"/>
+        </w:rPr>
+      </w:pPr>
+      <w:r>
+        <w:rPr>
+          <w:rFonts w:eastAsia="Arial" w:cs="Arial" w:ascii="Arial" w:hAnsi="Arial"/>
+          <w:color w:val="1E293B"/>
+          <w:sz w:val="21"/>
+          <w:szCs w:val="21"/>
+        </w:rPr>
+      </w:r>
+    </w:p>
+    <w:p>
+      <w:pPr>
+        <w:pStyle w:val="Normal"/>
+        <w:rPr>
+          <w:rFonts w:ascii="Arial" w:hAnsi="Arial" w:eastAsia="Arial" w:cs="Arial"/>
+          <w:color w:val="1E293B"/>
+          <w:sz w:val="21"/>
+          <w:szCs w:val="21"/>
+        </w:rPr>
+      </w:pPr>
+      <w:r>
+        <w:rPr>
+          <w:rFonts w:eastAsia="Arial" w:cs="Arial" w:ascii="Arial" w:hAnsi="Arial"/>
+          <w:color w:val="1E293B"/>
+          <w:sz w:val="21"/>
+          <w:szCs w:val="21"/>
+        </w:rPr>
+      </w:r>
+    </w:p>
+    <w:p>
+      <w:pPr>
+        <w:pStyle w:val="Heading1"/>
+        <w:rPr>
+          <w:b/>
+          <w:bCs/>
+          <w:sz w:val="48"/>
+          <w:szCs w:val="48"/>
+          <w:u w:val="single"/>
+        </w:rPr>
+      </w:pPr>
+      <w:bookmarkStart w:id="12" w:name="__RefHeading___Toc3572_186967132_Copy_1_"/>
+      <w:bookmarkEnd w:id="12"/>
+      <w:r>
+        <w:rPr>
+          <w:b/>
+          <w:bCs/>
+          <w:sz w:val="48"/>
+          <w:szCs w:val="48"/>
+          <w:u w:val="single"/>
+        </w:rPr>
+        <w:t xml:space="preserve">WEEK </w:t>
+      </w:r>
+      <w:r>
+        <w:rPr>
+          <w:b/>
+          <w:bCs/>
+          <w:sz w:val="48"/>
+          <w:szCs w:val="48"/>
+          <w:u w:val="single"/>
+        </w:rPr>
+        <w:t>6</w:t>
+      </w:r>
+      <w:r>
+        <w:rPr>
+          <w:b/>
+          <w:bCs/>
+          <w:sz w:val="48"/>
+          <w:szCs w:val="48"/>
+          <w:u w:val="single"/>
+        </w:rPr>
+        <w:t xml:space="preserve"> : CRUD Operations</w:t>
+      </w:r>
+    </w:p>
+    <w:p>
+      <w:pPr>
+        <w:pStyle w:val="Normal"/>
+        <w:rPr>
+          <w:rFonts w:ascii="Arial" w:hAnsi="Arial" w:eastAsia="Arial" w:cs="Arial"/>
+          <w:color w:val="1E293B"/>
+          <w:sz w:val="21"/>
+          <w:szCs w:val="21"/>
+        </w:rPr>
+      </w:pPr>
+      <w:r>
+        <w:rPr>
+          <w:rFonts w:eastAsia="Arial" w:cs="Arial" w:ascii="Arial" w:hAnsi="Arial"/>
+          <w:color w:val="1E293B"/>
+          <w:sz w:val="21"/>
+          <w:szCs w:val="21"/>
+        </w:rPr>
+      </w:r>
+    </w:p>
+    <w:p>
+      <w:pPr>
+        <w:pStyle w:val="Caption"/>
+        <w:rPr>
+          <w:sz w:val="32"/>
+          <w:szCs w:val="32"/>
+        </w:rPr>
+      </w:pPr>
+      <w:r>
+        <w:rPr>
+          <w:sz w:val="32"/>
+          <w:szCs w:val="32"/>
+        </w:rPr>
+      </w:r>
+    </w:p>
+    <w:p>
+      <w:pPr>
+        <w:pStyle w:val="Caption"/>
+        <w:rPr>
+          <w:sz w:val="32"/>
+          <w:szCs w:val="32"/>
+        </w:rPr>
+      </w:pPr>
+      <w:r>
         <w:drawing>
-          <wp:inline distT="0" distB="0" distL="0" distR="0" wp14:anchorId="2FC1366B" wp14:editId="57055055">
-            <wp:extent cx="5943600" cy="2888615"/>
-            <wp:effectExtent l="0" t="0" r="0" b="6985"/>
-            <wp:docPr id="31" name="Picture 31"/>
+          <wp:anchor distT="0" distB="0" distL="0" distR="0" simplePos="0" relativeHeight="28" behindDoc="0" locked="0" layoutInCell="0" allowOverlap="1">
+            <wp:simplePos x="0" y="0"/>
+            <wp:positionH relativeFrom="column">
+              <wp:align>center</wp:align>
+            </wp:positionH>
+            <wp:positionV relativeFrom="paragraph">
+              <wp:posOffset>635</wp:posOffset>
+            </wp:positionV>
+            <wp:extent cx="5943600" cy="4211320"/>
+            <wp:effectExtent l="0" t="0" r="0" b="0"/>
+            <wp:wrapSquare wrapText="largest"/>
+            <wp:docPr id="27" name="Image1"/>
             <wp:cNvGraphicFramePr>
               <a:graphicFrameLocks xmlns:a="http://schemas.openxmlformats.org/drawingml/2006/main" noChangeAspect="1"/>
             </wp:cNvGraphicFramePr>
@@ -4421,30 +5454,65 @@
               <a:graphicData uri="http://schemas.openxmlformats.org/drawingml/2006/picture">
                 <pic:pic xmlns:pic="http://schemas.openxmlformats.org/drawingml/2006/picture">
                   <pic:nvPicPr>
-                    <pic:cNvPr id="1" name=""/>
-                    <pic:cNvPicPr/>
+                    <pic:cNvPr id="27" name="Image1"/>
+                    <pic:cNvPicPr>
+                      <a:picLocks noChangeAspect="1" noChangeArrowheads="1"/>
+                    </pic:cNvPicPr>
                   </pic:nvPicPr>
                   <pic:blipFill>
-                    <a:blip r:embed="rId30"/>
+                    <a:blip r:embed="rId31"/>
                     <a:stretch>
                       <a:fillRect/>
                     </a:stretch>
                   </pic:blipFill>
-                  <pic:spPr>
+                  <pic:spPr bwMode="auto">
                     <a:xfrm>
                       <a:off x="0" y="0"/>
-                      <a:ext cx="5943600" cy="2888615"/>
+                      <a:ext cx="5943600" cy="4211320"/>
                     </a:xfrm>
                     <a:prstGeom prst="rect">
                       <a:avLst/>
                     </a:prstGeom>
+                    <a:noFill/>
                   </pic:spPr>
                 </pic:pic>
               </a:graphicData>
             </a:graphic>
-          </wp:inline>
+          </wp:anchor>
         </w:drawing>
       </w:r>
+      <w:r>
+        <w:rPr/>
+        <w:t xml:space="preserve">Figure </w:t>
+      </w:r>
+      <w:r>
+        <w:rPr/>
+        <w:fldChar w:fldCharType="begin"/>
+      </w:r>
+      <w:r>
+        <w:rPr/>
+        <w:instrText xml:space="preserve"> SEQ Figure \* ARABIC </w:instrText>
+      </w:r>
+      <w:r>
+        <w:rPr/>
+        <w:fldChar w:fldCharType="separate"/>
+      </w:r>
+      <w:r>
+        <w:rPr/>
+        <w:t>27</w:t>
+      </w:r>
+      <w:r>
+        <w:rPr/>
+        <w:fldChar w:fldCharType="end"/>
+      </w:r>
+      <w:r>
+        <w:rPr/>
+        <w:t xml:space="preserve">: </w:t>
+      </w:r>
+      <w:r>
+        <w:rPr/>
+        <w:t>Add CRUD operation to add tenant</w:t>
+      </w:r>
     </w:p>
     <w:p>
       <w:pPr>
@@ -4459,66 +5527,30 @@
           <w:sz w:val="32"/>
           <w:szCs w:val="32"/>
         </w:rPr>
-        <w:t xml:space="preserve">Figure </w:t>
-      </w:r>
-      <w:r>
-        <w:rPr>
-          <w:sz w:val="32"/>
-          <w:szCs w:val="32"/>
-        </w:rPr>
-        <w:fldChar w:fldCharType="begin"/>
-      </w:r>
-      <w:r>
-        <w:rPr>
-          <w:sz w:val="32"/>
-          <w:szCs w:val="32"/>
-        </w:rPr>
-        <w:instrText xml:space="preserve"> SEQ Figure \* ARABIC </w:instrText>
-      </w:r>
-      <w:r>
-        <w:rPr>
-          <w:sz w:val="32"/>
-          <w:szCs w:val="32"/>
-        </w:rPr>
-        <w:fldChar w:fldCharType="separate"/>
-      </w:r>
-      <w:r>
-        <w:rPr>
-          <w:noProof/>
-          <w:sz w:val="32"/>
-          <w:szCs w:val="32"/>
-        </w:rPr>
-        <w:t>24</w:t>
-      </w:r>
-      <w:r>
-        <w:rPr>
-          <w:sz w:val="32"/>
-          <w:szCs w:val="32"/>
-        </w:rPr>
-        <w:fldChar w:fldCharType="end"/>
-      </w:r>
-      <w:r>
-        <w:rPr>
-          <w:sz w:val="32"/>
-          <w:szCs w:val="32"/>
-        </w:rPr>
-        <w:t>: Notification to use the DELETE operaion</w:t>
-      </w:r>
-    </w:p>
-    <w:p/>
-    <w:p>
-      <w:pPr>
-        <w:keepNext/>
-      </w:pPr>
-      <w:r>
-        <w:rPr>
-          <w:noProof/>
-        </w:rPr>
+      </w:r>
+    </w:p>
+    <w:p>
+      <w:pPr>
+        <w:pStyle w:val="Caption"/>
+        <w:rPr>
+          <w:sz w:val="32"/>
+          <w:szCs w:val="32"/>
+        </w:rPr>
+      </w:pPr>
+      <w:r>
         <w:drawing>
-          <wp:inline distT="0" distB="0" distL="0" distR="0" wp14:anchorId="2A7CF3AD" wp14:editId="571FED67">
-            <wp:extent cx="5943600" cy="1506220"/>
+          <wp:anchor distT="0" distB="0" distL="0" distR="0" simplePos="0" relativeHeight="29" behindDoc="0" locked="0" layoutInCell="0" allowOverlap="1">
+            <wp:simplePos x="0" y="0"/>
+            <wp:positionH relativeFrom="column">
+              <wp:align>center</wp:align>
+            </wp:positionH>
+            <wp:positionV relativeFrom="paragraph">
+              <wp:posOffset>635</wp:posOffset>
+            </wp:positionV>
+            <wp:extent cx="5943600" cy="3097530"/>
             <wp:effectExtent l="0" t="0" r="0" b="0"/>
-            <wp:docPr id="32" name="Picture 32"/>
+            <wp:wrapSquare wrapText="largest"/>
+            <wp:docPr id="28" name="Image2"/>
             <wp:cNvGraphicFramePr>
               <a:graphicFrameLocks xmlns:a="http://schemas.openxmlformats.org/drawingml/2006/main" noChangeAspect="1"/>
             </wp:cNvGraphicFramePr>
@@ -4526,30 +5558,80 @@
               <a:graphicData uri="http://schemas.openxmlformats.org/drawingml/2006/picture">
                 <pic:pic xmlns:pic="http://schemas.openxmlformats.org/drawingml/2006/picture">
                   <pic:nvPicPr>
-                    <pic:cNvPr id="1" name=""/>
-                    <pic:cNvPicPr/>
+                    <pic:cNvPr id="28" name="Image2"/>
+                    <pic:cNvPicPr>
+                      <a:picLocks noChangeAspect="1" noChangeArrowheads="1"/>
+                    </pic:cNvPicPr>
                   </pic:nvPicPr>
                   <pic:blipFill>
-                    <a:blip r:embed="rId31"/>
+                    <a:blip r:embed="rId32"/>
                     <a:stretch>
                       <a:fillRect/>
                     </a:stretch>
                   </pic:blipFill>
-                  <pic:spPr>
+                  <pic:spPr bwMode="auto">
                     <a:xfrm>
                       <a:off x="0" y="0"/>
-                      <a:ext cx="5943600" cy="1506220"/>
+                      <a:ext cx="5943600" cy="3097530"/>
                     </a:xfrm>
                     <a:prstGeom prst="rect">
                       <a:avLst/>
                     </a:prstGeom>
+                    <a:noFill/>
                   </pic:spPr>
                 </pic:pic>
               </a:graphicData>
             </a:graphic>
-          </wp:inline>
+          </wp:anchor>
         </w:drawing>
       </w:r>
+      <w:r>
+        <w:rPr/>
+        <w:t xml:space="preserve">Figure </w:t>
+      </w:r>
+      <w:r>
+        <w:rPr/>
+        <w:fldChar w:fldCharType="begin"/>
+      </w:r>
+      <w:r>
+        <w:rPr/>
+        <w:instrText xml:space="preserve"> SEQ Figure \* ARABIC </w:instrText>
+      </w:r>
+      <w:r>
+        <w:rPr/>
+        <w:fldChar w:fldCharType="separate"/>
+      </w:r>
+      <w:r>
+        <w:rPr/>
+        <w:t>28</w:t>
+      </w:r>
+      <w:r>
+        <w:rPr/>
+        <w:fldChar w:fldCharType="end"/>
+      </w:r>
+      <w:r>
+        <w:rPr/>
+        <w:t xml:space="preserve">: </w:t>
+      </w:r>
+      <w:r>
+        <w:rPr/>
+        <w:t>Delete CRUD operation to delete tenant</w:t>
+      </w:r>
+    </w:p>
+    <w:p>
+      <w:pPr>
+        <w:pStyle w:val="Normal"/>
+        <w:rPr>
+          <w:sz w:val="32"/>
+          <w:szCs w:val="32"/>
+        </w:rPr>
+      </w:pPr>
+      <w:r>
+        <w:rPr>
+          <w:sz w:val="32"/>
+          <w:szCs w:val="32"/>
+        </w:rPr>
+      </w:r>
     </w:p>
     <w:p>
       <w:pPr>
@@ -4560,76 +5642,19 @@
         </w:rPr>
       </w:pPr>
       <w:r>
-        <w:rPr>
-          <w:sz w:val="32"/>
-          <w:szCs w:val="32"/>
-        </w:rPr>
-        <w:t xml:space="preserve">Figure </w:t>
-      </w:r>
-      <w:r>
-        <w:rPr>
-          <w:sz w:val="32"/>
-          <w:szCs w:val="32"/>
-        </w:rPr>
-        <w:fldChar w:fldCharType="begin"/>
-      </w:r>
-      <w:r>
-        <w:rPr>
-          <w:sz w:val="32"/>
-          <w:szCs w:val="32"/>
-        </w:rPr>
-        <w:instrText xml:space="preserve"> SEQ Figure \* ARABIC </w:instrText>
-      </w:r>
-      <w:r>
-        <w:rPr>
-          <w:sz w:val="32"/>
-          <w:szCs w:val="32"/>
-        </w:rPr>
-        <w:fldChar w:fldCharType="separate"/>
-      </w:r>
-      <w:r>
-        <w:rPr>
-          <w:noProof/>
-          <w:sz w:val="32"/>
-          <w:szCs w:val="32"/>
-        </w:rPr>
-        <w:t>25</w:t>
-      </w:r>
-      <w:r>
-        <w:rPr>
-          <w:sz w:val="32"/>
-          <w:szCs w:val="32"/>
-        </w:rPr>
-        <w:fldChar w:fldCharType="end"/>
-      </w:r>
-      <w:r>
-        <w:rPr>
-          <w:sz w:val="32"/>
-          <w:szCs w:val="32"/>
-        </w:rPr>
-        <w:t>: Db connected via the PDO</w:t>
-      </w:r>
-    </w:p>
-    <w:p/>
-    <w:p>
-      <w:pPr>
-        <w:keepNext/>
-        <w:rPr>
-          <w:sz w:val="40"/>
-          <w:szCs w:val="40"/>
-        </w:rPr>
-      </w:pPr>
-      <w:r>
-        <w:rPr>
-          <w:noProof/>
-          <w:sz w:val="40"/>
-          <w:szCs w:val="40"/>
-        </w:rPr>
         <w:drawing>
-          <wp:inline distT="0" distB="0" distL="0" distR="0" wp14:anchorId="714B6C23" wp14:editId="75807E2C">
-            <wp:extent cx="5258534" cy="1286054"/>
-            <wp:effectExtent l="0" t="0" r="0" b="9525"/>
-            <wp:docPr id="33" name="Picture 33"/>
+          <wp:anchor distT="0" distB="0" distL="0" distR="0" simplePos="0" relativeHeight="30" behindDoc="0" locked="0" layoutInCell="0" allowOverlap="1">
+            <wp:simplePos x="0" y="0"/>
+            <wp:positionH relativeFrom="column">
+              <wp:align>center</wp:align>
+            </wp:positionH>
+            <wp:positionV relativeFrom="paragraph">
+              <wp:posOffset>635</wp:posOffset>
+            </wp:positionV>
+            <wp:extent cx="5943600" cy="4806315"/>
+            <wp:effectExtent l="0" t="0" r="0" b="0"/>
+            <wp:wrapSquare wrapText="largest"/>
+            <wp:docPr id="29" name="Image3"/>
             <wp:cNvGraphicFramePr>
               <a:graphicFrameLocks xmlns:a="http://schemas.openxmlformats.org/drawingml/2006/main" noChangeAspect="1"/>
             </wp:cNvGraphicFramePr>
@@ -4637,30 +5662,95 @@
               <a:graphicData uri="http://schemas.openxmlformats.org/drawingml/2006/picture">
                 <pic:pic xmlns:pic="http://schemas.openxmlformats.org/drawingml/2006/picture">
                   <pic:nvPicPr>
-                    <pic:cNvPr id="1" name=""/>
-                    <pic:cNvPicPr/>
+                    <pic:cNvPr id="29" name="Image3"/>
+                    <pic:cNvPicPr>
+                      <a:picLocks noChangeAspect="1" noChangeArrowheads="1"/>
+                    </pic:cNvPicPr>
                   </pic:nvPicPr>
                   <pic:blipFill>
-                    <a:blip r:embed="rId32"/>
+                    <a:blip r:embed="rId33"/>
                     <a:stretch>
                       <a:fillRect/>
                     </a:stretch>
                   </pic:blipFill>
-                  <pic:spPr>
+                  <pic:spPr bwMode="auto">
                     <a:xfrm>
                       <a:off x="0" y="0"/>
-                      <a:ext cx="5258534" cy="1286054"/>
+                      <a:ext cx="5943600" cy="4806315"/>
                     </a:xfrm>
                     <a:prstGeom prst="rect">
                       <a:avLst/>
                     </a:prstGeom>
+                    <a:noFill/>
                   </pic:spPr>
                 </pic:pic>
               </a:graphicData>
             </a:graphic>
-          </wp:inline>
+          </wp:anchor>
         </w:drawing>
       </w:r>
+      <w:r>
+        <w:rPr/>
+        <w:t xml:space="preserve">Figure </w:t>
+      </w:r>
+      <w:r>
+        <w:rPr/>
+        <w:fldChar w:fldCharType="begin"/>
+      </w:r>
+      <w:r>
+        <w:rPr/>
+        <w:instrText xml:space="preserve"> SEQ Figure \* ARABIC </w:instrText>
+      </w:r>
+      <w:r>
+        <w:rPr/>
+        <w:fldChar w:fldCharType="separate"/>
+      </w:r>
+      <w:r>
+        <w:rPr/>
+        <w:t>29</w:t>
+      </w:r>
+      <w:r>
+        <w:rPr/>
+        <w:fldChar w:fldCharType="end"/>
+      </w:r>
+      <w:r>
+        <w:rPr/>
+        <w:t xml:space="preserve">: </w:t>
+      </w:r>
+      <w:r>
+        <w:rPr/>
+        <w:t>The Update CRUD operation to edit the tenant information</w:t>
+      </w:r>
+    </w:p>
+    <w:p>
+      <w:pPr>
+        <w:pStyle w:val="Normal"/>
+        <w:rPr>
+          <w:sz w:val="32"/>
+          <w:szCs w:val="32"/>
+        </w:rPr>
+      </w:pPr>
+      <w:r>
+        <w:rPr>
+          <w:sz w:val="32"/>
+          <w:szCs w:val="32"/>
+        </w:rPr>
+      </w:r>
+    </w:p>
+    <w:p>
+      <w:pPr>
+        <w:pStyle w:val="Normal"/>
+        <w:rPr>
+          <w:sz w:val="32"/>
+          <w:szCs w:val="32"/>
+        </w:rPr>
+      </w:pPr>
+      <w:r>
+        <w:rPr>
+          <w:sz w:val="32"/>
+          <w:szCs w:val="32"/>
+        </w:rPr>
+      </w:r>
     </w:p>
     <w:p>
       <w:pPr>
@@ -4671,59 +5761,101 @@
         </w:rPr>
       </w:pPr>
       <w:r>
-        <w:rPr>
-          <w:sz w:val="32"/>
-          <w:szCs w:val="32"/>
-        </w:rPr>
+        <w:drawing>
+          <wp:anchor distT="0" distB="0" distL="0" distR="0" simplePos="0" relativeHeight="31" behindDoc="0" locked="0" layoutInCell="0" allowOverlap="1">
+            <wp:simplePos x="0" y="0"/>
+            <wp:positionH relativeFrom="column">
+              <wp:align>center</wp:align>
+            </wp:positionH>
+            <wp:positionV relativeFrom="paragraph">
+              <wp:posOffset>635</wp:posOffset>
+            </wp:positionV>
+            <wp:extent cx="5943600" cy="2505710"/>
+            <wp:effectExtent l="0" t="0" r="0" b="0"/>
+            <wp:wrapSquare wrapText="largest"/>
+            <wp:docPr id="30" name="Image4"/>
+            <wp:cNvGraphicFramePr>
+              <a:graphicFrameLocks xmlns:a="http://schemas.openxmlformats.org/drawingml/2006/main" noChangeAspect="1"/>
+            </wp:cNvGraphicFramePr>
+            <a:graphic xmlns:a="http://schemas.openxmlformats.org/drawingml/2006/main">
+              <a:graphicData uri="http://schemas.openxmlformats.org/drawingml/2006/picture">
+                <pic:pic xmlns:pic="http://schemas.openxmlformats.org/drawingml/2006/picture">
+                  <pic:nvPicPr>
+                    <pic:cNvPr id="30" name="Image4"/>
+                    <pic:cNvPicPr>
+                      <a:picLocks noChangeAspect="1" noChangeArrowheads="1"/>
+                    </pic:cNvPicPr>
+                  </pic:nvPicPr>
+                  <pic:blipFill>
+                    <a:blip r:embed="rId34"/>
+                    <a:stretch>
+                      <a:fillRect/>
+                    </a:stretch>
+                  </pic:blipFill>
+                  <pic:spPr bwMode="auto">
+                    <a:xfrm>
+                      <a:off x="0" y="0"/>
+                      <a:ext cx="5943600" cy="2505710"/>
+                    </a:xfrm>
+                    <a:prstGeom prst="rect">
+                      <a:avLst/>
+                    </a:prstGeom>
+                    <a:noFill/>
+                  </pic:spPr>
+                </pic:pic>
+              </a:graphicData>
+            </a:graphic>
+          </wp:anchor>
+        </w:drawing>
+      </w:r>
+      <w:r>
+        <w:rPr/>
         <w:t xml:space="preserve">Figure </w:t>
       </w:r>
       <w:r>
-        <w:rPr>
-          <w:sz w:val="32"/>
-          <w:szCs w:val="32"/>
-        </w:rPr>
+        <w:rPr/>
         <w:fldChar w:fldCharType="begin"/>
       </w:r>
       <w:r>
-        <w:rPr>
-          <w:sz w:val="32"/>
-          <w:szCs w:val="32"/>
-        </w:rPr>
+        <w:rPr/>
         <w:instrText xml:space="preserve"> SEQ Figure \* ARABIC </w:instrText>
       </w:r>
       <w:r>
-        <w:rPr>
-          <w:sz w:val="32"/>
-          <w:szCs w:val="32"/>
-        </w:rPr>
+        <w:rPr/>
         <w:fldChar w:fldCharType="separate"/>
       </w:r>
       <w:r>
-        <w:rPr>
-          <w:noProof/>
-          <w:sz w:val="32"/>
-          <w:szCs w:val="32"/>
-        </w:rPr>
-        <w:t>26</w:t>
-      </w:r>
-      <w:r>
-        <w:rPr>
-          <w:sz w:val="32"/>
-          <w:szCs w:val="32"/>
-        </w:rPr>
+        <w:rPr/>
+        <w:t>30</w:t>
+      </w:r>
+      <w:r>
+        <w:rPr/>
         <w:fldChar w:fldCharType="end"/>
       </w:r>
       <w:r>
-        <w:rPr>
-          <w:sz w:val="32"/>
-          <w:szCs w:val="32"/>
-        </w:rPr>
-        <w:t>: Pulling user data from Database for validation</w:t>
-      </w:r>
-    </w:p>
-    <w:p/>
-    <w:p/>
-    <w:p/>
+        <w:rPr/>
+        <w:t xml:space="preserve">: </w:t>
+      </w:r>
+      <w:r>
+        <w:rPr/>
+        <w:t>Fetch Operation to retrieve tenant data</w:t>
+      </w:r>
+    </w:p>
+    <w:p>
+      <w:pPr>
+        <w:pStyle w:val="Normal"/>
+        <w:rPr>
+          <w:sz w:val="32"/>
+          <w:szCs w:val="32"/>
+        </w:rPr>
+      </w:pPr>
+      <w:r>
+        <w:rPr>
+          <w:sz w:val="32"/>
+          <w:szCs w:val="32"/>
+        </w:rPr>
+      </w:r>
+    </w:p>
     <w:p>
       <w:pPr>
         <w:pStyle w:val="Heading2"/>
@@ -4733,9 +5865,11 @@
           <w:szCs w:val="32"/>
         </w:rPr>
       </w:pPr>
-      <w:r>
-        <w:rPr>
-          <w:rFonts w:ascii="Arial Black" w:eastAsia="Arial" w:hAnsi="Arial Black" w:cs="Arial"/>
+      <w:bookmarkStart w:id="13" w:name="__RefHeading___Toc3574_186967132_Copy_1"/>
+      <w:bookmarkEnd w:id="13"/>
+      <w:r>
+        <w:rPr>
+          <w:rFonts w:eastAsia="Arial" w:cs="Arial" w:ascii="Arial Black" w:hAnsi="Arial Black"/>
           <w:b/>
           <w:bCs/>
           <w:sz w:val="32"/>
@@ -4745,204 +5879,134 @@
       </w:r>
     </w:p>
     <w:p>
-      <w:r>
-        <w:rPr>
-          <w:rFonts w:ascii="Arial" w:eastAsia="Arial" w:hAnsi="Arial" w:cs="Arial"/>
+      <w:pPr>
+        <w:pStyle w:val="Normal"/>
+        <w:spacing w:before="0" w:after="160"/>
+        <w:rPr>
+          <w:rFonts w:ascii="Arial" w:hAnsi="Arial" w:eastAsia="Arial" w:cs="Arial"/>
           <w:color w:val="1E293B"/>
           <w:sz w:val="21"/>
           <w:szCs w:val="21"/>
         </w:rPr>
-        <w:t>Week 5 completed the core functionality of RentVille with the backend. I used SQL to create the database and tables. I confirmed the tables exist in phpMyAdmin</w:t>
-      </w:r>
-      <w:r>
-        <w:rPr>
-          <w:rFonts w:ascii="Arial" w:eastAsia="Arial" w:hAnsi="Arial" w:cs="Arial"/>
+      </w:pPr>
+      <w:r>
+        <w:rPr>
+          <w:rFonts w:eastAsia="Arial" w:cs="Arial" w:ascii="Arial" w:hAnsi="Arial"/>
           <w:color w:val="1E293B"/>
           <w:sz w:val="21"/>
           <w:szCs w:val="21"/>
         </w:rPr>
-        <w:t xml:space="preserve"> and</w:t>
-      </w:r>
-      <w:r>
-        <w:rPr>
-          <w:rFonts w:ascii="Arial" w:eastAsia="Arial" w:hAnsi="Arial" w:cs="Arial"/>
-          <w:color w:val="1E293B"/>
-          <w:sz w:val="21"/>
-          <w:szCs w:val="21"/>
-        </w:rPr>
-        <w:t xml:space="preserve"> shows the Add Tenant form which inserts records into MySQL</w:t>
-      </w:r>
-      <w:r>
-        <w:rPr>
-          <w:rFonts w:ascii="Arial" w:eastAsia="Arial" w:hAnsi="Arial" w:cs="Arial"/>
-          <w:color w:val="1E293B"/>
-          <w:sz w:val="21"/>
-          <w:szCs w:val="21"/>
-        </w:rPr>
-        <w:t>. I ensured that</w:t>
-      </w:r>
-      <w:r>
-        <w:rPr>
-          <w:rFonts w:ascii="Arial" w:eastAsia="Arial" w:hAnsi="Arial" w:cs="Arial"/>
-          <w:color w:val="1E293B"/>
-          <w:sz w:val="21"/>
-          <w:szCs w:val="21"/>
-        </w:rPr>
-        <w:t xml:space="preserve"> the dashboard</w:t>
-      </w:r>
-      <w:r>
-        <w:rPr>
-          <w:rFonts w:ascii="Arial" w:eastAsia="Arial" w:hAnsi="Arial" w:cs="Arial"/>
-          <w:color w:val="1E293B"/>
-          <w:sz w:val="21"/>
-          <w:szCs w:val="21"/>
-        </w:rPr>
-        <w:t xml:space="preserve"> is</w:t>
-      </w:r>
-      <w:r>
-        <w:rPr>
-          <w:rFonts w:ascii="Arial" w:eastAsia="Arial" w:hAnsi="Arial" w:cs="Arial"/>
-          <w:color w:val="1E293B"/>
-          <w:sz w:val="21"/>
-          <w:szCs w:val="21"/>
-        </w:rPr>
-        <w:t xml:space="preserve"> fetching and displaying all tenants dynamically. </w:t>
-      </w:r>
-      <w:r>
-        <w:rPr>
-          <w:rFonts w:ascii="Arial" w:eastAsia="Arial" w:hAnsi="Arial" w:cs="Arial"/>
-          <w:color w:val="1E293B"/>
-          <w:sz w:val="21"/>
-          <w:szCs w:val="21"/>
-        </w:rPr>
-        <w:t>At last the last task</w:t>
-      </w:r>
-      <w:r>
-        <w:rPr>
-          <w:rFonts w:ascii="Arial" w:eastAsia="Arial" w:hAnsi="Arial" w:cs="Arial"/>
-          <w:color w:val="1E293B"/>
-          <w:sz w:val="21"/>
-          <w:szCs w:val="21"/>
-        </w:rPr>
-        <w:t xml:space="preserve"> demonstrates the toggle and delete actions completing the full CRUD cycle.</w:t>
+        <w:t>For Week 6 I had to learn through the different crude operations involved in database manipulation.The database is where data is stored for a web app. Using PDO php is able to communicate with MySQL to perform queries like the edit tenant to edit tenant table in the database.</w:t>
       </w:r>
     </w:p>
     <w:sectPr>
+      <w:footerReference w:type="default" r:id="rId35"/>
+      <w:footerReference w:type="first" r:id="rId36"/>
+      <w:type w:val="nextPage"/>
       <w:pgSz w:w="12240" w:h="15840"/>
-      <w:pgMar w:top="1440" w:right="1440" w:bottom="1440" w:left="1440" w:header="720" w:footer="720" w:gutter="0"/>
-      <w:cols w:space="720"/>
-      <w:docGrid w:linePitch="360"/>
+      <w:pgMar w:left="1440" w:right="1440" w:gutter="0" w:header="0" w:top="1440" w:footer="720" w:bottom="1440"/>
+      <w:pgNumType w:fmt="decimal"/>
+      <w:formProt w:val="false"/>
+      <w:textDirection w:val="lrTb"/>
+      <w:docGrid w:type="default" w:linePitch="360" w:charSpace="0"/>
     </w:sectPr>
   </w:body>
 </w:document>
 </file>
 
-<file path=word/endnotes.xml><?xml version="1.0" encoding="utf-8"?>
-<w:endnotes xmlns:wpc="http://schemas.microsoft.com/office/word/2010/wordprocessingCanvas" xmlns:cx="http://schemas.microsoft.com/office/drawing/2014/chartex" xmlns:cx1="http://schemas.microsoft.com/office/drawing/2015/9/8/chartex" xmlns:cx2="http://schemas.microsoft.com/office/drawing/2015/10/21/chartex" xmlns:cx3="http://schemas.microsoft.com/office/drawing/2016/5/9/chartex" xmlns:cx4="http://schemas.microsoft.com/office/drawing/2016/5/10/chartex" xmlns:cx5="http://schemas.microsoft.com/office/drawing/2016/5/11/chartex" xmlns:cx6="http://schemas.microsoft.com/office/drawing/2016/5/12/chartex" xmlns:cx7="http://schemas.microsoft.com/office/drawing/2016/5/13/chartex" xmlns:cx8="http://schemas.microsoft.com/office/drawing/2016/5/14/chartex" xmlns:mc="http://schemas.openxmlformats.org/markup-compatibility/2006" xmlns:aink="http://schemas.microsoft.com/office/drawing/2016/ink" xmlns:am3d="http://schemas.microsoft.com/office/drawing/2017/model3d" xmlns:o="urn:schemas-microsoft-com:office:office" xmlns:r="http://schemas.openxmlformats.org/officeDocument/2006/relationships" xmlns:m="http://schemas.openxmlformats.org/officeDocument/2006/math" xmlns:v="urn:schemas-microsoft-com:vml" xmlns:wp14="http://schemas.microsoft.com/office/word/2010/wordprocessingDrawing" xmlns:wp="http://schemas.openxmlformats.org/drawingml/2006/wordprocessingDrawing" xmlns:w10="urn:schemas-microsoft-com:office:word" xmlns:w="http://schemas.openxmlformats.org/wordprocessingml/2006/main" xmlns:w14="http://schemas.microsoft.com/office/word/2010/wordml" xmlns:w15="http://schemas.microsoft.com/office/word/2012/wordml" xmlns:w16cex="http://schemas.microsoft.com/office/word/2018/wordml/cex" xmlns:w16cid="http://schemas.microsoft.com/office/word/2016/wordml/cid" xmlns:w16="http://schemas.microsoft.com/office/word/2018/wordml" xmlns:w16sdtdh="http://schemas.microsoft.com/office/word/2020/wordml/sdtdatahash" xmlns:w16se="http://schemas.microsoft.com/office/word/2015/wordml/symex" xmlns:wpg="http://schemas.microsoft.com/office/word/2010/wordprocessingGroup" xmlns:wpi="http://schemas.microsoft.com/office/word/2010/wordprocessingInk" xmlns:wne="http://schemas.microsoft.com/office/word/2006/wordml" xmlns:wps="http://schemas.microsoft.com/office/word/2010/wordprocessingShape" mc:Ignorable="w14 w15 w16se w16cid w16 w16cex w16sdtdh wp14">
-  <w:endnote w:type="separator" w:id="-1">
-    <w:p>
-      <w:pPr>
-        <w:spacing w:after="0" w:line="240" w:lineRule="auto"/>
-      </w:pPr>
-      <w:r>
-        <w:separator/>
-      </w:r>
-    </w:p>
-  </w:endnote>
-  <w:endnote w:type="continuationSeparator" w:id="0">
-    <w:p>
-      <w:pPr>
-        <w:spacing w:after="0" w:line="240" w:lineRule="auto"/>
-      </w:pPr>
-      <w:r>
-        <w:continuationSeparator/>
-      </w:r>
-    </w:p>
-  </w:endnote>
-</w:endnotes>
+<file path=word/footer1.xml><?xml version="1.0" encoding="utf-8"?>
+<w:ftr xmlns:o="urn:schemas-microsoft-com:office:office" xmlns:r="http://schemas.openxmlformats.org/officeDocument/2006/relationships" xmlns:v="urn:schemas-microsoft-com:vml" xmlns:w="http://schemas.openxmlformats.org/wordprocessingml/2006/main" xmlns:w10="urn:schemas-microsoft-com:office:word" xmlns:wp="http://schemas.openxmlformats.org/drawingml/2006/wordprocessingDrawing" xmlns:pic="http://schemas.openxmlformats.org/drawingml/2006/picture" xmlns:wps="http://schemas.microsoft.com/office/word/2010/wordprocessingShape" xmlns:wpg="http://schemas.microsoft.com/office/word/2010/wordprocessingGroup" xmlns:mc="http://schemas.openxmlformats.org/markup-compatibility/2006" xmlns:wp14="http://schemas.microsoft.com/office/word/2010/wordprocessingDrawing" xmlns:w14="http://schemas.microsoft.com/office/word/2010/wordml" xmlns:w15="http://schemas.microsoft.com/office/word/2012/wordml" mc:Ignorable="w14 wp14 w15">
+  <w:p>
+    <w:pPr>
+      <w:pStyle w:val="Footer"/>
+      <w:rPr/>
+    </w:pPr>
+    <w:r>
+      <w:rPr/>
+    </w:r>
+  </w:p>
+</w:ftr>
 </file>
 
-<file path=word/footer1.xml><?xml version="1.0" encoding="utf-8"?>
-<w:ftr xmlns:wpc="http://schemas.microsoft.com/office/word/2010/wordprocessingCanvas" xmlns:cx="http://schemas.microsoft.com/office/drawing/2014/chartex" xmlns:cx1="http://schemas.microsoft.com/office/drawing/2015/9/8/chartex" xmlns:cx2="http://schemas.microsoft.com/office/drawing/2015/10/21/chartex" xmlns:cx3="http://schemas.microsoft.com/office/drawing/2016/5/9/chartex" xmlns:cx4="http://schemas.microsoft.com/office/drawing/2016/5/10/chartex" xmlns:cx5="http://schemas.microsoft.com/office/drawing/2016/5/11/chartex" xmlns:cx6="http://schemas.microsoft.com/office/drawing/2016/5/12/chartex" xmlns:cx7="http://schemas.microsoft.com/office/drawing/2016/5/13/chartex" xmlns:cx8="http://schemas.microsoft.com/office/drawing/2016/5/14/chartex" xmlns:mc="http://schemas.openxmlformats.org/markup-compatibility/2006" xmlns:aink="http://schemas.microsoft.com/office/drawing/2016/ink" xmlns:am3d="http://schemas.microsoft.com/office/drawing/2017/model3d" xmlns:o="urn:schemas-microsoft-com:office:office" xmlns:r="http://schemas.openxmlformats.org/officeDocument/2006/relationships" xmlns:m="http://schemas.openxmlformats.org/officeDocument/2006/math" xmlns:v="urn:schemas-microsoft-com:vml" xmlns:wp14="http://schemas.microsoft.com/office/word/2010/wordprocessingDrawing" xmlns:wp="http://schemas.openxmlformats.org/drawingml/2006/wordprocessingDrawing" xmlns:w10="urn:schemas-microsoft-com:office:word" xmlns:w="http://schemas.openxmlformats.org/wordprocessingml/2006/main" xmlns:w14="http://schemas.microsoft.com/office/word/2010/wordml" xmlns:w15="http://schemas.microsoft.com/office/word/2012/wordml" xmlns:w16cex="http://schemas.microsoft.com/office/word/2018/wordml/cex" xmlns:w16cid="http://schemas.microsoft.com/office/word/2016/wordml/cid" xmlns:w16="http://schemas.microsoft.com/office/word/2018/wordml" xmlns:w16sdtdh="http://schemas.microsoft.com/office/word/2020/wordml/sdtdatahash" xmlns:w16se="http://schemas.microsoft.com/office/word/2015/wordml/symex" xmlns:wpg="http://schemas.microsoft.com/office/word/2010/wordprocessingGroup" xmlns:wpi="http://schemas.microsoft.com/office/word/2010/wordprocessingInk" xmlns:wne="http://schemas.microsoft.com/office/word/2006/wordml" xmlns:wps="http://schemas.microsoft.com/office/word/2010/wordprocessingShape" mc:Ignorable="w14 w15 w16se w16cid w16 w16cex w16sdtdh wp14">
+<file path=word/footer2.xml><?xml version="1.0" encoding="utf-8"?>
+<w:ftr xmlns:o="urn:schemas-microsoft-com:office:office" xmlns:r="http://schemas.openxmlformats.org/officeDocument/2006/relationships" xmlns:v="urn:schemas-microsoft-com:vml" xmlns:w="http://schemas.openxmlformats.org/wordprocessingml/2006/main" xmlns:w10="urn:schemas-microsoft-com:office:word" xmlns:wp="http://schemas.openxmlformats.org/drawingml/2006/wordprocessingDrawing" xmlns:pic="http://schemas.openxmlformats.org/drawingml/2006/picture" xmlns:wps="http://schemas.microsoft.com/office/word/2010/wordprocessingShape" xmlns:wpg="http://schemas.microsoft.com/office/word/2010/wordprocessingGroup" xmlns:mc="http://schemas.openxmlformats.org/markup-compatibility/2006" xmlns:wp14="http://schemas.microsoft.com/office/word/2010/wordprocessingDrawing" xmlns:w14="http://schemas.microsoft.com/office/word/2010/wordml" xmlns:w15="http://schemas.microsoft.com/office/word/2012/wordml" mc:Ignorable="w14 wp14 w15">
   <w:p>
     <w:pPr>
       <w:pStyle w:val="Footer"/>
       <w:jc w:val="center"/>
       <w:rPr>
-        <w:color w:val="4472C4" w:themeColor="accent1"/>
+        <w:color w:themeColor="accent1" w:val="4472C4"/>
       </w:rPr>
     </w:pPr>
     <w:r>
       <w:rPr>
-        <w:color w:val="4472C4" w:themeColor="accent1"/>
+        <w:color w:themeColor="accent1" w:val="4472C4"/>
       </w:rPr>
       <w:t xml:space="preserve">Page </w:t>
     </w:r>
     <w:r>
       <w:rPr>
-        <w:color w:val="4472C4" w:themeColor="accent1"/>
+        <w:color w:themeColor="accent1" w:val="4472C4"/>
       </w:rPr>
       <w:fldChar w:fldCharType="begin"/>
     </w:r>
     <w:r>
       <w:rPr>
-        <w:color w:val="4472C4" w:themeColor="accent1"/>
+        <w:color w:themeColor="accent1" w:val="4472C4"/>
       </w:rPr>
-      <w:instrText xml:space="preserve"> PAGE  \* Arabic  \* MERGEFORMAT </w:instrText>
+      <w:instrText xml:space="preserve"> PAGE \* ARABIC </w:instrText>
     </w:r>
     <w:r>
       <w:rPr>
-        <w:color w:val="4472C4" w:themeColor="accent1"/>
+        <w:color w:themeColor="accent1" w:val="4472C4"/>
       </w:rPr>
       <w:fldChar w:fldCharType="separate"/>
     </w:r>
     <w:r>
       <w:rPr>
-        <w:noProof/>
-        <w:color w:val="4472C4" w:themeColor="accent1"/>
+        <w:color w:themeColor="accent1" w:val="4472C4"/>
       </w:rPr>
-      <w:t>2</w:t>
+      <w:t>1</w:t>
     </w:r>
     <w:r>
       <w:rPr>
-        <w:color w:val="4472C4" w:themeColor="accent1"/>
+        <w:color w:themeColor="accent1" w:val="4472C4"/>
       </w:rPr>
       <w:fldChar w:fldCharType="end"/>
     </w:r>
     <w:r>
       <w:rPr>
-        <w:color w:val="4472C4" w:themeColor="accent1"/>
+        <w:color w:themeColor="accent1" w:val="4472C4"/>
       </w:rPr>
       <w:t xml:space="preserve"> of </w:t>
     </w:r>
     <w:r>
       <w:rPr>
-        <w:color w:val="4472C4" w:themeColor="accent1"/>
+        <w:color w:themeColor="accent1" w:val="4472C4"/>
       </w:rPr>
       <w:fldChar w:fldCharType="begin"/>
     </w:r>
     <w:r>
       <w:rPr>
-        <w:color w:val="4472C4" w:themeColor="accent1"/>
+        <w:color w:themeColor="accent1" w:val="4472C4"/>
       </w:rPr>
-      <w:instrText xml:space="preserve"> NUMPAGES  \* Arabic  \* MERGEFORMAT </w:instrText>
+      <w:instrText xml:space="preserve"> NUMPAGES \* ARABIC </w:instrText>
     </w:r>
     <w:r>
       <w:rPr>
-        <w:color w:val="4472C4" w:themeColor="accent1"/>
+        <w:color w:themeColor="accent1" w:val="4472C4"/>
       </w:rPr>
       <w:fldChar w:fldCharType="separate"/>
     </w:r>
     <w:r>
       <w:rPr>
-        <w:noProof/>
-        <w:color w:val="4472C4" w:themeColor="accent1"/>
+        <w:color w:themeColor="accent1" w:val="4472C4"/>
       </w:rPr>
-      <w:t>2</w:t>
+      <w:t>28</w:t>
     </w:r>
     <w:r>
       <w:rPr>
-        <w:color w:val="4472C4" w:themeColor="accent1"/>
+        <w:color w:themeColor="accent1" w:val="4472C4"/>
       </w:rPr>
       <w:fldChar w:fldCharType="end"/>
     </w:r>
@@ -4950,42 +6014,217 @@
   <w:p>
     <w:pPr>
       <w:pStyle w:val="Footer"/>
+      <w:rPr/>
     </w:pPr>
+    <w:r>
+      <w:rPr/>
+    </w:r>
   </w:p>
 </w:ftr>
 </file>
 
-<file path=word/footnotes.xml><?xml version="1.0" encoding="utf-8"?>
-<w:footnotes xmlns:wpc="http://schemas.microsoft.com/office/word/2010/wordprocessingCanvas" xmlns:cx="http://schemas.microsoft.com/office/drawing/2014/chartex" xmlns:cx1="http://schemas.microsoft.com/office/drawing/2015/9/8/chartex" xmlns:cx2="http://schemas.microsoft.com/office/drawing/2015/10/21/chartex" xmlns:cx3="http://schemas.microsoft.com/office/drawing/2016/5/9/chartex" xmlns:cx4="http://schemas.microsoft.com/office/drawing/2016/5/10/chartex" xmlns:cx5="http://schemas.microsoft.com/office/drawing/2016/5/11/chartex" xmlns:cx6="http://schemas.microsoft.com/office/drawing/2016/5/12/chartex" xmlns:cx7="http://schemas.microsoft.com/office/drawing/2016/5/13/chartex" xmlns:cx8="http://schemas.microsoft.com/office/drawing/2016/5/14/chartex" xmlns:mc="http://schemas.openxmlformats.org/markup-compatibility/2006" xmlns:aink="http://schemas.microsoft.com/office/drawing/2016/ink" xmlns:am3d="http://schemas.microsoft.com/office/drawing/2017/model3d" xmlns:o="urn:schemas-microsoft-com:office:office" xmlns:r="http://schemas.openxmlformats.org/officeDocument/2006/relationships" xmlns:m="http://schemas.openxmlformats.org/officeDocument/2006/math" xmlns:v="urn:schemas-microsoft-com:vml" xmlns:wp14="http://schemas.microsoft.com/office/word/2010/wordprocessingDrawing" xmlns:wp="http://schemas.openxmlformats.org/drawingml/2006/wordprocessingDrawing" xmlns:w10="urn:schemas-microsoft-com:office:word" xmlns:w="http://schemas.openxmlformats.org/wordprocessingml/2006/main" xmlns:w14="http://schemas.microsoft.com/office/word/2010/wordml" xmlns:w15="http://schemas.microsoft.com/office/word/2012/wordml" xmlns:w16cex="http://schemas.microsoft.com/office/word/2018/wordml/cex" xmlns:w16cid="http://schemas.microsoft.com/office/word/2016/wordml/cid" xmlns:w16="http://schemas.microsoft.com/office/word/2018/wordml" xmlns:w16sdtdh="http://schemas.microsoft.com/office/word/2020/wordml/sdtdatahash" xmlns:w16se="http://schemas.microsoft.com/office/word/2015/wordml/symex" xmlns:wpg="http://schemas.microsoft.com/office/word/2010/wordprocessingGroup" xmlns:wpi="http://schemas.microsoft.com/office/word/2010/wordprocessingInk" xmlns:wne="http://schemas.microsoft.com/office/word/2006/wordml" xmlns:wps="http://schemas.microsoft.com/office/word/2010/wordprocessingShape" mc:Ignorable="w14 w15 w16se w16cid w16 w16cex w16sdtdh wp14">
-  <w:footnote w:type="separator" w:id="-1">
-    <w:p>
-      <w:pPr>
-        <w:spacing w:after="0" w:line="240" w:lineRule="auto"/>
-      </w:pPr>
-      <w:r>
-        <w:separator/>
-      </w:r>
-    </w:p>
-  </w:footnote>
-  <w:footnote w:type="continuationSeparator" w:id="0">
-    <w:p>
-      <w:pPr>
-        <w:spacing w:after="0" w:line="240" w:lineRule="auto"/>
-      </w:pPr>
-      <w:r>
-        <w:continuationSeparator/>
-      </w:r>
-    </w:p>
-  </w:footnote>
-</w:footnotes>
+<file path=word/footer3.xml><?xml version="1.0" encoding="utf-8"?>
+<w:ftr xmlns:o="urn:schemas-microsoft-com:office:office" xmlns:r="http://schemas.openxmlformats.org/officeDocument/2006/relationships" xmlns:v="urn:schemas-microsoft-com:vml" xmlns:w="http://schemas.openxmlformats.org/wordprocessingml/2006/main" xmlns:w10="urn:schemas-microsoft-com:office:word" xmlns:wp="http://schemas.openxmlformats.org/drawingml/2006/wordprocessingDrawing" xmlns:pic="http://schemas.openxmlformats.org/drawingml/2006/picture" xmlns:wps="http://schemas.microsoft.com/office/word/2010/wordprocessingShape" xmlns:wpg="http://schemas.microsoft.com/office/word/2010/wordprocessingGroup" xmlns:mc="http://schemas.openxmlformats.org/markup-compatibility/2006" xmlns:wp14="http://schemas.microsoft.com/office/word/2010/wordprocessingDrawing" xmlns:w14="http://schemas.microsoft.com/office/word/2010/wordml" xmlns:w15="http://schemas.microsoft.com/office/word/2012/wordml" mc:Ignorable="w14 wp14 w15">
+  <w:p>
+    <w:pPr>
+      <w:pStyle w:val="Footer"/>
+      <w:jc w:val="center"/>
+      <w:rPr>
+        <w:color w:themeColor="accent1" w:val="4472C4"/>
+      </w:rPr>
+    </w:pPr>
+    <w:r>
+      <w:rPr>
+        <w:color w:themeColor="accent1" w:val="4472C4"/>
+      </w:rPr>
+      <w:t xml:space="preserve">Page </w:t>
+    </w:r>
+    <w:r>
+      <w:rPr>
+        <w:color w:themeColor="accent1" w:val="4472C4"/>
+      </w:rPr>
+      <w:fldChar w:fldCharType="begin"/>
+    </w:r>
+    <w:r>
+      <w:rPr>
+        <w:color w:themeColor="accent1" w:val="4472C4"/>
+      </w:rPr>
+      <w:instrText xml:space="preserve"> PAGE \* ARABIC </w:instrText>
+    </w:r>
+    <w:r>
+      <w:rPr>
+        <w:color w:themeColor="accent1" w:val="4472C4"/>
+      </w:rPr>
+      <w:fldChar w:fldCharType="separate"/>
+    </w:r>
+    <w:r>
+      <w:rPr>
+        <w:color w:themeColor="accent1" w:val="4472C4"/>
+      </w:rPr>
+      <w:t>1</w:t>
+    </w:r>
+    <w:r>
+      <w:rPr>
+        <w:color w:themeColor="accent1" w:val="4472C4"/>
+      </w:rPr>
+      <w:fldChar w:fldCharType="end"/>
+    </w:r>
+    <w:r>
+      <w:rPr>
+        <w:color w:themeColor="accent1" w:val="4472C4"/>
+      </w:rPr>
+      <w:t xml:space="preserve"> of </w:t>
+    </w:r>
+    <w:r>
+      <w:rPr>
+        <w:color w:themeColor="accent1" w:val="4472C4"/>
+      </w:rPr>
+      <w:fldChar w:fldCharType="begin"/>
+    </w:r>
+    <w:r>
+      <w:rPr>
+        <w:color w:themeColor="accent1" w:val="4472C4"/>
+      </w:rPr>
+      <w:instrText xml:space="preserve"> NUMPAGES \* ARABIC </w:instrText>
+    </w:r>
+    <w:r>
+      <w:rPr>
+        <w:color w:themeColor="accent1" w:val="4472C4"/>
+      </w:rPr>
+      <w:fldChar w:fldCharType="separate"/>
+    </w:r>
+    <w:r>
+      <w:rPr>
+        <w:color w:themeColor="accent1" w:val="4472C4"/>
+      </w:rPr>
+      <w:t>28</w:t>
+    </w:r>
+    <w:r>
+      <w:rPr>
+        <w:color w:themeColor="accent1" w:val="4472C4"/>
+      </w:rPr>
+      <w:fldChar w:fldCharType="end"/>
+    </w:r>
+  </w:p>
+  <w:p>
+    <w:pPr>
+      <w:pStyle w:val="Footer"/>
+      <w:rPr/>
+    </w:pPr>
+    <w:r>
+      <w:rPr/>
+    </w:r>
+  </w:p>
+</w:ftr>
+</file>
+
+<file path=word/footer4.xml><?xml version="1.0" encoding="utf-8"?>
+<w:ftr xmlns:o="urn:schemas-microsoft-com:office:office" xmlns:r="http://schemas.openxmlformats.org/officeDocument/2006/relationships" xmlns:v="urn:schemas-microsoft-com:vml" xmlns:w="http://schemas.openxmlformats.org/wordprocessingml/2006/main" xmlns:w10="urn:schemas-microsoft-com:office:word" xmlns:wp="http://schemas.openxmlformats.org/drawingml/2006/wordprocessingDrawing" xmlns:pic="http://schemas.openxmlformats.org/drawingml/2006/picture" xmlns:wps="http://schemas.microsoft.com/office/word/2010/wordprocessingShape" xmlns:wpg="http://schemas.microsoft.com/office/word/2010/wordprocessingGroup" xmlns:mc="http://schemas.openxmlformats.org/markup-compatibility/2006" xmlns:wp14="http://schemas.microsoft.com/office/word/2010/wordprocessingDrawing" xmlns:w14="http://schemas.microsoft.com/office/word/2010/wordml" xmlns:w15="http://schemas.microsoft.com/office/word/2012/wordml" mc:Ignorable="w14 wp14 w15">
+  <w:p>
+    <w:pPr>
+      <w:pStyle w:val="Footer"/>
+      <w:jc w:val="center"/>
+      <w:rPr>
+        <w:color w:themeColor="accent1" w:val="4472C4"/>
+      </w:rPr>
+    </w:pPr>
+    <w:r>
+      <w:rPr>
+        <w:color w:themeColor="accent1" w:val="4472C4"/>
+      </w:rPr>
+      <w:t xml:space="preserve">Page </w:t>
+    </w:r>
+    <w:r>
+      <w:rPr>
+        <w:color w:themeColor="accent1" w:val="4472C4"/>
+      </w:rPr>
+      <w:fldChar w:fldCharType="begin"/>
+    </w:r>
+    <w:r>
+      <w:rPr>
+        <w:color w:themeColor="accent1" w:val="4472C4"/>
+      </w:rPr>
+      <w:instrText xml:space="preserve"> PAGE \* ARABIC </w:instrText>
+    </w:r>
+    <w:r>
+      <w:rPr>
+        <w:color w:themeColor="accent1" w:val="4472C4"/>
+      </w:rPr>
+      <w:fldChar w:fldCharType="separate"/>
+    </w:r>
+    <w:r>
+      <w:rPr>
+        <w:color w:themeColor="accent1" w:val="4472C4"/>
+      </w:rPr>
+      <w:t>26</w:t>
+    </w:r>
+    <w:r>
+      <w:rPr>
+        <w:color w:themeColor="accent1" w:val="4472C4"/>
+      </w:rPr>
+      <w:fldChar w:fldCharType="end"/>
+    </w:r>
+    <w:r>
+      <w:rPr>
+        <w:color w:themeColor="accent1" w:val="4472C4"/>
+      </w:rPr>
+      <w:t xml:space="preserve"> of </w:t>
+    </w:r>
+    <w:r>
+      <w:rPr>
+        <w:color w:themeColor="accent1" w:val="4472C4"/>
+      </w:rPr>
+      <w:fldChar w:fldCharType="begin"/>
+    </w:r>
+    <w:r>
+      <w:rPr>
+        <w:color w:themeColor="accent1" w:val="4472C4"/>
+      </w:rPr>
+      <w:instrText xml:space="preserve"> NUMPAGES \* ARABIC </w:instrText>
+    </w:r>
+    <w:r>
+      <w:rPr>
+        <w:color w:themeColor="accent1" w:val="4472C4"/>
+      </w:rPr>
+      <w:fldChar w:fldCharType="separate"/>
+    </w:r>
+    <w:r>
+      <w:rPr>
+        <w:color w:themeColor="accent1" w:val="4472C4"/>
+      </w:rPr>
+      <w:t>28</w:t>
+    </w:r>
+    <w:r>
+      <w:rPr>
+        <w:color w:themeColor="accent1" w:val="4472C4"/>
+      </w:rPr>
+      <w:fldChar w:fldCharType="end"/>
+    </w:r>
+  </w:p>
+  <w:p>
+    <w:pPr>
+      <w:pStyle w:val="Footer"/>
+      <w:rPr/>
+    </w:pPr>
+    <w:r>
+      <w:rPr/>
+    </w:r>
+  </w:p>
+</w:ftr>
+</file>
+
+<file path=word/footer5.xml><?xml version="1.0" encoding="utf-8"?>
+<w:ftr xmlns:o="urn:schemas-microsoft-com:office:office" xmlns:r="http://schemas.openxmlformats.org/officeDocument/2006/relationships" xmlns:v="urn:schemas-microsoft-com:vml" xmlns:w="http://schemas.openxmlformats.org/wordprocessingml/2006/main" xmlns:w10="urn:schemas-microsoft-com:office:word" xmlns:wp="http://schemas.openxmlformats.org/drawingml/2006/wordprocessingDrawing" xmlns:pic="http://schemas.openxmlformats.org/drawingml/2006/picture" xmlns:wps="http://schemas.microsoft.com/office/word/2010/wordprocessingShape" xmlns:wpg="http://schemas.microsoft.com/office/word/2010/wordprocessingGroup" xmlns:mc="http://schemas.openxmlformats.org/markup-compatibility/2006" xmlns:wp14="http://schemas.microsoft.com/office/word/2010/wordprocessingDrawing" xmlns:w14="http://schemas.microsoft.com/office/word/2010/wordml" xmlns:w15="http://schemas.microsoft.com/office/word/2012/wordml" mc:Ignorable="w14 wp14 w15">
+  <w:p/>
+</w:ftr>
 </file>
 
 <file path=word/styles.xml><?xml version="1.0" encoding="utf-8"?>
-<w:styles xmlns:mc="http://schemas.openxmlformats.org/markup-compatibility/2006" xmlns:r="http://schemas.openxmlformats.org/officeDocument/2006/relationships" xmlns:w="http://schemas.openxmlformats.org/wordprocessingml/2006/main" xmlns:w14="http://schemas.microsoft.com/office/word/2010/wordml" xmlns:w15="http://schemas.microsoft.com/office/word/2012/wordml" xmlns:w16cex="http://schemas.microsoft.com/office/word/2018/wordml/cex" xmlns:w16cid="http://schemas.microsoft.com/office/word/2016/wordml/cid" xmlns:w16="http://schemas.microsoft.com/office/word/2018/wordml" xmlns:w16sdtdh="http://schemas.microsoft.com/office/word/2020/wordml/sdtdatahash" xmlns:w16se="http://schemas.microsoft.com/office/word/2015/wordml/symex" mc:Ignorable="w14 w15 w16se w16cid w16 w16cex w16sdtdh">
+<w:styles xmlns:w="http://schemas.openxmlformats.org/wordprocessingml/2006/main" xmlns:w14="http://schemas.microsoft.com/office/word/2010/wordml" xmlns:mc="http://schemas.openxmlformats.org/markup-compatibility/2006" mc:Ignorable="w14">
   <w:docDefaults>
     <w:rPrDefault>
       <w:rPr>
-        <w:rFonts w:asciiTheme="minorHAnsi" w:eastAsiaTheme="minorHAnsi" w:hAnsiTheme="minorHAnsi" w:cstheme="minorBidi"/>
+        <w:rFonts w:ascii="Calibri" w:hAnsi="Calibri" w:eastAsia="Calibri" w:cs="" w:asciiTheme="minorHAnsi" w:cstheme="minorBidi" w:eastAsiaTheme="minorHAnsi" w:hAnsiTheme="minorHAnsi"/>
         <w:sz w:val="22"/>
         <w:szCs w:val="22"/>
         <w:lang w:val="en-US" w:eastAsia="en-US" w:bidi="ar-SA"/>
@@ -4993,21 +6232,21 @@
     </w:rPrDefault>
     <w:pPrDefault>
       <w:pPr>
-        <w:spacing w:after="160" w:line="259" w:lineRule="auto"/>
+        <w:suppressAutoHyphens w:val="true"/>
       </w:pPr>
     </w:pPrDefault>
   </w:docDefaults>
   <w:latentStyles w:defLockedState="0" w:defUIPriority="99" w:defSemiHidden="0" w:defUnhideWhenUsed="0" w:defQFormat="0" w:count="376">
     <w:lsdException w:name="Normal" w:uiPriority="0" w:qFormat="1"/>
     <w:lsdException w:name="heading 1" w:uiPriority="9" w:qFormat="1"/>
-    <w:lsdException w:name="heading 2" w:semiHidden="1" w:uiPriority="9" w:unhideWhenUsed="1" w:qFormat="1"/>
-    <w:lsdException w:name="heading 3" w:semiHidden="1" w:uiPriority="9" w:unhideWhenUsed="1" w:qFormat="1"/>
-    <w:lsdException w:name="heading 4" w:semiHidden="1" w:uiPriority="9" w:unhideWhenUsed="1" w:qFormat="1"/>
-    <w:lsdException w:name="heading 5" w:semiHidden="1" w:uiPriority="9" w:unhideWhenUsed="1" w:qFormat="1"/>
-    <w:lsdException w:name="heading 6" w:semiHidden="1" w:uiPriority="9" w:unhideWhenUsed="1" w:qFormat="1"/>
-    <w:lsdException w:name="heading 7" w:semiHidden="1" w:uiPriority="9" w:unhideWhenUsed="1" w:qFormat="1"/>
-    <w:lsdException w:name="heading 8" w:semiHidden="1" w:uiPriority="9" w:unhideWhenUsed="1" w:qFormat="1"/>
-    <w:lsdException w:name="heading 9" w:semiHidden="1" w:uiPriority="9" w:unhideWhenUsed="1" w:qFormat="1"/>
+    <w:lsdException w:name="heading 2" w:uiPriority="9" w:semiHidden="1" w:unhideWhenUsed="1" w:qFormat="1"/>
+    <w:lsdException w:name="heading 3" w:uiPriority="9" w:semiHidden="1" w:unhideWhenUsed="1" w:qFormat="1"/>
+    <w:lsdException w:name="heading 4" w:uiPriority="9" w:semiHidden="1" w:unhideWhenUsed="1" w:qFormat="1"/>
+    <w:lsdException w:name="heading 5" w:uiPriority="9" w:semiHidden="1" w:unhideWhenUsed="1" w:qFormat="1"/>
+    <w:lsdException w:name="heading 6" w:uiPriority="9" w:semiHidden="1" w:unhideWhenUsed="1" w:qFormat="1"/>
+    <w:lsdException w:name="heading 7" w:uiPriority="9" w:semiHidden="1" w:unhideWhenUsed="1" w:qFormat="1"/>
+    <w:lsdException w:name="heading 8" w:uiPriority="9" w:semiHidden="1" w:unhideWhenUsed="1" w:qFormat="1"/>
+    <w:lsdException w:name="heading 9" w:uiPriority="9" w:semiHidden="1" w:unhideWhenUsed="1" w:qFormat="1"/>
     <w:lsdException w:name="index 1" w:semiHidden="1" w:unhideWhenUsed="1"/>
     <w:lsdException w:name="index 2" w:semiHidden="1" w:unhideWhenUsed="1"/>
     <w:lsdException w:name="index 3" w:semiHidden="1" w:unhideWhenUsed="1"/>
@@ -5017,22 +6256,22 @@
     <w:lsdException w:name="index 7" w:semiHidden="1" w:unhideWhenUsed="1"/>
     <w:lsdException w:name="index 8" w:semiHidden="1" w:unhideWhenUsed="1"/>
     <w:lsdException w:name="index 9" w:semiHidden="1" w:unhideWhenUsed="1"/>
-    <w:lsdException w:name="toc 1" w:semiHidden="1" w:uiPriority="39" w:unhideWhenUsed="1"/>
-    <w:lsdException w:name="toc 2" w:semiHidden="1" w:uiPriority="39" w:unhideWhenUsed="1"/>
-    <w:lsdException w:name="toc 3" w:semiHidden="1" w:uiPriority="39" w:unhideWhenUsed="1"/>
-    <w:lsdException w:name="toc 4" w:semiHidden="1" w:uiPriority="39" w:unhideWhenUsed="1"/>
-    <w:lsdException w:name="toc 5" w:semiHidden="1" w:uiPriority="39" w:unhideWhenUsed="1"/>
-    <w:lsdException w:name="toc 6" w:semiHidden="1" w:uiPriority="39" w:unhideWhenUsed="1"/>
-    <w:lsdException w:name="toc 7" w:semiHidden="1" w:uiPriority="39" w:unhideWhenUsed="1"/>
-    <w:lsdException w:name="toc 8" w:semiHidden="1" w:uiPriority="39" w:unhideWhenUsed="1"/>
-    <w:lsdException w:name="toc 9" w:semiHidden="1" w:uiPriority="39" w:unhideWhenUsed="1"/>
+    <w:lsdException w:name="toc 1" w:uiPriority="39" w:semiHidden="1" w:unhideWhenUsed="1"/>
+    <w:lsdException w:name="toc 2" w:uiPriority="39" w:semiHidden="1" w:unhideWhenUsed="1"/>
+    <w:lsdException w:name="toc 3" w:uiPriority="39" w:semiHidden="1" w:unhideWhenUsed="1"/>
+    <w:lsdException w:name="toc 4" w:uiPriority="39" w:semiHidden="1" w:unhideWhenUsed="1"/>
+    <w:lsdException w:name="toc 5" w:uiPriority="39" w:semiHidden="1" w:unhideWhenUsed="1"/>
+    <w:lsdException w:name="toc 6" w:uiPriority="39" w:semiHidden="1" w:unhideWhenUsed="1"/>
+    <w:lsdException w:name="toc 7" w:uiPriority="39" w:semiHidden="1" w:unhideWhenUsed="1"/>
+    <w:lsdException w:name="toc 8" w:uiPriority="39" w:semiHidden="1" w:unhideWhenUsed="1"/>
+    <w:lsdException w:name="toc 9" w:uiPriority="39" w:semiHidden="1" w:unhideWhenUsed="1"/>
     <w:lsdException w:name="Normal Indent" w:semiHidden="1" w:unhideWhenUsed="1"/>
     <w:lsdException w:name="footnote text" w:semiHidden="1" w:unhideWhenUsed="1"/>
     <w:lsdException w:name="annotation text" w:semiHidden="1" w:unhideWhenUsed="1"/>
     <w:lsdException w:name="header" w:semiHidden="1" w:unhideWhenUsed="1"/>
     <w:lsdException w:name="footer" w:semiHidden="1" w:unhideWhenUsed="1"/>
     <w:lsdException w:name="index heading" w:semiHidden="1" w:unhideWhenUsed="1"/>
-    <w:lsdException w:name="caption" w:semiHidden="1" w:uiPriority="35" w:unhideWhenUsed="1" w:qFormat="1"/>
+    <w:lsdException w:name="caption" w:uiPriority="35" w:semiHidden="1" w:unhideWhenUsed="1" w:qFormat="1"/>
     <w:lsdException w:name="table of figures" w:semiHidden="1" w:unhideWhenUsed="1"/>
     <w:lsdException w:name="envelope address" w:semiHidden="1" w:unhideWhenUsed="1"/>
     <w:lsdException w:name="envelope return" w:semiHidden="1" w:unhideWhenUsed="1"/>
@@ -5063,7 +6302,7 @@
     <w:lsdException w:name="Title" w:uiPriority="10" w:qFormat="1"/>
     <w:lsdException w:name="Closing" w:semiHidden="1" w:unhideWhenUsed="1"/>
     <w:lsdException w:name="Signature" w:semiHidden="1" w:unhideWhenUsed="1"/>
-    <w:lsdException w:name="Default Paragraph Font" w:semiHidden="1" w:uiPriority="1" w:unhideWhenUsed="1"/>
+    <w:lsdException w:name="Default Paragraph Font" w:uiPriority="1" w:semiHidden="1" w:unhideWhenUsed="1"/>
     <w:lsdException w:name="Body Text" w:semiHidden="1" w:unhideWhenUsed="1"/>
     <w:lsdException w:name="Body Text Indent" w:semiHidden="1" w:unhideWhenUsed="1"/>
     <w:lsdException w:name="List Continue" w:semiHidden="1" w:unhideWhenUsed="1"/>
@@ -5263,8 +6502,8 @@
     <w:lsdException w:name="Subtle Reference" w:uiPriority="31" w:qFormat="1"/>
     <w:lsdException w:name="Intense Reference" w:uiPriority="32" w:qFormat="1"/>
     <w:lsdException w:name="Book Title" w:uiPriority="33" w:qFormat="1"/>
-    <w:lsdException w:name="Bibliography" w:semiHidden="1" w:uiPriority="37" w:unhideWhenUsed="1"/>
-    <w:lsdException w:name="TOC Heading" w:semiHidden="1" w:uiPriority="39" w:unhideWhenUsed="1" w:qFormat="1"/>
+    <w:lsdException w:name="Bibliography" w:uiPriority="37" w:semiHidden="1" w:unhideWhenUsed="1"/>
+    <w:lsdException w:name="TOC Heading" w:uiPriority="39" w:semiHidden="1" w:unhideWhenUsed="1" w:qFormat="1"/>
     <w:lsdException w:name="Plain Table 1" w:uiPriority="41"/>
     <w:lsdException w:name="Plain Table 2" w:uiPriority="42"/>
     <w:lsdException w:name="Plain Table 3" w:uiPriority="43"/>
@@ -5375,9 +6614,23 @@
     <w:lsdException w:name="Unresolved Mention" w:semiHidden="1" w:unhideWhenUsed="1"/>
     <w:lsdException w:name="Smart Link" w:semiHidden="1" w:unhideWhenUsed="1"/>
   </w:latentStyles>
-  <w:style w:type="paragraph" w:default="1" w:styleId="Normal">
+  <w:style w:type="paragraph" w:styleId="Normal" w:default="1">
     <w:name w:val="Normal"/>
     <w:qFormat/>
+    <w:pPr>
+      <w:widowControl/>
+      <w:bidi w:val="0"/>
+      <w:spacing w:lineRule="auto" w:line="259" w:before="0" w:after="160"/>
+      <w:jc w:val="start"/>
+    </w:pPr>
+    <w:rPr>
+      <w:rFonts w:ascii="Calibri" w:hAnsi="Calibri" w:eastAsia="Calibri" w:cs="" w:asciiTheme="minorHAnsi" w:cstheme="minorBidi" w:eastAsiaTheme="minorHAnsi" w:hAnsiTheme="minorHAnsi"/>
+      <w:color w:val="auto"/>
+      <w:kern w:val="0"/>
+      <w:sz w:val="22"/>
+      <w:szCs w:val="22"/>
+      <w:lang w:val="en-US" w:eastAsia="en-US" w:bidi="ar-SA"/>
+    </w:rPr>
   </w:style>
   <w:style w:type="paragraph" w:styleId="Heading1">
     <w:name w:val="heading 1"/>
@@ -5386,16 +6639,16 @@
     <w:link w:val="Heading1Char"/>
     <w:uiPriority w:val="9"/>
     <w:qFormat/>
-    <w:rsid w:val="00CE259B"/>
+    <w:rsid w:val="00ce259b"/>
     <w:pPr>
-      <w:keepNext/>
+      <w:keepNext w:val="true"/>
       <w:keepLines/>
       <w:spacing w:before="240" w:after="0"/>
       <w:outlineLvl w:val="0"/>
     </w:pPr>
     <w:rPr>
-      <w:rFonts w:asciiTheme="majorHAnsi" w:eastAsiaTheme="majorEastAsia" w:hAnsiTheme="majorHAnsi" w:cstheme="majorBidi"/>
-      <w:color w:val="2F5496" w:themeColor="accent1" w:themeShade="BF"/>
+      <w:rFonts w:ascii="Calibri Light" w:hAnsi="Calibri Light" w:eastAsia="" w:cs="" w:asciiTheme="majorHAnsi" w:cstheme="majorBidi" w:eastAsiaTheme="majorEastAsia" w:hAnsiTheme="majorHAnsi"/>
+      <w:color w:themeColor="accent1" w:themeShade="bf" w:val="2F5496"/>
       <w:sz w:val="32"/>
       <w:szCs w:val="32"/>
     </w:rPr>
@@ -5408,16 +6661,16 @@
     <w:uiPriority w:val="9"/>
     <w:unhideWhenUsed/>
     <w:qFormat/>
-    <w:rsid w:val="00CE259B"/>
+    <w:rsid w:val="00ce259b"/>
     <w:pPr>
-      <w:keepNext/>
+      <w:keepNext w:val="true"/>
       <w:keepLines/>
       <w:spacing w:before="40" w:after="0"/>
       <w:outlineLvl w:val="1"/>
     </w:pPr>
     <w:rPr>
-      <w:rFonts w:asciiTheme="majorHAnsi" w:eastAsiaTheme="majorEastAsia" w:hAnsiTheme="majorHAnsi" w:cstheme="majorBidi"/>
-      <w:color w:val="2F5496" w:themeColor="accent1" w:themeShade="BF"/>
+      <w:rFonts w:ascii="Calibri Light" w:hAnsi="Calibri Light" w:eastAsia="" w:cs="" w:asciiTheme="majorHAnsi" w:cstheme="majorBidi" w:eastAsiaTheme="majorEastAsia" w:hAnsiTheme="majorHAnsi"/>
+      <w:color w:themeColor="accent1" w:themeShade="bf" w:val="2F5496"/>
       <w:sz w:val="26"/>
       <w:szCs w:val="26"/>
     </w:rPr>
@@ -5430,16 +6683,16 @@
     <w:uiPriority w:val="9"/>
     <w:unhideWhenUsed/>
     <w:qFormat/>
-    <w:rsid w:val="0047732C"/>
+    <w:rsid w:val="0047732c"/>
     <w:pPr>
-      <w:keepNext/>
+      <w:keepNext w:val="true"/>
       <w:keepLines/>
       <w:spacing w:before="40" w:after="0"/>
       <w:outlineLvl w:val="2"/>
     </w:pPr>
     <w:rPr>
-      <w:rFonts w:asciiTheme="majorHAnsi" w:eastAsiaTheme="majorEastAsia" w:hAnsiTheme="majorHAnsi" w:cstheme="majorBidi"/>
-      <w:color w:val="1F3763" w:themeColor="accent1" w:themeShade="7F"/>
+      <w:rFonts w:ascii="Calibri Light" w:hAnsi="Calibri Light" w:eastAsia="" w:cs="" w:asciiTheme="majorHAnsi" w:cstheme="majorBidi" w:eastAsiaTheme="majorEastAsia" w:hAnsiTheme="majorHAnsi"/>
+      <w:color w:themeColor="accent1" w:themeShade="7f" w:val="1F3763"/>
       <w:sz w:val="24"/>
       <w:szCs w:val="24"/>
     </w:rPr>
@@ -5452,65 +6705,200 @@
     <w:uiPriority w:val="9"/>
     <w:unhideWhenUsed/>
     <w:qFormat/>
-    <w:rsid w:val="0047732C"/>
+    <w:rsid w:val="0047732c"/>
     <w:pPr>
-      <w:keepNext/>
+      <w:keepNext w:val="true"/>
       <w:keepLines/>
       <w:spacing w:before="40" w:after="0"/>
       <w:outlineLvl w:val="3"/>
     </w:pPr>
     <w:rPr>
-      <w:rFonts w:asciiTheme="majorHAnsi" w:eastAsiaTheme="majorEastAsia" w:hAnsiTheme="majorHAnsi" w:cstheme="majorBidi"/>
+      <w:rFonts w:ascii="Calibri Light" w:hAnsi="Calibri Light" w:eastAsia="" w:cs="" w:asciiTheme="majorHAnsi" w:cstheme="majorBidi" w:eastAsiaTheme="majorEastAsia" w:hAnsiTheme="majorHAnsi"/>
       <w:i/>
       <w:iCs/>
-      <w:color w:val="2F5496" w:themeColor="accent1" w:themeShade="BF"/>
+      <w:color w:themeColor="accent1" w:themeShade="bf" w:val="2F5496"/>
     </w:rPr>
   </w:style>
-  <w:style w:type="character" w:default="1" w:styleId="DefaultParagraphFont">
+  <w:style w:type="character" w:styleId="DefaultParagraphFont" w:default="1">
     <w:name w:val="Default Paragraph Font"/>
     <w:uiPriority w:val="1"/>
     <w:semiHidden/>
     <w:unhideWhenUsed/>
+    <w:qFormat/>
+    <w:rPr/>
   </w:style>
-  <w:style w:type="table" w:default="1" w:styleId="TableNormal">
-    <w:name w:val="Normal Table"/>
+  <w:style w:type="character" w:styleId="HeaderChar" w:customStyle="1">
+    <w:name w:val="Header Char"/>
+    <w:basedOn w:val="DefaultParagraphFont"/>
+    <w:link w:val="Header"/>
     <w:uiPriority w:val="99"/>
-    <w:semiHidden/>
+    <w:qFormat/>
+    <w:rsid w:val="004609d1"/>
+    <w:rPr/>
+  </w:style>
+  <w:style w:type="character" w:styleId="FooterChar" w:customStyle="1">
+    <w:name w:val="Footer Char"/>
+    <w:basedOn w:val="DefaultParagraphFont"/>
+    <w:link w:val="Footer"/>
+    <w:uiPriority w:val="99"/>
+    <w:qFormat/>
+    <w:rsid w:val="004609d1"/>
+    <w:rPr/>
+  </w:style>
+  <w:style w:type="character" w:styleId="Heading1Char" w:customStyle="1">
+    <w:name w:val="Heading 1 Char"/>
+    <w:basedOn w:val="DefaultParagraphFont"/>
+    <w:link w:val="Heading1"/>
+    <w:uiPriority w:val="9"/>
+    <w:qFormat/>
+    <w:rsid w:val="00ce259b"/>
+    <w:rPr>
+      <w:rFonts w:ascii="Calibri Light" w:hAnsi="Calibri Light" w:eastAsia="" w:cs="" w:asciiTheme="majorHAnsi" w:cstheme="majorBidi" w:eastAsiaTheme="majorEastAsia" w:hAnsiTheme="majorHAnsi"/>
+      <w:color w:themeColor="accent1" w:themeShade="bf" w:val="2F5496"/>
+      <w:sz w:val="32"/>
+      <w:szCs w:val="32"/>
+    </w:rPr>
+  </w:style>
+  <w:style w:type="character" w:styleId="Heading2Char" w:customStyle="1">
+    <w:name w:val="Heading 2 Char"/>
+    <w:basedOn w:val="DefaultParagraphFont"/>
+    <w:link w:val="Heading2"/>
+    <w:uiPriority w:val="9"/>
+    <w:qFormat/>
+    <w:rsid w:val="00ce259b"/>
+    <w:rPr>
+      <w:rFonts w:ascii="Calibri Light" w:hAnsi="Calibri Light" w:eastAsia="" w:cs="" w:asciiTheme="majorHAnsi" w:cstheme="majorBidi" w:eastAsiaTheme="majorEastAsia" w:hAnsiTheme="majorHAnsi"/>
+      <w:color w:themeColor="accent1" w:themeShade="bf" w:val="2F5496"/>
+      <w:sz w:val="26"/>
+      <w:szCs w:val="26"/>
+    </w:rPr>
+  </w:style>
+  <w:style w:type="character" w:styleId="TitleChar" w:customStyle="1">
+    <w:name w:val="Title Char"/>
+    <w:basedOn w:val="DefaultParagraphFont"/>
+    <w:link w:val="Title"/>
+    <w:uiPriority w:val="10"/>
+    <w:qFormat/>
+    <w:rsid w:val="0047732c"/>
+    <w:rPr>
+      <w:rFonts w:ascii="Calibri Light" w:hAnsi="Calibri Light" w:eastAsia="" w:cs="" w:asciiTheme="majorHAnsi" w:cstheme="majorBidi" w:eastAsiaTheme="majorEastAsia" w:hAnsiTheme="majorHAnsi"/>
+      <w:spacing w:val="-10"/>
+      <w:kern w:val="2"/>
+      <w:sz w:val="56"/>
+      <w:szCs w:val="56"/>
+    </w:rPr>
+  </w:style>
+  <w:style w:type="character" w:styleId="Heading3Char" w:customStyle="1">
+    <w:name w:val="Heading 3 Char"/>
+    <w:basedOn w:val="DefaultParagraphFont"/>
+    <w:link w:val="Heading3"/>
+    <w:uiPriority w:val="9"/>
+    <w:qFormat/>
+    <w:rsid w:val="0047732c"/>
+    <w:rPr>
+      <w:rFonts w:ascii="Calibri Light" w:hAnsi="Calibri Light" w:eastAsia="" w:cs="" w:asciiTheme="majorHAnsi" w:cstheme="majorBidi" w:eastAsiaTheme="majorEastAsia" w:hAnsiTheme="majorHAnsi"/>
+      <w:color w:themeColor="accent1" w:themeShade="7f" w:val="1F3763"/>
+      <w:sz w:val="24"/>
+      <w:szCs w:val="24"/>
+    </w:rPr>
+  </w:style>
+  <w:style w:type="character" w:styleId="Heading4Char" w:customStyle="1">
+    <w:name w:val="Heading 4 Char"/>
+    <w:basedOn w:val="DefaultParagraphFont"/>
+    <w:link w:val="Heading4"/>
+    <w:uiPriority w:val="9"/>
+    <w:qFormat/>
+    <w:rsid w:val="0047732c"/>
+    <w:rPr>
+      <w:rFonts w:ascii="Calibri Light" w:hAnsi="Calibri Light" w:eastAsia="" w:cs="" w:asciiTheme="majorHAnsi" w:cstheme="majorBidi" w:eastAsiaTheme="majorEastAsia" w:hAnsiTheme="majorHAnsi"/>
+      <w:i/>
+      <w:iCs/>
+      <w:color w:themeColor="accent1" w:themeShade="bf" w:val="2F5496"/>
+    </w:rPr>
+  </w:style>
+  <w:style w:type="character" w:styleId="Hyperlink">
+    <w:name w:val="Hyperlink"/>
+    <w:basedOn w:val="DefaultParagraphFont"/>
+    <w:uiPriority w:val="99"/>
     <w:unhideWhenUsed/>
-    <w:tblPr>
-      <w:tblInd w:w="0" w:type="dxa"/>
-      <w:tblCellMar>
-        <w:top w:w="0" w:type="dxa"/>
-        <w:left w:w="108" w:type="dxa"/>
-        <w:bottom w:w="0" w:type="dxa"/>
-        <w:right w:w="108" w:type="dxa"/>
-      </w:tblCellMar>
-    </w:tblPr>
+    <w:rsid w:val="0047732c"/>
+    <w:rPr>
+      <w:color w:themeColor="hyperlink" w:val="0563C1"/>
+      <w:u w:val="single"/>
+    </w:rPr>
   </w:style>
-  <w:style w:type="numbering" w:default="1" w:styleId="NoList">
-    <w:name w:val="No List"/>
-    <w:uiPriority w:val="99"/>
-    <w:semiHidden/>
+  <w:style w:type="character" w:styleId="IndexLink">
+    <w:name w:val="Index Link"/>
+    <w:qFormat/>
+    <w:rPr/>
+  </w:style>
+  <w:style w:type="paragraph" w:styleId="Heading">
+    <w:name w:val="Heading"/>
+    <w:basedOn w:val="Normal"/>
+    <w:next w:val="BodyText"/>
+    <w:qFormat/>
+    <w:pPr>
+      <w:keepNext w:val="true"/>
+      <w:spacing w:before="240" w:after="120"/>
+    </w:pPr>
+    <w:rPr>
+      <w:rFonts w:ascii="Liberation Sans" w:hAnsi="Liberation Sans" w:eastAsia="Noto Sans" w:cs="FreeSans"/>
+      <w:sz w:val="28"/>
+      <w:szCs w:val="28"/>
+    </w:rPr>
+  </w:style>
+  <w:style w:type="paragraph" w:styleId="BodyText">
+    <w:name w:val="Body Text"/>
+    <w:basedOn w:val="Normal"/>
+    <w:pPr>
+      <w:spacing w:lineRule="auto" w:line="276" w:before="0" w:after="140"/>
+    </w:pPr>
+    <w:rPr/>
+  </w:style>
+  <w:style w:type="paragraph" w:styleId="List">
+    <w:name w:val="List"/>
+    <w:basedOn w:val="BodyText"/>
+    <w:pPr/>
+    <w:rPr>
+      <w:rFonts w:cs="FreeSans"/>
+    </w:rPr>
+  </w:style>
+  <w:style w:type="paragraph" w:styleId="Caption">
+    <w:name w:val="caption"/>
+    <w:basedOn w:val="Normal"/>
+    <w:next w:val="Normal"/>
+    <w:uiPriority w:val="35"/>
     <w:unhideWhenUsed/>
+    <w:qFormat/>
+    <w:rsid w:val="004c0bd9"/>
+    <w:pPr>
+      <w:spacing w:lineRule="auto" w:line="240" w:before="0" w:after="200"/>
+    </w:pPr>
+    <w:rPr>
+      <w:i/>
+      <w:iCs/>
+      <w:color w:themeColor="text2" w:val="44546A"/>
+      <w:sz w:val="18"/>
+      <w:szCs w:val="18"/>
+    </w:rPr>
   </w:style>
-  <w:style w:type="table" w:styleId="TableGrid">
-    <w:name w:val="Table Grid"/>
-    <w:basedOn w:val="TableNormal"/>
-    <w:uiPriority w:val="39"/>
-    <w:rsid w:val="00EB7579"/>
+  <w:style w:type="paragraph" w:styleId="Index">
+    <w:name w:val="Index"/>
+    <w:basedOn w:val="Normal"/>
+    <w:qFormat/>
     <w:pPr>
-      <w:spacing w:after="0" w:line="240" w:lineRule="auto"/>
+      <w:suppressLineNumbers/>
     </w:pPr>
-    <w:tblPr>
-      <w:tblBorders>
-        <w:top w:val="single" w:sz="4" w:space="0" w:color="auto"/>
-        <w:left w:val="single" w:sz="4" w:space="0" w:color="auto"/>
-        <w:bottom w:val="single" w:sz="4" w:space="0" w:color="auto"/>
-        <w:right w:val="single" w:sz="4" w:space="0" w:color="auto"/>
-        <w:insideH w:val="single" w:sz="4" w:space="0" w:color="auto"/>
-        <w:insideV w:val="single" w:sz="4" w:space="0" w:color="auto"/>
-      </w:tblBorders>
-    </w:tblPr>
+    <w:rPr>
+      <w:rFonts w:cs="FreeSans"/>
+    </w:rPr>
+  </w:style>
+  <w:style w:type="paragraph" w:styleId="HeaderandFooter">
+    <w:name w:val="Header and Footer"/>
+    <w:basedOn w:val="Normal"/>
+    <w:qFormat/>
+    <w:pPr/>
+    <w:rPr/>
   </w:style>
   <w:style w:type="paragraph" w:styleId="Header">
     <w:name w:val="header"/>
@@ -5518,21 +6906,16 @@
     <w:link w:val="HeaderChar"/>
     <w:uiPriority w:val="99"/>
     <w:unhideWhenUsed/>
-    <w:rsid w:val="004609D1"/>
+    <w:rsid w:val="004609d1"/>
     <w:pPr>
       <w:tabs>
-        <w:tab w:val="center" w:pos="4680"/>
-        <w:tab w:val="right" w:pos="9360"/>
+        <w:tab w:val="clear" w:pos="720"/>
+        <w:tab w:val="center" w:pos="4680" w:leader="none"/>
+        <w:tab w:val="right" w:pos="9360" w:leader="none"/>
       </w:tabs>
-      <w:spacing w:after="0" w:line="240" w:lineRule="auto"/>
+      <w:spacing w:lineRule="auto" w:line="240" w:before="0" w:after="0"/>
     </w:pPr>
-  </w:style>
-  <w:style w:type="character" w:customStyle="1" w:styleId="HeaderChar">
-    <w:name w:val="Header Char"/>
-    <w:basedOn w:val="DefaultParagraphFont"/>
-    <w:link w:val="Header"/>
-    <w:uiPriority w:val="99"/>
-    <w:rsid w:val="004609D1"/>
+    <w:rPr/>
   </w:style>
   <w:style w:type="paragraph" w:styleId="Footer">
     <w:name w:val="footer"/>
@@ -5540,34 +6923,22 @@
     <w:link w:val="FooterChar"/>
     <w:uiPriority w:val="99"/>
     <w:unhideWhenUsed/>
-    <w:rsid w:val="004609D1"/>
+    <w:rsid w:val="004609d1"/>
     <w:pPr>
       <w:tabs>
-        <w:tab w:val="center" w:pos="4680"/>
-        <w:tab w:val="right" w:pos="9360"/>
+        <w:tab w:val="clear" w:pos="720"/>
+        <w:tab w:val="center" w:pos="4680" w:leader="none"/>
+        <w:tab w:val="right" w:pos="9360" w:leader="none"/>
       </w:tabs>
-      <w:spacing w:after="0" w:line="240" w:lineRule="auto"/>
+      <w:spacing w:lineRule="auto" w:line="240" w:before="0" w:after="0"/>
     </w:pPr>
+    <w:rPr/>
   </w:style>
-  <w:style w:type="character" w:customStyle="1" w:styleId="FooterChar">
-    <w:name w:val="Footer Char"/>
-    <w:basedOn w:val="DefaultParagraphFont"/>
-    <w:link w:val="Footer"/>
-    <w:uiPriority w:val="99"/>
-    <w:rsid w:val="004609D1"/>
-  </w:style>
-  <w:style w:type="character" w:customStyle="1" w:styleId="Heading1Char">
-    <w:name w:val="Heading 1 Char"/>
-    <w:basedOn w:val="DefaultParagraphFont"/>
-    <w:link w:val="Heading1"/>
-    <w:uiPriority w:val="9"/>
-    <w:rsid w:val="00CE259B"/>
-    <w:rPr>
-      <w:rFonts w:asciiTheme="majorHAnsi" w:eastAsiaTheme="majorEastAsia" w:hAnsiTheme="majorHAnsi" w:cstheme="majorBidi"/>
-      <w:color w:val="2F5496" w:themeColor="accent1" w:themeShade="BF"/>
-      <w:sz w:val="32"/>
-      <w:szCs w:val="32"/>
-    </w:rPr>
+  <w:style w:type="paragraph" w:styleId="IndexHeading">
+    <w:name w:val="index heading"/>
+    <w:basedOn w:val="Heading"/>
+    <w:pPr/>
+    <w:rPr/>
   </w:style>
   <w:style w:type="paragraph" w:styleId="TOCHeading">
     <w:name w:val="TOC Heading"/>
@@ -5576,23 +6947,11 @@
     <w:uiPriority w:val="39"/>
     <w:unhideWhenUsed/>
     <w:qFormat/>
-    <w:rsid w:val="00CE259B"/>
+    <w:rsid w:val="00ce259b"/>
     <w:pPr>
       <w:outlineLvl w:val="9"/>
     </w:pPr>
-  </w:style>
-  <w:style w:type="character" w:customStyle="1" w:styleId="Heading2Char">
-    <w:name w:val="Heading 2 Char"/>
-    <w:basedOn w:val="DefaultParagraphFont"/>
-    <w:link w:val="Heading2"/>
-    <w:uiPriority w:val="9"/>
-    <w:rsid w:val="00CE259B"/>
-    <w:rPr>
-      <w:rFonts w:asciiTheme="majorHAnsi" w:eastAsiaTheme="majorEastAsia" w:hAnsiTheme="majorHAnsi" w:cstheme="majorBidi"/>
-      <w:color w:val="2F5496" w:themeColor="accent1" w:themeShade="BF"/>
-      <w:sz w:val="26"/>
-      <w:szCs w:val="26"/>
-    </w:rPr>
+    <w:rPr/>
   </w:style>
   <w:style w:type="paragraph" w:styleId="Title">
     <w:name w:val="Title"/>
@@ -5601,57 +6960,17 @@
     <w:link w:val="TitleChar"/>
     <w:uiPriority w:val="10"/>
     <w:qFormat/>
-    <w:rsid w:val="0047732C"/>
+    <w:rsid w:val="0047732c"/>
     <w:pPr>
-      <w:spacing w:after="0" w:line="240" w:lineRule="auto"/>
+      <w:spacing w:lineRule="auto" w:line="240" w:before="0" w:after="0"/>
       <w:contextualSpacing/>
     </w:pPr>
     <w:rPr>
-      <w:rFonts w:asciiTheme="majorHAnsi" w:eastAsiaTheme="majorEastAsia" w:hAnsiTheme="majorHAnsi" w:cstheme="majorBidi"/>
+      <w:rFonts w:ascii="Calibri Light" w:hAnsi="Calibri Light" w:eastAsia="" w:cs="" w:asciiTheme="majorHAnsi" w:cstheme="majorBidi" w:eastAsiaTheme="majorEastAsia" w:hAnsiTheme="majorHAnsi"/>
       <w:spacing w:val="-10"/>
-      <w:kern w:val="28"/>
+      <w:kern w:val="2"/>
       <w:sz w:val="56"/>
       <w:szCs w:val="56"/>
-    </w:rPr>
-  </w:style>
-  <w:style w:type="character" w:customStyle="1" w:styleId="TitleChar">
-    <w:name w:val="Title Char"/>
-    <w:basedOn w:val="DefaultParagraphFont"/>
-    <w:link w:val="Title"/>
-    <w:uiPriority w:val="10"/>
-    <w:rsid w:val="0047732C"/>
-    <w:rPr>
-      <w:rFonts w:asciiTheme="majorHAnsi" w:eastAsiaTheme="majorEastAsia" w:hAnsiTheme="majorHAnsi" w:cstheme="majorBidi"/>
-      <w:spacing w:val="-10"/>
-      <w:kern w:val="28"/>
-      <w:sz w:val="56"/>
-      <w:szCs w:val="56"/>
-    </w:rPr>
-  </w:style>
-  <w:style w:type="character" w:customStyle="1" w:styleId="Heading3Char">
-    <w:name w:val="Heading 3 Char"/>
-    <w:basedOn w:val="DefaultParagraphFont"/>
-    <w:link w:val="Heading3"/>
-    <w:uiPriority w:val="9"/>
-    <w:rsid w:val="0047732C"/>
-    <w:rPr>
-      <w:rFonts w:asciiTheme="majorHAnsi" w:eastAsiaTheme="majorEastAsia" w:hAnsiTheme="majorHAnsi" w:cstheme="majorBidi"/>
-      <w:color w:val="1F3763" w:themeColor="accent1" w:themeShade="7F"/>
-      <w:sz w:val="24"/>
-      <w:szCs w:val="24"/>
-    </w:rPr>
-  </w:style>
-  <w:style w:type="character" w:customStyle="1" w:styleId="Heading4Char">
-    <w:name w:val="Heading 4 Char"/>
-    <w:basedOn w:val="DefaultParagraphFont"/>
-    <w:link w:val="Heading4"/>
-    <w:uiPriority w:val="9"/>
-    <w:rsid w:val="0047732C"/>
-    <w:rPr>
-      <w:rFonts w:asciiTheme="majorHAnsi" w:eastAsiaTheme="majorEastAsia" w:hAnsiTheme="majorHAnsi" w:cstheme="majorBidi"/>
-      <w:i/>
-      <w:iCs/>
-      <w:color w:val="2F5496" w:themeColor="accent1" w:themeShade="BF"/>
     </w:rPr>
   </w:style>
   <w:style w:type="paragraph" w:styleId="TOC1">
@@ -5661,53 +6980,76 @@
     <w:autoRedefine/>
     <w:uiPriority w:val="39"/>
     <w:unhideWhenUsed/>
-    <w:rsid w:val="0047732C"/>
+    <w:rsid w:val="0047732c"/>
     <w:pPr>
-      <w:spacing w:after="100"/>
+      <w:spacing w:before="0" w:after="100"/>
     </w:pPr>
+    <w:rPr/>
   </w:style>
-  <w:style w:type="character" w:styleId="Hyperlink">
-    <w:name w:val="Hyperlink"/>
-    <w:basedOn w:val="DefaultParagraphFont"/>
+  <w:style w:type="paragraph" w:styleId="TOC2">
+    <w:name w:val="toc 2"/>
+    <w:basedOn w:val="Index"/>
+    <w:pPr>
+      <w:tabs>
+        <w:tab w:val="clear" w:pos="720"/>
+        <w:tab w:val="right" w:pos="9077" w:leader="dot"/>
+      </w:tabs>
+      <w:ind w:hanging="0" w:start="283"/>
+    </w:pPr>
+    <w:rPr/>
+  </w:style>
+  <w:style w:type="numbering" w:styleId="NoList" w:default="1">
+    <w:name w:val="No List"/>
     <w:uiPriority w:val="99"/>
-    <w:unhideWhenUsed/>
-    <w:rsid w:val="0047732C"/>
-    <w:rPr>
-      <w:color w:val="0563C1" w:themeColor="hyperlink"/>
-      <w:u w:val="single"/>
-    </w:rPr>
-  </w:style>
-  <w:style w:type="paragraph" w:styleId="Caption">
-    <w:name w:val="caption"/>
-    <w:basedOn w:val="Normal"/>
-    <w:next w:val="Normal"/>
-    <w:uiPriority w:val="35"/>
+    <w:semiHidden/>
     <w:unhideWhenUsed/>
     <w:qFormat/>
-    <w:rsid w:val="004C0BD9"/>
+  </w:style>
+  <w:style w:type="table" w:default="1" w:styleId="TableNormal">
+    <w:name w:val="Normal Table"/>
+    <w:uiPriority w:val="99"/>
+    <w:semiHidden/>
+    <w:unhideWhenUsed/>
+    <w:tblPr>
+      <w:tblCellMar>
+        <w:top w:w="0" w:type="dxa"/>
+        <w:left w:w="108" w:type="dxa"/>
+        <w:bottom w:w="0" w:type="dxa"/>
+        <w:right w:w="108" w:type="dxa"/>
+      </w:tblCellMar>
+    </w:tblPr>
+  </w:style>
+  <w:style w:type="table" w:styleId="TableGrid">
+    <w:name w:val="Table Grid"/>
+    <w:basedOn w:val="TableNormal"/>
+    <w:uiPriority w:val="39"/>
+    <w:rsid w:val="00eb7579"/>
     <w:pPr>
-      <w:spacing w:after="200" w:line="240" w:lineRule="auto"/>
+      <w:spacing w:after="0" w:line="240" w:lineRule="auto"/>
     </w:pPr>
-    <w:rPr>
-      <w:i/>
-      <w:iCs/>
-      <w:color w:val="44546A" w:themeColor="text2"/>
-      <w:sz w:val="18"/>
-      <w:szCs w:val="18"/>
-    </w:rPr>
+    <w:tblPr>
+      <w:tblBorders>
+        <w:top w:val="single" w:color="auto" w:sz="4" w:space="0"/>
+        <w:left w:val="single" w:color="auto" w:sz="4" w:space="0"/>
+        <w:bottom w:val="single" w:color="auto" w:sz="4" w:space="0"/>
+        <w:right w:val="single" w:color="auto" w:sz="4" w:space="0"/>
+        <w:insideH w:val="single" w:color="auto" w:sz="4" w:space="0"/>
+        <w:insideV w:val="single" w:color="auto" w:sz="4" w:space="0"/>
+      </w:tblBorders>
+    </w:tblPr>
   </w:style>
 </w:styles>
 </file>
 
 <file path=word/theme/theme1.xml><?xml version="1.0" encoding="utf-8"?>
-<a:theme xmlns:a="http://schemas.openxmlformats.org/drawingml/2006/main" name="Office Theme">
+<a:theme xmlns:a="http://schemas.openxmlformats.org/drawingml/2006/main" xmlns:r="http://schemas.openxmlformats.org/officeDocument/2006/relationships" name="Office Theme">
   <a:themeElements>
     <a:clrScheme name="Office">
       <a:dk1>
-        <a:sysClr val="windowText" lastClr="000000"/>
+        <a:srgbClr val="000000"/>
       </a:dk1>
       <a:lt1>
-        <a:sysClr val="window" lastClr="FFFFFF"/>
+        <a:srgbClr val="FFFFFF"/>
       </a:lt1>
       <a:dk2>
         <a:srgbClr val="44546A"/>
@@ -5742,153 +7084,55 @@
     </a:clrScheme>
     <a:fontScheme name="Office">
       <a:majorFont>
-        <a:latin typeface="Calibri Light" panose="020F0302020204030204"/>
+        <a:latin typeface="Calibri Light" panose="020F0302020204030204" pitchFamily="0" charset="1"/>
         <a:ea typeface=""/>
         <a:cs typeface=""/>
-        <a:font script="Jpan" typeface="游ゴシック Light"/>
-        <a:font script="Hang" typeface="맑은 고딕"/>
-        <a:font script="Hans" typeface="等线 Light"/>
-        <a:font script="Hant" typeface="新細明體"/>
-        <a:font script="Arab" typeface="Times New Roman"/>
-        <a:font script="Hebr" typeface="Times New Roman"/>
-        <a:font script="Thai" typeface="Angsana New"/>
-        <a:font script="Ethi" typeface="Nyala"/>
-        <a:font script="Beng" typeface="Vrinda"/>
-        <a:font script="Gujr" typeface="Shruti"/>
-        <a:font script="Khmr" typeface="MoolBoran"/>
-        <a:font script="Knda" typeface="Tunga"/>
-        <a:font script="Guru" typeface="Raavi"/>
-        <a:font script="Cans" typeface="Euphemia"/>
-        <a:font script="Cher" typeface="Plantagenet Cherokee"/>
-        <a:font script="Yiii" typeface="Microsoft Yi Baiti"/>
-        <a:font script="Tibt" typeface="Microsoft Himalaya"/>
-        <a:font script="Thaa" typeface="MV Boli"/>
-        <a:font script="Deva" typeface="Mangal"/>
-        <a:font script="Telu" typeface="Gautami"/>
-        <a:font script="Taml" typeface="Latha"/>
-        <a:font script="Syrc" typeface="Estrangelo Edessa"/>
-        <a:font script="Orya" typeface="Kalinga"/>
-        <a:font script="Mlym" typeface="Kartika"/>
-        <a:font script="Laoo" typeface="DokChampa"/>
-        <a:font script="Sinh" typeface="Iskoola Pota"/>
-        <a:font script="Mong" typeface="Mongolian Baiti"/>
-        <a:font script="Viet" typeface="Times New Roman"/>
-        <a:font script="Uigh" typeface="Microsoft Uighur"/>
-        <a:font script="Geor" typeface="Sylfaen"/>
-        <a:font script="Armn" typeface="Arial"/>
-        <a:font script="Bugi" typeface="Leelawadee UI"/>
-        <a:font script="Bopo" typeface="Microsoft JhengHei"/>
-        <a:font script="Java" typeface="Javanese Text"/>
-        <a:font script="Lisu" typeface="Segoe UI"/>
-        <a:font script="Mymr" typeface="Myanmar Text"/>
-        <a:font script="Nkoo" typeface="Ebrima"/>
-        <a:font script="Olck" typeface="Nirmala UI"/>
-        <a:font script="Osma" typeface="Ebrima"/>
-        <a:font script="Phag" typeface="Phagspa"/>
-        <a:font script="Syrn" typeface="Estrangelo Edessa"/>
-        <a:font script="Syrj" typeface="Estrangelo Edessa"/>
-        <a:font script="Syre" typeface="Estrangelo Edessa"/>
-        <a:font script="Sora" typeface="Nirmala UI"/>
-        <a:font script="Tale" typeface="Microsoft Tai Le"/>
-        <a:font script="Talu" typeface="Microsoft New Tai Lue"/>
-        <a:font script="Tfng" typeface="Ebrima"/>
       </a:majorFont>
       <a:minorFont>
-        <a:latin typeface="Calibri" panose="020F0502020204030204"/>
+        <a:latin typeface="Calibri" panose="020F0502020204030204" pitchFamily="0" charset="1"/>
         <a:ea typeface=""/>
         <a:cs typeface=""/>
-        <a:font script="Jpan" typeface="游明朝"/>
-        <a:font script="Hang" typeface="맑은 고딕"/>
-        <a:font script="Hans" typeface="等线"/>
-        <a:font script="Hant" typeface="新細明體"/>
-        <a:font script="Arab" typeface="Arial"/>
-        <a:font script="Hebr" typeface="Arial"/>
-        <a:font script="Thai" typeface="Cordia New"/>
-        <a:font script="Ethi" typeface="Nyala"/>
-        <a:font script="Beng" typeface="Vrinda"/>
-        <a:font script="Gujr" typeface="Shruti"/>
-        <a:font script="Khmr" typeface="DaunPenh"/>
-        <a:font script="Knda" typeface="Tunga"/>
-        <a:font script="Guru" typeface="Raavi"/>
-        <a:font script="Cans" typeface="Euphemia"/>
-        <a:font script="Cher" typeface="Plantagenet Cherokee"/>
-        <a:font script="Yiii" typeface="Microsoft Yi Baiti"/>
-        <a:font script="Tibt" typeface="Microsoft Himalaya"/>
-        <a:font script="Thaa" typeface="MV Boli"/>
-        <a:font script="Deva" typeface="Mangal"/>
-        <a:font script="Telu" typeface="Gautami"/>
-        <a:font script="Taml" typeface="Latha"/>
-        <a:font script="Syrc" typeface="Estrangelo Edessa"/>
-        <a:font script="Orya" typeface="Kalinga"/>
-        <a:font script="Mlym" typeface="Kartika"/>
-        <a:font script="Laoo" typeface="DokChampa"/>
-        <a:font script="Sinh" typeface="Iskoola Pota"/>
-        <a:font script="Mong" typeface="Mongolian Baiti"/>
-        <a:font script="Viet" typeface="Arial"/>
-        <a:font script="Uigh" typeface="Microsoft Uighur"/>
-        <a:font script="Geor" typeface="Sylfaen"/>
-        <a:font script="Armn" typeface="Arial"/>
-        <a:font script="Bugi" typeface="Leelawadee UI"/>
-        <a:font script="Bopo" typeface="Microsoft JhengHei"/>
-        <a:font script="Java" typeface="Javanese Text"/>
-        <a:font script="Lisu" typeface="Segoe UI"/>
-        <a:font script="Mymr" typeface="Myanmar Text"/>
-        <a:font script="Nkoo" typeface="Ebrima"/>
-        <a:font script="Olck" typeface="Nirmala UI"/>
-        <a:font script="Osma" typeface="Ebrima"/>
-        <a:font script="Phag" typeface="Phagspa"/>
-        <a:font script="Syrn" typeface="Estrangelo Edessa"/>
-        <a:font script="Syrj" typeface="Estrangelo Edessa"/>
-        <a:font script="Syre" typeface="Estrangelo Edessa"/>
-        <a:font script="Sora" typeface="Nirmala UI"/>
-        <a:font script="Tale" typeface="Microsoft Tai Le"/>
-        <a:font script="Talu" typeface="Microsoft New Tai Lue"/>
-        <a:font script="Tfng" typeface="Ebrima"/>
       </a:minorFont>
     </a:fontScheme>
-    <a:fmtScheme name="Office">
+    <a:fmtScheme>
       <a:fillStyleLst>
         <a:solidFill>
           <a:schemeClr val="phClr"/>
         </a:solidFill>
-        <a:gradFill rotWithShape="1">
+        <a:gradFill>
           <a:gsLst>
             <a:gs pos="0">
               <a:schemeClr val="phClr">
                 <a:lumMod val="110000"/>
-                <a:satMod val="105000"/>
                 <a:tint val="67000"/>
               </a:schemeClr>
             </a:gs>
             <a:gs pos="50000">
               <a:schemeClr val="phClr">
                 <a:lumMod val="105000"/>
-                <a:satMod val="103000"/>
                 <a:tint val="73000"/>
               </a:schemeClr>
             </a:gs>
             <a:gs pos="100000">
               <a:schemeClr val="phClr">
                 <a:lumMod val="105000"/>
-                <a:satMod val="109000"/>
                 <a:tint val="81000"/>
               </a:schemeClr>
             </a:gs>
           </a:gsLst>
           <a:lin ang="5400000" scaled="0"/>
+          <a:tileRect l="0" t="0" r="0" b="0"/>
         </a:gradFill>
-        <a:gradFill rotWithShape="1">
+        <a:gradFill>
           <a:gsLst>
             <a:gs pos="0">
               <a:schemeClr val="phClr">
-                <a:satMod val="103000"/>
                 <a:lumMod val="102000"/>
                 <a:tint val="94000"/>
               </a:schemeClr>
             </a:gs>
             <a:gs pos="50000">
               <a:schemeClr val="phClr">
-                <a:satMod val="110000"/>
                 <a:lumMod val="100000"/>
                 <a:shade val="100000"/>
               </a:schemeClr>
@@ -5896,33 +7140,24 @@
             <a:gs pos="100000">
               <a:schemeClr val="phClr">
                 <a:lumMod val="99000"/>
-                <a:satMod val="120000"/>
                 <a:shade val="78000"/>
               </a:schemeClr>
             </a:gs>
           </a:gsLst>
           <a:lin ang="5400000" scaled="0"/>
+          <a:tileRect l="0" t="0" r="0" b="0"/>
         </a:gradFill>
       </a:fillStyleLst>
       <a:lnStyleLst>
         <a:ln w="6350" cap="flat" cmpd="sng" algn="ctr">
-          <a:solidFill>
-            <a:schemeClr val="phClr"/>
-          </a:solidFill>
           <a:prstDash val="solid"/>
           <a:miter lim="800000"/>
         </a:ln>
         <a:ln w="12700" cap="flat" cmpd="sng" algn="ctr">
-          <a:solidFill>
-            <a:schemeClr val="phClr"/>
-          </a:solidFill>
           <a:prstDash val="solid"/>
           <a:miter lim="800000"/>
         </a:ln>
         <a:ln w="19050" cap="flat" cmpd="sng" algn="ctr">
-          <a:solidFill>
-            <a:schemeClr val="phClr"/>
-          </a:solidFill>
           <a:prstDash val="solid"/>
           <a:miter lim="800000"/>
         </a:ln>
@@ -5935,13 +7170,7 @@
           <a:effectLst/>
         </a:effectStyle>
         <a:effectStyle>
-          <a:effectLst>
-            <a:outerShdw blurRad="57150" dist="19050" dir="5400000" algn="ctr" rotWithShape="0">
-              <a:srgbClr val="000000">
-                <a:alpha val="63000"/>
-              </a:srgbClr>
-            </a:outerShdw>
-          </a:effectLst>
+          <a:effectLst/>
         </a:effectStyle>
       </a:effectStyleLst>
       <a:bgFillStyleLst>
@@ -5951,15 +7180,13 @@
         <a:solidFill>
           <a:schemeClr val="phClr">
             <a:tint val="95000"/>
-            <a:satMod val="170000"/>
           </a:schemeClr>
         </a:solidFill>
-        <a:gradFill rotWithShape="1">
+        <a:gradFill>
           <a:gsLst>
             <a:gs pos="0">
               <a:schemeClr val="phClr">
                 <a:tint val="93000"/>
-                <a:satMod val="150000"/>
                 <a:shade val="98000"/>
                 <a:lumMod val="102000"/>
               </a:schemeClr>
@@ -5967,7 +7194,6 @@
             <a:gs pos="50000">
               <a:schemeClr val="phClr">
                 <a:tint val="98000"/>
-                <a:satMod val="130000"/>
                 <a:shade val="90000"/>
                 <a:lumMod val="103000"/>
               </a:schemeClr>
@@ -5975,22 +7201,15 @@
             <a:gs pos="100000">
               <a:schemeClr val="phClr">
                 <a:shade val="63000"/>
-                <a:satMod val="120000"/>
               </a:schemeClr>
             </a:gs>
           </a:gsLst>
           <a:lin ang="5400000" scaled="0"/>
+          <a:tileRect l="0" t="0" r="0" b="0"/>
         </a:gradFill>
       </a:bgFillStyleLst>
     </a:fmtScheme>
   </a:themeElements>
-  <a:objectDefaults/>
-  <a:extraClrSchemeLst/>
-  <a:extLst>
-    <a:ext uri="{05A4C25C-085E-4340-85A3-A5531E510DB2}">
-      <thm15:themeFamily xmlns:thm15="http://schemas.microsoft.com/office/thememl/2012/main" name="Office Theme" id="{62F939B6-93AF-4DB8-9C6B-D6C7DFDC589F}" vid="{4A3C46E8-61CC-4603-A589-7422A47A8E4A}"/>
-    </a:ext>
-  </a:extLst>
 </a:theme>
 </file>
 
